--- a/report_template/template_main/MasterIVD_rummage_XMFY_v1.0.0.docx
+++ b/report_template/template_main/MasterIVD_rummage_XMFY_v1.0.0.docx
@@ -267,8 +267,21 @@
                 <w:sz w:val="28"/>
                 <w:szCs w:val="28"/>
               </w:rPr>
-              <w:t>检测总览</w:t>
-            </w:r>
+              <w:t>检测总</w:t>
+            </w:r>
+            <w:proofErr w:type="gramStart"/>
+            <w:r>
+              <w:rPr>
+                <w:rFonts w:ascii="思源黑体 CN Bold" w:eastAsia="思源黑体 CN Bold" w:hAnsi="思源黑体 CN Bold" w:hint="eastAsia"/>
+                <w:b/>
+                <w:bCs/>
+                <w:color w:val="1E7648"/>
+                <w:sz w:val="28"/>
+                <w:szCs w:val="28"/>
+              </w:rPr>
+              <w:t>览</w:t>
+            </w:r>
+            <w:proofErr w:type="gramEnd"/>
           </w:p>
         </w:tc>
       </w:tr>
@@ -451,8 +464,21 @@
                 <w:sz w:val="17"/>
                 <w:szCs w:val="17"/>
               </w:rPr>
-              <w:t>送 检 医</w:t>
-            </w:r>
+              <w:t xml:space="preserve">送 检 </w:t>
+            </w:r>
+            <w:proofErr w:type="gramStart"/>
+            <w:r>
+              <w:rPr>
+                <w:rFonts w:ascii="思源黑体 CN Bold" w:eastAsia="思源黑体 CN Bold" w:hAnsi="思源黑体 CN Bold" w:hint="eastAsia"/>
+                <w:b/>
+                <w:bCs/>
+                <w:color w:val="262626" w:themeColor="text1" w:themeTint="D9"/>
+                <w:sz w:val="17"/>
+                <w:szCs w:val="17"/>
+              </w:rPr>
+              <w:t>医</w:t>
+            </w:r>
+            <w:proofErr w:type="gramEnd"/>
             <w:r>
               <w:rPr>
                 <w:rFonts w:ascii="思源黑体 CN Bold" w:eastAsia="思源黑体 CN Bold" w:hAnsi="思源黑体 CN Bold"/>
@@ -506,6 +532,8 @@
               </w:rPr>
               <w:t xml:space="preserve">{%if </w:t>
             </w:r>
+            <w:proofErr w:type="spellStart"/>
+            <w:proofErr w:type="gramStart"/>
             <w:r>
               <w:rPr>
                 <w:rFonts w:ascii="思源黑体 CN Normal" w:eastAsia="思源黑体 CN Normal" w:hAnsi="思源黑体 CN Normal"/>
@@ -514,21 +542,24 @@
               </w:rPr>
               <w:t>sample.company</w:t>
             </w:r>
+            <w:proofErr w:type="spellEnd"/>
+            <w:proofErr w:type="gramEnd"/>
             <w:r>
               <w:rPr>
                 <w:rFonts w:ascii="思源黑体 CN Normal" w:eastAsia="思源黑体 CN Normal" w:hAnsi="思源黑体 CN Normal"/>
                 <w:sz w:val="17"/>
                 <w:szCs w:val="17"/>
               </w:rPr>
-              <w:t xml:space="preserve"> %}</w:t>
-            </w:r>
+              <w:t xml:space="preserve"> </w:t>
+            </w:r>
+            <w:proofErr w:type="gramStart"/>
             <w:r>
               <w:rPr>
                 <w:rFonts w:ascii="思源黑体 CN Normal" w:eastAsia="思源黑体 CN Normal" w:hAnsi="思源黑体 CN Normal"/>
                 <w:sz w:val="17"/>
                 <w:szCs w:val="17"/>
               </w:rPr>
-              <w:t>{{sample.company}}</w:t>
+              <w:t>%}</w:t>
             </w:r>
             <w:r>
               <w:rPr>
@@ -536,7 +567,52 @@
                 <w:sz w:val="17"/>
                 <w:szCs w:val="17"/>
               </w:rPr>
-              <w:t>{%else%}-{%endif%}</w:t>
+              <w:t>{</w:t>
+            </w:r>
+            <w:proofErr w:type="gramEnd"/>
+            <w:r>
+              <w:rPr>
+                <w:rFonts w:ascii="思源黑体 CN Normal" w:eastAsia="思源黑体 CN Normal" w:hAnsi="思源黑体 CN Normal"/>
+                <w:sz w:val="17"/>
+                <w:szCs w:val="17"/>
+              </w:rPr>
+              <w:t>{</w:t>
+            </w:r>
+            <w:proofErr w:type="spellStart"/>
+            <w:proofErr w:type="gramStart"/>
+            <w:r>
+              <w:rPr>
+                <w:rFonts w:ascii="思源黑体 CN Normal" w:eastAsia="思源黑体 CN Normal" w:hAnsi="思源黑体 CN Normal"/>
+                <w:sz w:val="17"/>
+                <w:szCs w:val="17"/>
+              </w:rPr>
+              <w:t>sample.company</w:t>
+            </w:r>
+            <w:proofErr w:type="spellEnd"/>
+            <w:r>
+              <w:rPr>
+                <w:rFonts w:ascii="思源黑体 CN Normal" w:eastAsia="思源黑体 CN Normal" w:hAnsi="思源黑体 CN Normal"/>
+                <w:sz w:val="17"/>
+                <w:szCs w:val="17"/>
+              </w:rPr>
+              <w:t>}}</w:t>
+            </w:r>
+            <w:r>
+              <w:rPr>
+                <w:rFonts w:ascii="思源黑体 CN Normal" w:eastAsia="思源黑体 CN Normal" w:hAnsi="思源黑体 CN Normal"/>
+                <w:sz w:val="17"/>
+                <w:szCs w:val="17"/>
+              </w:rPr>
+              <w:t>{</w:t>
+            </w:r>
+            <w:proofErr w:type="gramEnd"/>
+            <w:r>
+              <w:rPr>
+                <w:rFonts w:ascii="思源黑体 CN Normal" w:eastAsia="思源黑体 CN Normal" w:hAnsi="思源黑体 CN Normal"/>
+                <w:sz w:val="17"/>
+                <w:szCs w:val="17"/>
+              </w:rPr>
+              <w:t>%else%}-{%endif%}</w:t>
             </w:r>
           </w:p>
         </w:tc>
@@ -654,12 +730,45 @@
             </w:pPr>
             <w:r>
               <w:rPr>
+                <w:rFonts w:ascii="思源黑体 CN Normal" w:eastAsia="思源黑体 CN Normal" w:hAnsi="思源黑体 CN Normal"/>
+                <w:sz w:val="17"/>
+                <w:szCs w:val="17"/>
+              </w:rPr>
+              <w:t>{{</w:t>
+            </w:r>
+            <w:proofErr w:type="spellStart"/>
+            <w:r>
+              <w:rPr>
+                <w:rFonts w:ascii="思源黑体 CN Normal" w:eastAsia="思源黑体 CN Normal" w:hAnsi="思源黑体 CN Normal"/>
+                <w:sz w:val="17"/>
+                <w:szCs w:val="17"/>
+              </w:rPr>
+              <w:t>sample.</w:t>
+            </w:r>
+            <w:r>
+              <w:rPr>
+                <w:rFonts w:ascii="思源黑体 CN Normal" w:eastAsia="思源黑体 CN Normal" w:hAnsi="思源黑体 CN Normal"/>
+                <w:sz w:val="17"/>
+                <w:szCs w:val="17"/>
+              </w:rPr>
+              <w:t>ZJFB_mark_dict</w:t>
+            </w:r>
+            <w:proofErr w:type="spellEnd"/>
+            <w:r>
+              <w:rPr>
                 <w:rFonts w:ascii="思源黑体 CN Normal" w:eastAsia="思源黑体 CN Normal" w:hAnsi="思源黑体 CN Normal" w:hint="eastAsia"/>
-                <w:color w:val="000000" w:themeColor="text1"/>
-                <w:sz w:val="17"/>
-                <w:szCs w:val="17"/>
-              </w:rPr>
-              <w:t>-</w:t>
+                <w:sz w:val="17"/>
+                <w:szCs w:val="17"/>
+              </w:rPr>
+              <w:t>.送检医生</w:t>
+            </w:r>
+            <w:r>
+              <w:rPr>
+                <w:rFonts w:ascii="思源黑体 CN Normal" w:eastAsia="思源黑体 CN Normal" w:hAnsi="思源黑体 CN Normal"/>
+                <w:sz w:val="17"/>
+                <w:szCs w:val="17"/>
+              </w:rPr>
+              <w:t>}}</w:t>
             </w:r>
           </w:p>
         </w:tc>
@@ -858,6 +967,8 @@
               </w:rPr>
               <w:t xml:space="preserve">{%if </w:t>
             </w:r>
+            <w:proofErr w:type="spellStart"/>
+            <w:proofErr w:type="gramStart"/>
             <w:r>
               <w:rPr>
                 <w:rFonts w:ascii="思源黑体 CN Normal" w:eastAsia="思源黑体 CN Normal" w:hAnsi="思源黑体 CN Normal"/>
@@ -865,8 +976,9 @@
                 <w:sz w:val="17"/>
                 <w:szCs w:val="17"/>
               </w:rPr>
-              <w:t>sample.patient_name</w:t>
-            </w:r>
+              <w:t>sample.patient</w:t>
+            </w:r>
+            <w:proofErr w:type="gramEnd"/>
             <w:r>
               <w:rPr>
                 <w:rFonts w:ascii="思源黑体 CN Normal" w:eastAsia="思源黑体 CN Normal" w:hAnsi="思源黑体 CN Normal"/>
@@ -874,8 +986,9 @@
                 <w:sz w:val="17"/>
                 <w:szCs w:val="17"/>
               </w:rPr>
-              <w:t xml:space="preserve"> %}</w:t>
-            </w:r>
+              <w:t>_name</w:t>
+            </w:r>
+            <w:proofErr w:type="spellEnd"/>
             <w:r>
               <w:rPr>
                 <w:rFonts w:ascii="思源黑体 CN Normal" w:eastAsia="思源黑体 CN Normal" w:hAnsi="思源黑体 CN Normal"/>
@@ -883,8 +996,9 @@
                 <w:sz w:val="17"/>
                 <w:szCs w:val="17"/>
               </w:rPr>
-              <w:t>{{sample.patient_name}}</w:t>
-            </w:r>
+              <w:t xml:space="preserve"> </w:t>
+            </w:r>
+            <w:proofErr w:type="gramStart"/>
             <w:r>
               <w:rPr>
                 <w:rFonts w:ascii="思源黑体 CN Normal" w:eastAsia="思源黑体 CN Normal" w:hAnsi="思源黑体 CN Normal"/>
@@ -892,7 +1006,77 @@
                 <w:sz w:val="17"/>
                 <w:szCs w:val="17"/>
               </w:rPr>
-              <w:t>{%else%}-{%endif%}</w:t>
+              <w:t>%}</w:t>
+            </w:r>
+            <w:r>
+              <w:rPr>
+                <w:rFonts w:ascii="思源黑体 CN Normal" w:eastAsia="思源黑体 CN Normal" w:hAnsi="思源黑体 CN Normal"/>
+                <w:color w:val="000000" w:themeColor="text1"/>
+                <w:sz w:val="17"/>
+                <w:szCs w:val="17"/>
+              </w:rPr>
+              <w:t>{</w:t>
+            </w:r>
+            <w:proofErr w:type="gramEnd"/>
+            <w:r>
+              <w:rPr>
+                <w:rFonts w:ascii="思源黑体 CN Normal" w:eastAsia="思源黑体 CN Normal" w:hAnsi="思源黑体 CN Normal"/>
+                <w:color w:val="000000" w:themeColor="text1"/>
+                <w:sz w:val="17"/>
+                <w:szCs w:val="17"/>
+              </w:rPr>
+              <w:t>{</w:t>
+            </w:r>
+            <w:proofErr w:type="spellStart"/>
+            <w:proofErr w:type="gramStart"/>
+            <w:r>
+              <w:rPr>
+                <w:rFonts w:ascii="思源黑体 CN Normal" w:eastAsia="思源黑体 CN Normal" w:hAnsi="思源黑体 CN Normal"/>
+                <w:color w:val="000000" w:themeColor="text1"/>
+                <w:sz w:val="17"/>
+                <w:szCs w:val="17"/>
+              </w:rPr>
+              <w:t>sample.patient</w:t>
+            </w:r>
+            <w:proofErr w:type="gramEnd"/>
+            <w:r>
+              <w:rPr>
+                <w:rFonts w:ascii="思源黑体 CN Normal" w:eastAsia="思源黑体 CN Normal" w:hAnsi="思源黑体 CN Normal"/>
+                <w:color w:val="000000" w:themeColor="text1"/>
+                <w:sz w:val="17"/>
+                <w:szCs w:val="17"/>
+              </w:rPr>
+              <w:t>_name</w:t>
+            </w:r>
+            <w:proofErr w:type="spellEnd"/>
+            <w:proofErr w:type="gramStart"/>
+            <w:r>
+              <w:rPr>
+                <w:rFonts w:ascii="思源黑体 CN Normal" w:eastAsia="思源黑体 CN Normal" w:hAnsi="思源黑体 CN Normal"/>
+                <w:color w:val="000000" w:themeColor="text1"/>
+                <w:sz w:val="17"/>
+                <w:szCs w:val="17"/>
+              </w:rPr>
+              <w:t>}}</w:t>
+            </w:r>
+            <w:r>
+              <w:rPr>
+                <w:rFonts w:ascii="思源黑体 CN Normal" w:eastAsia="思源黑体 CN Normal" w:hAnsi="思源黑体 CN Normal"/>
+                <w:color w:val="000000" w:themeColor="text1"/>
+                <w:sz w:val="17"/>
+                <w:szCs w:val="17"/>
+              </w:rPr>
+              <w:t>{</w:t>
+            </w:r>
+            <w:proofErr w:type="gramEnd"/>
+            <w:r>
+              <w:rPr>
+                <w:rFonts w:ascii="思源黑体 CN Normal" w:eastAsia="思源黑体 CN Normal" w:hAnsi="思源黑体 CN Normal"/>
+                <w:color w:val="000000" w:themeColor="text1"/>
+                <w:sz w:val="17"/>
+                <w:szCs w:val="17"/>
+              </w:rPr>
+              <w:t>%else%}-{%endif%}</w:t>
             </w:r>
           </w:p>
         </w:tc>
@@ -1012,6 +1196,8 @@
               </w:rPr>
               <w:t xml:space="preserve">{%if </w:t>
             </w:r>
+            <w:proofErr w:type="spellStart"/>
+            <w:proofErr w:type="gramStart"/>
             <w:r>
               <w:rPr>
                 <w:rFonts w:ascii="思源黑体 CN Normal" w:eastAsia="思源黑体 CN Normal" w:hAnsi="思源黑体 CN Normal"/>
@@ -1021,6 +1207,8 @@
               </w:rPr>
               <w:t>sample.gender</w:t>
             </w:r>
+            <w:proofErr w:type="spellEnd"/>
+            <w:proofErr w:type="gramEnd"/>
             <w:r>
               <w:rPr>
                 <w:rFonts w:ascii="思源黑体 CN Normal" w:eastAsia="思源黑体 CN Normal" w:hAnsi="思源黑体 CN Normal"/>
@@ -1028,8 +1216,9 @@
                 <w:sz w:val="17"/>
                 <w:szCs w:val="17"/>
               </w:rPr>
-              <w:t xml:space="preserve"> %}</w:t>
-            </w:r>
+              <w:t xml:space="preserve"> </w:t>
+            </w:r>
+            <w:proofErr w:type="gramStart"/>
             <w:r>
               <w:rPr>
                 <w:rFonts w:ascii="思源黑体 CN Normal" w:eastAsia="思源黑体 CN Normal" w:hAnsi="思源黑体 CN Normal"/>
@@ -1037,7 +1226,7 @@
                 <w:sz w:val="17"/>
                 <w:szCs w:val="17"/>
               </w:rPr>
-              <w:t>{{sample.gender}}</w:t>
+              <w:t>%}</w:t>
             </w:r>
             <w:r>
               <w:rPr>
@@ -1046,7 +1235,57 @@
                 <w:sz w:val="17"/>
                 <w:szCs w:val="17"/>
               </w:rPr>
-              <w:t>{%else%}-{%endif%}</w:t>
+              <w:t>{</w:t>
+            </w:r>
+            <w:proofErr w:type="gramEnd"/>
+            <w:r>
+              <w:rPr>
+                <w:rFonts w:ascii="思源黑体 CN Normal" w:eastAsia="思源黑体 CN Normal" w:hAnsi="思源黑体 CN Normal"/>
+                <w:color w:val="000000" w:themeColor="text1"/>
+                <w:sz w:val="17"/>
+                <w:szCs w:val="17"/>
+              </w:rPr>
+              <w:t>{</w:t>
+            </w:r>
+            <w:proofErr w:type="spellStart"/>
+            <w:proofErr w:type="gramStart"/>
+            <w:r>
+              <w:rPr>
+                <w:rFonts w:ascii="思源黑体 CN Normal" w:eastAsia="思源黑体 CN Normal" w:hAnsi="思源黑体 CN Normal"/>
+                <w:color w:val="000000" w:themeColor="text1"/>
+                <w:sz w:val="17"/>
+                <w:szCs w:val="17"/>
+              </w:rPr>
+              <w:t>sample.gender</w:t>
+            </w:r>
+            <w:proofErr w:type="spellEnd"/>
+            <w:r>
+              <w:rPr>
+                <w:rFonts w:ascii="思源黑体 CN Normal" w:eastAsia="思源黑体 CN Normal" w:hAnsi="思源黑体 CN Normal"/>
+                <w:color w:val="000000" w:themeColor="text1"/>
+                <w:sz w:val="17"/>
+                <w:szCs w:val="17"/>
+              </w:rPr>
+              <w:t>}}</w:t>
+            </w:r>
+            <w:r>
+              <w:rPr>
+                <w:rFonts w:ascii="思源黑体 CN Normal" w:eastAsia="思源黑体 CN Normal" w:hAnsi="思源黑体 CN Normal"/>
+                <w:color w:val="000000" w:themeColor="text1"/>
+                <w:sz w:val="17"/>
+                <w:szCs w:val="17"/>
+              </w:rPr>
+              <w:t>{</w:t>
+            </w:r>
+            <w:proofErr w:type="gramEnd"/>
+            <w:r>
+              <w:rPr>
+                <w:rFonts w:ascii="思源黑体 CN Normal" w:eastAsia="思源黑体 CN Normal" w:hAnsi="思源黑体 CN Normal"/>
+                <w:color w:val="000000" w:themeColor="text1"/>
+                <w:sz w:val="17"/>
+                <w:szCs w:val="17"/>
+              </w:rPr>
+              <w:t>%else%}-{%endif%}</w:t>
             </w:r>
           </w:p>
         </w:tc>
@@ -1147,6 +1386,7 @@
               </w:rPr>
               <w:t xml:space="preserve">{%if </w:t>
             </w:r>
+            <w:proofErr w:type="spellStart"/>
             <w:r>
               <w:rPr>
                 <w:rFonts w:ascii="思源黑体 CN Normal" w:eastAsia="思源黑体 CN Normal" w:hAnsi="思源黑体 CN Normal"/>
@@ -1156,6 +1396,7 @@
               </w:rPr>
               <w:t>sample.age</w:t>
             </w:r>
+            <w:proofErr w:type="spellEnd"/>
             <w:r>
               <w:rPr>
                 <w:rFonts w:ascii="思源黑体 CN Normal" w:eastAsia="思源黑体 CN Normal" w:hAnsi="思源黑体 CN Normal"/>
@@ -1163,8 +1404,9 @@
                 <w:sz w:val="17"/>
                 <w:szCs w:val="17"/>
               </w:rPr>
-              <w:t xml:space="preserve"> %}</w:t>
-            </w:r>
+              <w:t xml:space="preserve"> </w:t>
+            </w:r>
+            <w:proofErr w:type="gramStart"/>
             <w:r>
               <w:rPr>
                 <w:rFonts w:ascii="思源黑体 CN Normal" w:eastAsia="思源黑体 CN Normal" w:hAnsi="思源黑体 CN Normal"/>
@@ -1172,7 +1414,7 @@
                 <w:sz w:val="17"/>
                 <w:szCs w:val="17"/>
               </w:rPr>
-              <w:t>{{sample.age}}</w:t>
+              <w:t>%}</w:t>
             </w:r>
             <w:r>
               <w:rPr>
@@ -1181,7 +1423,57 @@
                 <w:sz w:val="17"/>
                 <w:szCs w:val="17"/>
               </w:rPr>
-              <w:t>{%else%}-{%endif%}</w:t>
+              <w:t>{</w:t>
+            </w:r>
+            <w:proofErr w:type="gramEnd"/>
+            <w:r>
+              <w:rPr>
+                <w:rFonts w:ascii="思源黑体 CN Normal" w:eastAsia="思源黑体 CN Normal" w:hAnsi="思源黑体 CN Normal"/>
+                <w:color w:val="000000" w:themeColor="text1"/>
+                <w:sz w:val="17"/>
+                <w:szCs w:val="17"/>
+              </w:rPr>
+              <w:t>{</w:t>
+            </w:r>
+            <w:proofErr w:type="spellStart"/>
+            <w:r>
+              <w:rPr>
+                <w:rFonts w:ascii="思源黑体 CN Normal" w:eastAsia="思源黑体 CN Normal" w:hAnsi="思源黑体 CN Normal"/>
+                <w:color w:val="000000" w:themeColor="text1"/>
+                <w:sz w:val="17"/>
+                <w:szCs w:val="17"/>
+              </w:rPr>
+              <w:t>sample.age</w:t>
+            </w:r>
+            <w:proofErr w:type="spellEnd"/>
+            <w:proofErr w:type="gramStart"/>
+            <w:r>
+              <w:rPr>
+                <w:rFonts w:ascii="思源黑体 CN Normal" w:eastAsia="思源黑体 CN Normal" w:hAnsi="思源黑体 CN Normal"/>
+                <w:color w:val="000000" w:themeColor="text1"/>
+                <w:sz w:val="17"/>
+                <w:szCs w:val="17"/>
+              </w:rPr>
+              <w:t>}}</w:t>
+            </w:r>
+            <w:r>
+              <w:rPr>
+                <w:rFonts w:ascii="思源黑体 CN Normal" w:eastAsia="思源黑体 CN Normal" w:hAnsi="思源黑体 CN Normal"/>
+                <w:color w:val="000000" w:themeColor="text1"/>
+                <w:sz w:val="17"/>
+                <w:szCs w:val="17"/>
+              </w:rPr>
+              <w:t>{</w:t>
+            </w:r>
+            <w:proofErr w:type="gramEnd"/>
+            <w:r>
+              <w:rPr>
+                <w:rFonts w:ascii="思源黑体 CN Normal" w:eastAsia="思源黑体 CN Normal" w:hAnsi="思源黑体 CN Normal"/>
+                <w:color w:val="000000" w:themeColor="text1"/>
+                <w:sz w:val="17"/>
+                <w:szCs w:val="17"/>
+              </w:rPr>
+              <w:t>%else%}-{%endif%}</w:t>
             </w:r>
           </w:p>
         </w:tc>
@@ -1280,6 +1572,7 @@
               </w:rPr>
               <w:t xml:space="preserve">{%if </w:t>
             </w:r>
+            <w:proofErr w:type="spellStart"/>
             <w:r>
               <w:rPr>
                 <w:rFonts w:ascii="思源黑体 CN Normal" w:eastAsia="思源黑体 CN Normal" w:hAnsi="思源黑体 CN Normal"/>
@@ -1289,6 +1582,7 @@
               </w:rPr>
               <w:t>sample.sample_parent_id</w:t>
             </w:r>
+            <w:proofErr w:type="spellEnd"/>
             <w:r>
               <w:rPr>
                 <w:rFonts w:ascii="思源黑体 CN Normal" w:eastAsia="思源黑体 CN Normal" w:hAnsi="思源黑体 CN Normal"/>
@@ -1296,8 +1590,9 @@
                 <w:sz w:val="17"/>
                 <w:szCs w:val="17"/>
               </w:rPr>
-              <w:t xml:space="preserve"> %}</w:t>
-            </w:r>
+              <w:t xml:space="preserve"> </w:t>
+            </w:r>
+            <w:proofErr w:type="gramStart"/>
             <w:r>
               <w:rPr>
                 <w:rFonts w:ascii="思源黑体 CN Normal" w:eastAsia="思源黑体 CN Normal" w:hAnsi="思源黑体 CN Normal"/>
@@ -1305,7 +1600,7 @@
                 <w:sz w:val="17"/>
                 <w:szCs w:val="17"/>
               </w:rPr>
-              <w:t>{{sample.sample_parent_id}}</w:t>
+              <w:t>%}</w:t>
             </w:r>
             <w:r>
               <w:rPr>
@@ -1314,7 +1609,57 @@
                 <w:sz w:val="17"/>
                 <w:szCs w:val="17"/>
               </w:rPr>
-              <w:t>{%else%}-{%endif%}</w:t>
+              <w:t>{</w:t>
+            </w:r>
+            <w:proofErr w:type="gramEnd"/>
+            <w:r>
+              <w:rPr>
+                <w:rFonts w:ascii="思源黑体 CN Normal" w:eastAsia="思源黑体 CN Normal" w:hAnsi="思源黑体 CN Normal"/>
+                <w:color w:val="000000" w:themeColor="text1"/>
+                <w:sz w:val="17"/>
+                <w:szCs w:val="17"/>
+              </w:rPr>
+              <w:t>{</w:t>
+            </w:r>
+            <w:proofErr w:type="spellStart"/>
+            <w:r>
+              <w:rPr>
+                <w:rFonts w:ascii="思源黑体 CN Normal" w:eastAsia="思源黑体 CN Normal" w:hAnsi="思源黑体 CN Normal"/>
+                <w:color w:val="000000" w:themeColor="text1"/>
+                <w:sz w:val="17"/>
+                <w:szCs w:val="17"/>
+              </w:rPr>
+              <w:t>sample.sample_parent_id</w:t>
+            </w:r>
+            <w:proofErr w:type="spellEnd"/>
+            <w:proofErr w:type="gramStart"/>
+            <w:r>
+              <w:rPr>
+                <w:rFonts w:ascii="思源黑体 CN Normal" w:eastAsia="思源黑体 CN Normal" w:hAnsi="思源黑体 CN Normal"/>
+                <w:color w:val="000000" w:themeColor="text1"/>
+                <w:sz w:val="17"/>
+                <w:szCs w:val="17"/>
+              </w:rPr>
+              <w:t>}}</w:t>
+            </w:r>
+            <w:r>
+              <w:rPr>
+                <w:rFonts w:ascii="思源黑体 CN Normal" w:eastAsia="思源黑体 CN Normal" w:hAnsi="思源黑体 CN Normal"/>
+                <w:color w:val="000000" w:themeColor="text1"/>
+                <w:sz w:val="17"/>
+                <w:szCs w:val="17"/>
+              </w:rPr>
+              <w:t>{</w:t>
+            </w:r>
+            <w:proofErr w:type="gramEnd"/>
+            <w:r>
+              <w:rPr>
+                <w:rFonts w:ascii="思源黑体 CN Normal" w:eastAsia="思源黑体 CN Normal" w:hAnsi="思源黑体 CN Normal"/>
+                <w:color w:val="000000" w:themeColor="text1"/>
+                <w:sz w:val="17"/>
+                <w:szCs w:val="17"/>
+              </w:rPr>
+              <w:t>%else%}-{%endif%}</w:t>
             </w:r>
           </w:p>
         </w:tc>
@@ -1435,6 +1780,7 @@
               </w:rPr>
               <w:t>{{</w:t>
             </w:r>
+            <w:proofErr w:type="spellStart"/>
             <w:r>
               <w:rPr>
                 <w:rFonts w:ascii="思源黑体 CN Normal" w:eastAsia="思源黑体 CN Normal" w:hAnsi="思源黑体 CN Normal"/>
@@ -1444,6 +1790,7 @@
               </w:rPr>
               <w:t>sample|sample_type</w:t>
             </w:r>
+            <w:proofErr w:type="spellEnd"/>
             <w:r>
               <w:rPr>
                 <w:rFonts w:ascii="思源黑体 CN Normal" w:eastAsia="思源黑体 CN Normal" w:hAnsi="思源黑体 CN Normal" w:hint="eastAsia"/>
@@ -1541,7 +1888,27 @@
                 <w:sz w:val="17"/>
                 <w:szCs w:val="17"/>
               </w:rPr>
-              <w:t>{{sample|sample_amount}}</w:t>
+              <w:t>{{</w:t>
+            </w:r>
+            <w:proofErr w:type="spellStart"/>
+            <w:r>
+              <w:rPr>
+                <w:rFonts w:ascii="思源黑体 CN Normal" w:eastAsia="思源黑体 CN Normal" w:hAnsi="思源黑体 CN Normal"/>
+                <w:color w:val="000000" w:themeColor="text1"/>
+                <w:sz w:val="17"/>
+                <w:szCs w:val="17"/>
+              </w:rPr>
+              <w:t>sample|sample_amount</w:t>
+            </w:r>
+            <w:proofErr w:type="spellEnd"/>
+            <w:r>
+              <w:rPr>
+                <w:rFonts w:ascii="思源黑体 CN Normal" w:eastAsia="思源黑体 CN Normal" w:hAnsi="思源黑体 CN Normal"/>
+                <w:color w:val="000000" w:themeColor="text1"/>
+                <w:sz w:val="17"/>
+                <w:szCs w:val="17"/>
+              </w:rPr>
+              <w:t>}}</w:t>
             </w:r>
           </w:p>
         </w:tc>
@@ -1615,14 +1982,23 @@
                 <w:sz w:val="17"/>
                 <w:szCs w:val="17"/>
               </w:rPr>
-              <w:t>{%if sample.</w:t>
-            </w:r>
+              <w:t xml:space="preserve">{%if </w:t>
+            </w:r>
+            <w:proofErr w:type="spellStart"/>
             <w:r>
               <w:rPr>
                 <w:rFonts w:ascii="思源黑体 CN Normal" w:eastAsia="思源黑体 CN Normal" w:hAnsi="思源黑体 CN Normal"/>
                 <w:sz w:val="17"/>
                 <w:szCs w:val="17"/>
               </w:rPr>
+              <w:t>sample.</w:t>
+            </w:r>
+            <w:r>
+              <w:rPr>
+                <w:rFonts w:ascii="思源黑体 CN Normal" w:eastAsia="思源黑体 CN Normal" w:hAnsi="思源黑体 CN Normal"/>
+                <w:sz w:val="17"/>
+                <w:szCs w:val="17"/>
+              </w:rPr>
               <w:t>sample_</w:t>
             </w:r>
             <w:r>
@@ -1631,14 +2007,50 @@
                 <w:sz w:val="17"/>
                 <w:szCs w:val="17"/>
               </w:rPr>
-              <w:t>id %}{{sample.</w:t>
-            </w:r>
+              <w:t>id</w:t>
+            </w:r>
+            <w:proofErr w:type="spellEnd"/>
             <w:r>
               <w:rPr>
                 <w:rFonts w:ascii="思源黑体 CN Normal" w:eastAsia="思源黑体 CN Normal" w:hAnsi="思源黑体 CN Normal"/>
                 <w:sz w:val="17"/>
                 <w:szCs w:val="17"/>
               </w:rPr>
+              <w:t xml:space="preserve"> </w:t>
+            </w:r>
+            <w:proofErr w:type="gramStart"/>
+            <w:r>
+              <w:rPr>
+                <w:rFonts w:ascii="思源黑体 CN Normal" w:eastAsia="思源黑体 CN Normal" w:hAnsi="思源黑体 CN Normal"/>
+                <w:sz w:val="17"/>
+                <w:szCs w:val="17"/>
+              </w:rPr>
+              <w:t>%}{</w:t>
+            </w:r>
+            <w:proofErr w:type="gramEnd"/>
+            <w:r>
+              <w:rPr>
+                <w:rFonts w:ascii="思源黑体 CN Normal" w:eastAsia="思源黑体 CN Normal" w:hAnsi="思源黑体 CN Normal"/>
+                <w:sz w:val="17"/>
+                <w:szCs w:val="17"/>
+              </w:rPr>
+              <w:t>{</w:t>
+            </w:r>
+            <w:proofErr w:type="spellStart"/>
+            <w:r>
+              <w:rPr>
+                <w:rFonts w:ascii="思源黑体 CN Normal" w:eastAsia="思源黑体 CN Normal" w:hAnsi="思源黑体 CN Normal"/>
+                <w:sz w:val="17"/>
+                <w:szCs w:val="17"/>
+              </w:rPr>
+              <w:t>sample.</w:t>
+            </w:r>
+            <w:r>
+              <w:rPr>
+                <w:rFonts w:ascii="思源黑体 CN Normal" w:eastAsia="思源黑体 CN Normal" w:hAnsi="思源黑体 CN Normal"/>
+                <w:sz w:val="17"/>
+                <w:szCs w:val="17"/>
+              </w:rPr>
               <w:t>sample_</w:t>
             </w:r>
             <w:r>
@@ -1647,7 +2059,26 @@
                 <w:sz w:val="17"/>
                 <w:szCs w:val="17"/>
               </w:rPr>
-              <w:t>id}}{%else%}-{%endif%}</w:t>
+              <w:t>id</w:t>
+            </w:r>
+            <w:proofErr w:type="spellEnd"/>
+            <w:proofErr w:type="gramStart"/>
+            <w:r>
+              <w:rPr>
+                <w:rFonts w:ascii="思源黑体 CN Normal" w:eastAsia="思源黑体 CN Normal" w:hAnsi="思源黑体 CN Normal"/>
+                <w:sz w:val="17"/>
+                <w:szCs w:val="17"/>
+              </w:rPr>
+              <w:t>}}{</w:t>
+            </w:r>
+            <w:proofErr w:type="gramEnd"/>
+            <w:r>
+              <w:rPr>
+                <w:rFonts w:ascii="思源黑体 CN Normal" w:eastAsia="思源黑体 CN Normal" w:hAnsi="思源黑体 CN Normal"/>
+                <w:sz w:val="17"/>
+                <w:szCs w:val="17"/>
+              </w:rPr>
+              <w:t>%else%}-{%endif%}</w:t>
             </w:r>
           </w:p>
         </w:tc>
@@ -1734,43 +2165,29 @@
             </w:pPr>
             <w:r>
               <w:rPr>
-                <w:rFonts w:ascii="思源黑体 CN Normal" w:eastAsia="思源黑体 CN Normal" w:hAnsi="思源黑体 CN Normal"/>
-                <w:sz w:val="17"/>
-                <w:szCs w:val="17"/>
-              </w:rPr>
-              <w:t>{%if sample.</w:t>
-            </w:r>
-            <w:r>
-              <w:rPr>
-                <w:rFonts w:ascii="思源黑体 CN Normal" w:eastAsia="思源黑体 CN Normal" w:hAnsi="思源黑体 CN Normal"/>
-                <w:sz w:val="17"/>
-                <w:szCs w:val="17"/>
-              </w:rPr>
-              <w:t>pathological_id</w:t>
-            </w:r>
-            <w:r>
-              <w:rPr>
-                <w:rFonts w:ascii="思源黑体 CN Normal" w:eastAsia="思源黑体 CN Normal" w:hAnsi="思源黑体 CN Normal"/>
-                <w:sz w:val="17"/>
-                <w:szCs w:val="17"/>
-              </w:rPr>
-              <w:t xml:space="preserve"> %}{{sample.</w:t>
-            </w:r>
-            <w:r>
-              <w:rPr>
-                <w:rFonts w:ascii="思源黑体 CN Normal" w:eastAsia="思源黑体 CN Normal" w:hAnsi="思源黑体 CN Normal"/>
-                <w:sz w:val="17"/>
-                <w:szCs w:val="17"/>
-              </w:rPr>
-              <w:t>pathological_id</w:t>
-            </w:r>
-            <w:r>
-              <w:rPr>
-                <w:rFonts w:ascii="思源黑体 CN Normal" w:eastAsia="思源黑体 CN Normal" w:hAnsi="思源黑体 CN Normal"/>
-                <w:sz w:val="17"/>
-                <w:szCs w:val="17"/>
-              </w:rPr>
-              <w:t>}}{%else%}-{%endif%}</w:t>
+                <w:rFonts w:ascii="思源黑体 CN Normal" w:eastAsia="思源黑体 CN Normal" w:hAnsi="思源黑体 CN Normal" w:hint="eastAsia"/>
+                <w:sz w:val="17"/>
+                <w:szCs w:val="17"/>
+              </w:rPr>
+              <w:t>{{</w:t>
+            </w:r>
+            <w:proofErr w:type="spellStart"/>
+            <w:r>
+              <w:rPr>
+                <w:rFonts w:ascii="思源黑体 CN Normal" w:eastAsia="思源黑体 CN Normal" w:hAnsi="思源黑体 CN Normal" w:hint="eastAsia"/>
+                <w:sz w:val="17"/>
+                <w:szCs w:val="17"/>
+              </w:rPr>
+              <w:t>sample.ZJFB_mark_dict</w:t>
+            </w:r>
+            <w:proofErr w:type="spellEnd"/>
+            <w:r>
+              <w:rPr>
+                <w:rFonts w:ascii="思源黑体 CN Normal" w:eastAsia="思源黑体 CN Normal" w:hAnsi="思源黑体 CN Normal" w:hint="eastAsia"/>
+                <w:sz w:val="17"/>
+                <w:szCs w:val="17"/>
+              </w:rPr>
+              <w:t>.病案号}}</w:t>
             </w:r>
           </w:p>
         </w:tc>
@@ -1828,6 +2245,8 @@
           </w:tcPr>
           <w:p>
             <w:pPr>
+              <w:adjustRightInd w:val="0"/>
+              <w:snapToGrid w:val="0"/>
               <w:spacing w:line="240" w:lineRule="exact"/>
               <w:rPr>
                 <w:rFonts w:ascii="思源黑体 CN Normal" w:eastAsia="思源黑体 CN Normal" w:hAnsi="思源黑体 CN Normal" w:hint="eastAsia"/>
@@ -1837,11 +2256,81 @@
             </w:pPr>
             <w:r>
               <w:rPr>
+                <w:rFonts w:ascii="思源黑体 CN Normal" w:eastAsia="思源黑体 CN Normal" w:hAnsi="思源黑体 CN Normal"/>
+                <w:sz w:val="17"/>
+                <w:szCs w:val="17"/>
+                <w:highlight w:val="green"/>
+              </w:rPr>
+              <w:t xml:space="preserve">{%p if </w:t>
+            </w:r>
+            <w:proofErr w:type="spellStart"/>
+            <w:proofErr w:type="gramStart"/>
+            <w:r>
+              <w:rPr>
+                <w:rFonts w:ascii="思源黑体 CN Normal" w:eastAsia="思源黑体 CN Normal" w:hAnsi="思源黑体 CN Normal"/>
+                <w:sz w:val="17"/>
+                <w:szCs w:val="17"/>
+                <w:highlight w:val="green"/>
+              </w:rPr>
+              <w:t>sample.order</w:t>
+            </w:r>
+            <w:proofErr w:type="gramEnd"/>
+            <w:r>
+              <w:rPr>
+                <w:rFonts w:ascii="思源黑体 CN Normal" w:eastAsia="思源黑体 CN Normal" w:hAnsi="思源黑体 CN Normal"/>
+                <w:sz w:val="17"/>
+                <w:szCs w:val="17"/>
+                <w:highlight w:val="green"/>
+              </w:rPr>
+              <w:t>_type</w:t>
+            </w:r>
+            <w:proofErr w:type="spellEnd"/>
+            <w:r>
+              <w:rPr>
+                <w:rFonts w:ascii="思源黑体 CN Normal" w:eastAsia="思源黑体 CN Normal" w:hAnsi="思源黑体 CN Normal"/>
+                <w:sz w:val="17"/>
+                <w:szCs w:val="17"/>
+                <w:highlight w:val="green"/>
+              </w:rPr>
+              <w:t>%}</w:t>
+            </w:r>
+          </w:p>
+          <w:p>
+            <w:pPr>
+              <w:adjustRightInd w:val="0"/>
+              <w:snapToGrid w:val="0"/>
+              <w:spacing w:line="240" w:lineRule="exact"/>
+              <w:rPr>
                 <w:rFonts w:ascii="思源黑体 CN Normal" w:eastAsia="思源黑体 CN Normal" w:hAnsi="思源黑体 CN Normal" w:hint="eastAsia"/>
                 <w:sz w:val="17"/>
                 <w:szCs w:val="17"/>
               </w:rPr>
-              <w:t>{%</w:t>
+            </w:pPr>
+            <w:r>
+              <w:rPr>
+                <w:rFonts w:ascii="思源黑体 CN Normal" w:eastAsia="思源黑体 CN Normal" w:hAnsi="思源黑体 CN Normal"/>
+                <w:sz w:val="17"/>
+                <w:szCs w:val="17"/>
+              </w:rPr>
+              <w:t>{{</w:t>
+            </w:r>
+            <w:proofErr w:type="spellStart"/>
+            <w:r>
+              <w:rPr>
+                <w:rFonts w:ascii="思源黑体 CN Normal" w:eastAsia="思源黑体 CN Normal" w:hAnsi="思源黑体 CN Normal"/>
+                <w:sz w:val="17"/>
+                <w:szCs w:val="17"/>
+              </w:rPr>
+              <w:t>sample.ZJFB_mark_dict</w:t>
+            </w:r>
+            <w:proofErr w:type="spellEnd"/>
+            <w:r>
+              <w:rPr>
+                <w:rFonts w:ascii="思源黑体 CN Normal" w:eastAsia="思源黑体 CN Normal" w:hAnsi="思源黑体 CN Normal"/>
+                <w:sz w:val="17"/>
+                <w:szCs w:val="17"/>
+              </w:rPr>
+              <w:t>.</w:t>
             </w:r>
             <w:r>
               <w:rPr>
@@ -1849,7 +2338,7 @@
                 <w:sz w:val="17"/>
                 <w:szCs w:val="17"/>
               </w:rPr>
-              <w:t>if sample.</w:t>
+              <w:t>申请日期</w:t>
             </w:r>
             <w:r>
               <w:rPr>
@@ -1857,23 +2346,178 @@
                 <w:sz w:val="17"/>
                 <w:szCs w:val="17"/>
               </w:rPr>
-              <w:t>application_date</w:t>
-            </w:r>
-            <w:r>
+              <w:t>}}</w:t>
+            </w:r>
+          </w:p>
+          <w:p>
+            <w:pPr>
+              <w:adjustRightInd w:val="0"/>
+              <w:snapToGrid w:val="0"/>
+              <w:spacing w:line="240" w:lineRule="exact"/>
               <w:rPr>
                 <w:rFonts w:ascii="思源黑体 CN Normal" w:eastAsia="思源黑体 CN Normal" w:hAnsi="思源黑体 CN Normal" w:hint="eastAsia"/>
                 <w:sz w:val="17"/>
                 <w:szCs w:val="17"/>
               </w:rPr>
-              <w:t>%}</w:t>
-            </w:r>
+            </w:pPr>
             <w:r>
               <w:rPr>
                 <w:rFonts w:ascii="思源黑体 CN Normal" w:eastAsia="思源黑体 CN Normal" w:hAnsi="思源黑体 CN Normal" w:hint="eastAsia"/>
                 <w:sz w:val="17"/>
                 <w:szCs w:val="17"/>
-              </w:rPr>
-              <w:t>{{sample.application_date}}{%else%}-{%endif%}</w:t>
+                <w:highlight w:val="green"/>
+              </w:rPr>
+              <w:t>{</w:t>
+            </w:r>
+            <w:r>
+              <w:rPr>
+                <w:rFonts w:ascii="思源黑体 CN Normal" w:eastAsia="思源黑体 CN Normal" w:hAnsi="思源黑体 CN Normal"/>
+                <w:sz w:val="17"/>
+                <w:szCs w:val="17"/>
+                <w:highlight w:val="green"/>
+              </w:rPr>
+              <w:t>%p else%</w:t>
+            </w:r>
+            <w:r>
+              <w:rPr>
+                <w:rFonts w:ascii="思源黑体 CN Normal" w:eastAsia="思源黑体 CN Normal" w:hAnsi="思源黑体 CN Normal" w:hint="eastAsia"/>
+                <w:sz w:val="17"/>
+                <w:szCs w:val="17"/>
+                <w:highlight w:val="green"/>
+              </w:rPr>
+              <w:t>}</w:t>
+            </w:r>
+          </w:p>
+          <w:p>
+            <w:pPr>
+              <w:adjustRightInd w:val="0"/>
+              <w:snapToGrid w:val="0"/>
+              <w:spacing w:line="240" w:lineRule="exact"/>
+              <w:rPr>
+                <w:rFonts w:ascii="思源黑体 CN Normal" w:eastAsia="思源黑体 CN Normal" w:hAnsi="思源黑体 CN Normal" w:hint="eastAsia"/>
+                <w:sz w:val="17"/>
+                <w:szCs w:val="17"/>
+              </w:rPr>
+            </w:pPr>
+            <w:r>
+              <w:rPr>
+                <w:rFonts w:ascii="思源黑体 CN Normal" w:eastAsia="思源黑体 CN Normal" w:hAnsi="思源黑体 CN Normal"/>
+                <w:sz w:val="17"/>
+                <w:szCs w:val="17"/>
+              </w:rPr>
+              <w:t xml:space="preserve">{%if </w:t>
+            </w:r>
+            <w:proofErr w:type="spellStart"/>
+            <w:proofErr w:type="gramStart"/>
+            <w:r>
+              <w:rPr>
+                <w:rFonts w:ascii="思源黑体 CN Normal" w:eastAsia="思源黑体 CN Normal" w:hAnsi="思源黑体 CN Normal"/>
+                <w:sz w:val="17"/>
+                <w:szCs w:val="17"/>
+              </w:rPr>
+              <w:t>sample.gather</w:t>
+            </w:r>
+            <w:proofErr w:type="gramEnd"/>
+            <w:r>
+              <w:rPr>
+                <w:rFonts w:ascii="思源黑体 CN Normal" w:eastAsia="思源黑体 CN Normal" w:hAnsi="思源黑体 CN Normal"/>
+                <w:sz w:val="17"/>
+                <w:szCs w:val="17"/>
+              </w:rPr>
+              <w:t>_data</w:t>
+            </w:r>
+            <w:proofErr w:type="spellEnd"/>
+            <w:r>
+              <w:rPr>
+                <w:rFonts w:ascii="思源黑体 CN Normal" w:eastAsia="思源黑体 CN Normal" w:hAnsi="思源黑体 CN Normal"/>
+                <w:sz w:val="17"/>
+                <w:szCs w:val="17"/>
+              </w:rPr>
+              <w:t xml:space="preserve"> </w:t>
+            </w:r>
+            <w:proofErr w:type="gramStart"/>
+            <w:r>
+              <w:rPr>
+                <w:rFonts w:ascii="思源黑体 CN Normal" w:eastAsia="思源黑体 CN Normal" w:hAnsi="思源黑体 CN Normal"/>
+                <w:sz w:val="17"/>
+                <w:szCs w:val="17"/>
+              </w:rPr>
+              <w:t>%}{</w:t>
+            </w:r>
+            <w:proofErr w:type="gramEnd"/>
+            <w:r>
+              <w:rPr>
+                <w:rFonts w:ascii="思源黑体 CN Normal" w:eastAsia="思源黑体 CN Normal" w:hAnsi="思源黑体 CN Normal"/>
+                <w:sz w:val="17"/>
+                <w:szCs w:val="17"/>
+              </w:rPr>
+              <w:t>{</w:t>
+            </w:r>
+            <w:proofErr w:type="spellStart"/>
+            <w:proofErr w:type="gramStart"/>
+            <w:r>
+              <w:rPr>
+                <w:rFonts w:ascii="思源黑体 CN Normal" w:eastAsia="思源黑体 CN Normal" w:hAnsi="思源黑体 CN Normal"/>
+                <w:sz w:val="17"/>
+                <w:szCs w:val="17"/>
+              </w:rPr>
+              <w:t>sample.gather</w:t>
+            </w:r>
+            <w:proofErr w:type="gramEnd"/>
+            <w:r>
+              <w:rPr>
+                <w:rFonts w:ascii="思源黑体 CN Normal" w:eastAsia="思源黑体 CN Normal" w:hAnsi="思源黑体 CN Normal"/>
+                <w:sz w:val="17"/>
+                <w:szCs w:val="17"/>
+              </w:rPr>
+              <w:t>_data</w:t>
+            </w:r>
+            <w:proofErr w:type="spellEnd"/>
+            <w:proofErr w:type="gramStart"/>
+            <w:r>
+              <w:rPr>
+                <w:rFonts w:ascii="思源黑体 CN Normal" w:eastAsia="思源黑体 CN Normal" w:hAnsi="思源黑体 CN Normal"/>
+                <w:sz w:val="17"/>
+                <w:szCs w:val="17"/>
+              </w:rPr>
+              <w:t>}}{</w:t>
+            </w:r>
+            <w:proofErr w:type="gramEnd"/>
+            <w:r>
+              <w:rPr>
+                <w:rFonts w:ascii="思源黑体 CN Normal" w:eastAsia="思源黑体 CN Normal" w:hAnsi="思源黑体 CN Normal"/>
+                <w:sz w:val="17"/>
+                <w:szCs w:val="17"/>
+              </w:rPr>
+              <w:t>%else%}-{%endif%}</w:t>
+            </w:r>
+          </w:p>
+          <w:p>
+            <w:pPr>
+              <w:spacing w:line="240" w:lineRule="exact"/>
+              <w:rPr>
+                <w:rFonts w:ascii="思源黑体 CN Normal" w:eastAsia="思源黑体 CN Normal" w:hAnsi="思源黑体 CN Normal" w:hint="eastAsia"/>
+                <w:sz w:val="17"/>
+                <w:szCs w:val="17"/>
+              </w:rPr>
+            </w:pPr>
+            <w:r>
+              <w:rPr>
+                <w:rFonts w:ascii="思源黑体 CN Normal" w:eastAsia="思源黑体 CN Normal" w:hAnsi="思源黑体 CN Normal" w:hint="eastAsia"/>
+                <w:sz w:val="17"/>
+                <w:szCs w:val="17"/>
+                <w:highlight w:val="green"/>
+              </w:rPr>
+              <w:t>{</w:t>
+            </w:r>
+            <w:r>
+              <w:rPr>
+                <w:rFonts w:ascii="思源黑体 CN Normal" w:eastAsia="思源黑体 CN Normal" w:hAnsi="思源黑体 CN Normal"/>
+                <w:sz w:val="17"/>
+                <w:szCs w:val="17"/>
+                <w:highlight w:val="green"/>
+              </w:rPr>
+              <w:t>%p endif%}</w:t>
             </w:r>
           </w:p>
         </w:tc>
@@ -1959,43 +2603,65 @@
             </w:pPr>
             <w:r>
               <w:rPr>
-                <w:rFonts w:ascii="思源黑体 CN Normal" w:eastAsia="思源黑体 CN Normal" w:hAnsi="思源黑体 CN Normal"/>
-                <w:sz w:val="17"/>
-                <w:szCs w:val="17"/>
-              </w:rPr>
-              <w:t>{%if “健康” not in sample.tumor_names_cn%}{%if sample.</w:t>
-            </w:r>
-            <w:r>
-              <w:rPr>
-                <w:rFonts w:ascii="思源黑体 CN Normal" w:eastAsia="思源黑体 CN Normal" w:hAnsi="思源黑体 CN Normal"/>
-                <w:sz w:val="17"/>
-                <w:szCs w:val="17"/>
-              </w:rPr>
-              <w:t>pathol_diagn</w:t>
-            </w:r>
-            <w:r>
-              <w:rPr>
-                <w:rFonts w:ascii="思源黑体 CN Normal" w:eastAsia="思源黑体 CN Normal" w:hAnsi="思源黑体 CN Normal"/>
-                <w:sz w:val="17"/>
-                <w:szCs w:val="17"/>
-              </w:rPr>
-              <w:t xml:space="preserve"> %}{{sample.</w:t>
-            </w:r>
-            <w:r>
-              <w:rPr>
-                <w:rFonts w:ascii="思源黑体 CN Normal" w:eastAsia="思源黑体 CN Normal" w:hAnsi="思源黑体 CN Normal"/>
-                <w:sz w:val="17"/>
-                <w:szCs w:val="17"/>
-              </w:rPr>
-              <w:t>pathol_diagn</w:t>
-            </w:r>
-            <w:r>
-              <w:rPr>
-                <w:rFonts w:ascii="思源黑体 CN Normal" w:eastAsia="思源黑体 CN Normal" w:hAnsi="思源黑体 CN Normal"/>
-                <w:sz w:val="17"/>
-                <w:szCs w:val="17"/>
-              </w:rPr>
-              <w:t>}}{%else%}-{%endif%}{%else%}-{%endif%}</w:t>
+                <w:rFonts w:ascii="思源黑体 CN Normal" w:eastAsia="思源黑体 CN Normal" w:hAnsi="思源黑体 CN Normal" w:hint="eastAsia"/>
+                <w:sz w:val="17"/>
+                <w:szCs w:val="17"/>
+              </w:rPr>
+              <w:t xml:space="preserve">{%if “健康” not in </w:t>
+            </w:r>
+            <w:proofErr w:type="spellStart"/>
+            <w:r>
+              <w:rPr>
+                <w:rFonts w:ascii="思源黑体 CN Normal" w:eastAsia="思源黑体 CN Normal" w:hAnsi="思源黑体 CN Normal" w:hint="eastAsia"/>
+                <w:sz w:val="17"/>
+                <w:szCs w:val="17"/>
+              </w:rPr>
+              <w:t>sample.tumor_names_cn</w:t>
+            </w:r>
+            <w:proofErr w:type="spellEnd"/>
+            <w:r>
+              <w:rPr>
+                <w:rFonts w:ascii="思源黑体 CN Normal" w:eastAsia="思源黑体 CN Normal" w:hAnsi="思源黑体 CN Normal" w:hint="eastAsia"/>
+                <w:sz w:val="17"/>
+                <w:szCs w:val="17"/>
+              </w:rPr>
+              <w:t xml:space="preserve">%}{%if </w:t>
+            </w:r>
+            <w:proofErr w:type="spellStart"/>
+            <w:r>
+              <w:rPr>
+                <w:rFonts w:ascii="思源黑体 CN Normal" w:eastAsia="思源黑体 CN Normal" w:hAnsi="思源黑体 CN Normal" w:hint="eastAsia"/>
+                <w:sz w:val="17"/>
+                <w:szCs w:val="17"/>
+              </w:rPr>
+              <w:t>sample.ZJFB_mark_dict</w:t>
+            </w:r>
+            <w:proofErr w:type="spellEnd"/>
+            <w:r>
+              <w:rPr>
+                <w:rFonts w:ascii="思源黑体 CN Normal" w:eastAsia="思源黑体 CN Normal" w:hAnsi="思源黑体 CN Normal" w:hint="eastAsia"/>
+                <w:sz w:val="17"/>
+                <w:szCs w:val="17"/>
+              </w:rPr>
+              <w:t>.临床诊断%}{{</w:t>
+            </w:r>
+            <w:proofErr w:type="spellStart"/>
+            <w:r>
+              <w:rPr>
+                <w:rFonts w:ascii="思源黑体 CN Normal" w:eastAsia="思源黑体 CN Normal" w:hAnsi="思源黑体 CN Normal" w:hint="eastAsia"/>
+                <w:sz w:val="17"/>
+                <w:szCs w:val="17"/>
+              </w:rPr>
+              <w:t>sample.ZJFB_mark_dict</w:t>
+            </w:r>
+            <w:proofErr w:type="spellEnd"/>
+            <w:r>
+              <w:rPr>
+                <w:rFonts w:ascii="思源黑体 CN Normal" w:eastAsia="思源黑体 CN Normal" w:hAnsi="思源黑体 CN Normal" w:hint="eastAsia"/>
+                <w:sz w:val="17"/>
+                <w:szCs w:val="17"/>
+              </w:rPr>
+              <w:t>.临床诊断}}{%else%}-{%endif%}{%else%}-{%endif%}</w:t>
             </w:r>
           </w:p>
         </w:tc>
@@ -2069,15 +2735,17 @@
                 <w:sz w:val="17"/>
                 <w:szCs w:val="17"/>
               </w:rPr>
-              <w:t>{%if sample.</w:t>
-            </w:r>
+              <w:t xml:space="preserve">{%if </w:t>
+            </w:r>
+            <w:proofErr w:type="spellStart"/>
+            <w:proofErr w:type="gramStart"/>
             <w:r>
               <w:rPr>
                 <w:rFonts w:ascii="思源黑体 CN Normal" w:eastAsia="思源黑体 CN Normal" w:hAnsi="思源黑体 CN Normal"/>
                 <w:sz w:val="17"/>
                 <w:szCs w:val="17"/>
               </w:rPr>
-              <w:t>receive_data</w:t>
+              <w:t>sample.</w:t>
             </w:r>
             <w:r>
               <w:rPr>
@@ -2085,23 +2753,89 @@
                 <w:sz w:val="17"/>
                 <w:szCs w:val="17"/>
               </w:rPr>
-              <w:t xml:space="preserve"> %}{{sample.</w:t>
-            </w:r>
+              <w:t>receive</w:t>
+            </w:r>
+            <w:proofErr w:type="gramEnd"/>
             <w:r>
               <w:rPr>
                 <w:rFonts w:ascii="思源黑体 CN Normal" w:eastAsia="思源黑体 CN Normal" w:hAnsi="思源黑体 CN Normal"/>
                 <w:sz w:val="17"/>
                 <w:szCs w:val="17"/>
               </w:rPr>
-              <w:t>receive_data</w:t>
-            </w:r>
+              <w:t>_data</w:t>
+            </w:r>
+            <w:proofErr w:type="spellEnd"/>
             <w:r>
               <w:rPr>
                 <w:rFonts w:ascii="思源黑体 CN Normal" w:eastAsia="思源黑体 CN Normal" w:hAnsi="思源黑体 CN Normal"/>
                 <w:sz w:val="17"/>
                 <w:szCs w:val="17"/>
               </w:rPr>
-              <w:t>}}{%else%}-{%endif%}</w:t>
+              <w:t xml:space="preserve"> </w:t>
+            </w:r>
+            <w:proofErr w:type="gramStart"/>
+            <w:r>
+              <w:rPr>
+                <w:rFonts w:ascii="思源黑体 CN Normal" w:eastAsia="思源黑体 CN Normal" w:hAnsi="思源黑体 CN Normal"/>
+                <w:sz w:val="17"/>
+                <w:szCs w:val="17"/>
+              </w:rPr>
+              <w:t>%}{</w:t>
+            </w:r>
+            <w:proofErr w:type="gramEnd"/>
+            <w:r>
+              <w:rPr>
+                <w:rFonts w:ascii="思源黑体 CN Normal" w:eastAsia="思源黑体 CN Normal" w:hAnsi="思源黑体 CN Normal"/>
+                <w:sz w:val="17"/>
+                <w:szCs w:val="17"/>
+              </w:rPr>
+              <w:t>{</w:t>
+            </w:r>
+            <w:proofErr w:type="spellStart"/>
+            <w:proofErr w:type="gramStart"/>
+            <w:r>
+              <w:rPr>
+                <w:rFonts w:ascii="思源黑体 CN Normal" w:eastAsia="思源黑体 CN Normal" w:hAnsi="思源黑体 CN Normal"/>
+                <w:sz w:val="17"/>
+                <w:szCs w:val="17"/>
+              </w:rPr>
+              <w:t>sample.</w:t>
+            </w:r>
+            <w:r>
+              <w:rPr>
+                <w:rFonts w:ascii="思源黑体 CN Normal" w:eastAsia="思源黑体 CN Normal" w:hAnsi="思源黑体 CN Normal"/>
+                <w:sz w:val="17"/>
+                <w:szCs w:val="17"/>
+              </w:rPr>
+              <w:t>receive</w:t>
+            </w:r>
+            <w:proofErr w:type="gramEnd"/>
+            <w:r>
+              <w:rPr>
+                <w:rFonts w:ascii="思源黑体 CN Normal" w:eastAsia="思源黑体 CN Normal" w:hAnsi="思源黑体 CN Normal"/>
+                <w:sz w:val="17"/>
+                <w:szCs w:val="17"/>
+              </w:rPr>
+              <w:t>_data</w:t>
+            </w:r>
+            <w:proofErr w:type="spellEnd"/>
+            <w:proofErr w:type="gramStart"/>
+            <w:r>
+              <w:rPr>
+                <w:rFonts w:ascii="思源黑体 CN Normal" w:eastAsia="思源黑体 CN Normal" w:hAnsi="思源黑体 CN Normal"/>
+                <w:sz w:val="17"/>
+                <w:szCs w:val="17"/>
+              </w:rPr>
+              <w:t>}}{</w:t>
+            </w:r>
+            <w:proofErr w:type="gramEnd"/>
+            <w:r>
+              <w:rPr>
+                <w:rFonts w:ascii="思源黑体 CN Normal" w:eastAsia="思源黑体 CN Normal" w:hAnsi="思源黑体 CN Normal"/>
+                <w:sz w:val="17"/>
+                <w:szCs w:val="17"/>
+              </w:rPr>
+              <w:t>%else%}-{%endif%}</w:t>
             </w:r>
           </w:p>
         </w:tc>
@@ -2402,7 +3136,25 @@
                 <w:sz w:val="17"/>
                 <w:szCs w:val="17"/>
               </w:rPr>
-              <w:t>{{sample.ngs_platform|e}}</w:t>
+              <w:t>{{</w:t>
+            </w:r>
+            <w:proofErr w:type="spellStart"/>
+            <w:r>
+              <w:rPr>
+                <w:rFonts w:ascii="思源黑体 CN Normal" w:eastAsia="思源黑体 CN Normal" w:hAnsi="思源黑体 CN Normal"/>
+                <w:sz w:val="17"/>
+                <w:szCs w:val="17"/>
+              </w:rPr>
+              <w:t>sample.ngs_platform|e</w:t>
+            </w:r>
+            <w:proofErr w:type="spellEnd"/>
+            <w:r>
+              <w:rPr>
+                <w:rFonts w:ascii="思源黑体 CN Normal" w:eastAsia="思源黑体 CN Normal" w:hAnsi="思源黑体 CN Normal"/>
+                <w:sz w:val="17"/>
+                <w:szCs w:val="17"/>
+              </w:rPr>
+              <w:t>}}</w:t>
             </w:r>
           </w:p>
         </w:tc>
@@ -2473,14 +3225,36 @@
                 <w:szCs w:val="17"/>
                 <w:highlight w:val="green"/>
               </w:rPr>
-              <w:t>{%if sample.rna_sample_id%}</w:t>
-            </w:r>
+              <w:t xml:space="preserve">{%if </w:t>
+            </w:r>
+            <w:proofErr w:type="spellStart"/>
             <w:r>
               <w:rPr>
                 <w:rFonts w:ascii="思源黑体 CN Normal" w:eastAsia="思源黑体 CN Normal" w:hAnsi="思源黑体 CN Normal" w:hint="eastAsia"/>
                 <w:color w:val="000000" w:themeColor="text1"/>
                 <w:sz w:val="17"/>
                 <w:szCs w:val="17"/>
+                <w:highlight w:val="green"/>
+              </w:rPr>
+              <w:t>sample.rna_sample_id</w:t>
+            </w:r>
+            <w:proofErr w:type="spellEnd"/>
+            <w:r>
+              <w:rPr>
+                <w:rFonts w:ascii="思源黑体 CN Normal" w:eastAsia="思源黑体 CN Normal" w:hAnsi="思源黑体 CN Normal" w:hint="eastAsia"/>
+                <w:color w:val="000000" w:themeColor="text1"/>
+                <w:sz w:val="17"/>
+                <w:szCs w:val="17"/>
+                <w:highlight w:val="green"/>
+              </w:rPr>
+              <w:t>%}</w:t>
+            </w:r>
+            <w:r>
+              <w:rPr>
+                <w:rFonts w:ascii="思源黑体 CN Normal" w:eastAsia="思源黑体 CN Normal" w:hAnsi="思源黑体 CN Normal" w:hint="eastAsia"/>
+                <w:color w:val="000000" w:themeColor="text1"/>
+                <w:sz w:val="17"/>
+                <w:szCs w:val="17"/>
               </w:rPr>
               <w:t>本检测在DNA层面涵盖57</w:t>
             </w:r>
@@ -2546,17 +3320,20 @@
                 <w:szCs w:val="17"/>
                 <w:highlight w:val="yellow"/>
               </w:rPr>
-              <w:t>{%if sample.control_sample_id %}</w:t>
-            </w:r>
+              <w:t xml:space="preserve">{%if </w:t>
+            </w:r>
+            <w:proofErr w:type="spellStart"/>
             <w:r>
               <w:rPr>
                 <w:rFonts w:ascii="思源黑体 CN Normal" w:eastAsia="思源黑体 CN Normal" w:hAnsi="思源黑体 CN Normal" w:hint="eastAsia"/>
                 <w:color w:val="000000" w:themeColor="text1"/>
                 <w:sz w:val="17"/>
                 <w:szCs w:val="17"/>
-              </w:rPr>
-              <w:t>遗传性肿瘤相关基因胚系突变、</w:t>
-            </w:r>
+                <w:highlight w:val="yellow"/>
+              </w:rPr>
+              <w:t>sample.control_sample_id</w:t>
+            </w:r>
+            <w:proofErr w:type="spellEnd"/>
             <w:r>
               <w:rPr>
                 <w:rFonts w:ascii="思源黑体 CN Normal" w:eastAsia="思源黑体 CN Normal" w:hAnsi="思源黑体 CN Normal" w:hint="eastAsia"/>
@@ -2565,7 +3342,7 @@
                 <w:szCs w:val="17"/>
                 <w:highlight w:val="yellow"/>
               </w:rPr>
-              <w:t>{%endif%}</w:t>
+              <w:t xml:space="preserve"> %}</w:t>
             </w:r>
             <w:r>
               <w:rPr>
@@ -2574,7 +3351,7 @@
                 <w:sz w:val="17"/>
                 <w:szCs w:val="17"/>
               </w:rPr>
-              <w:t>微卫星状态、肿瘤突变负荷、肿瘤免疫微环境分型、基因表达和化疗药物代谢相关酶类多态性位点等。</w:t>
+              <w:t>遗传性肿瘤相关基因胚系突变、</w:t>
             </w:r>
             <w:r>
               <w:rPr>
@@ -2582,9 +3359,9 @@
                 <w:color w:val="000000" w:themeColor="text1"/>
                 <w:sz w:val="17"/>
                 <w:szCs w:val="17"/>
-                <w:highlight w:val="green"/>
-              </w:rPr>
-              <w:t>{%else%}</w:t>
+                <w:highlight w:val="yellow"/>
+              </w:rPr>
+              <w:t>{%endif%}</w:t>
             </w:r>
             <w:r>
               <w:rPr>
@@ -2593,6 +3370,25 @@
                 <w:sz w:val="17"/>
                 <w:szCs w:val="17"/>
               </w:rPr>
+              <w:t>微卫星状态、肿瘤突变负荷、肿瘤免疫微环境分型、基因表达和化疗药物代谢相关酶类多态性位点等。</w:t>
+            </w:r>
+            <w:r>
+              <w:rPr>
+                <w:rFonts w:ascii="思源黑体 CN Normal" w:eastAsia="思源黑体 CN Normal" w:hAnsi="思源黑体 CN Normal" w:hint="eastAsia"/>
+                <w:color w:val="000000" w:themeColor="text1"/>
+                <w:sz w:val="17"/>
+                <w:szCs w:val="17"/>
+                <w:highlight w:val="green"/>
+              </w:rPr>
+              <w:t>{%else%}</w:t>
+            </w:r>
+            <w:r>
+              <w:rPr>
+                <w:rFonts w:ascii="思源黑体 CN Normal" w:eastAsia="思源黑体 CN Normal" w:hAnsi="思源黑体 CN Normal" w:hint="eastAsia"/>
+                <w:color w:val="000000" w:themeColor="text1"/>
+                <w:sz w:val="17"/>
+                <w:szCs w:val="17"/>
+              </w:rPr>
               <w:t>本产品共检测57</w:t>
             </w:r>
             <w:r>
@@ -2657,7 +3453,29 @@
                 <w:szCs w:val="17"/>
                 <w:highlight w:val="yellow"/>
               </w:rPr>
-              <w:t>{%if sample.control_sample_id %}</w:t>
+              <w:t xml:space="preserve">{%if </w:t>
+            </w:r>
+            <w:proofErr w:type="spellStart"/>
+            <w:r>
+              <w:rPr>
+                <w:rFonts w:ascii="思源黑体 CN Normal" w:eastAsia="思源黑体 CN Normal" w:hAnsi="思源黑体 CN Normal" w:hint="eastAsia"/>
+                <w:color w:val="000000" w:themeColor="text1"/>
+                <w:sz w:val="17"/>
+                <w:szCs w:val="17"/>
+                <w:highlight w:val="yellow"/>
+              </w:rPr>
+              <w:t>sample.control_sample_id</w:t>
+            </w:r>
+            <w:proofErr w:type="spellEnd"/>
+            <w:r>
+              <w:rPr>
+                <w:rFonts w:ascii="思源黑体 CN Normal" w:eastAsia="思源黑体 CN Normal" w:hAnsi="思源黑体 CN Normal" w:hint="eastAsia"/>
+                <w:color w:val="000000" w:themeColor="text1"/>
+                <w:sz w:val="17"/>
+                <w:szCs w:val="17"/>
+                <w:highlight w:val="yellow"/>
+              </w:rPr>
+              <w:t xml:space="preserve"> %}</w:t>
             </w:r>
             <w:r>
               <w:rPr>
@@ -2777,7 +3595,29 @@
                 <w:szCs w:val="17"/>
                 <w:highlight w:val="yellow"/>
               </w:rPr>
-              <w:t>{%if sample.control_sample_id %}</w:t>
+              <w:t xml:space="preserve">{%if </w:t>
+            </w:r>
+            <w:proofErr w:type="spellStart"/>
+            <w:r>
+              <w:rPr>
+                <w:rFonts w:ascii="思源黑体 CN Normal" w:eastAsia="思源黑体 CN Normal" w:hAnsi="思源黑体 CN Normal" w:hint="eastAsia"/>
+                <w:color w:val="000000" w:themeColor="text1"/>
+                <w:sz w:val="17"/>
+                <w:szCs w:val="17"/>
+                <w:highlight w:val="yellow"/>
+              </w:rPr>
+              <w:t>sample.control_sample_id</w:t>
+            </w:r>
+            <w:proofErr w:type="spellEnd"/>
+            <w:r>
+              <w:rPr>
+                <w:rFonts w:ascii="思源黑体 CN Normal" w:eastAsia="思源黑体 CN Normal" w:hAnsi="思源黑体 CN Normal" w:hint="eastAsia"/>
+                <w:color w:val="000000" w:themeColor="text1"/>
+                <w:sz w:val="17"/>
+                <w:szCs w:val="17"/>
+                <w:highlight w:val="yellow"/>
+              </w:rPr>
+              <w:t xml:space="preserve"> %}</w:t>
             </w:r>
             <w:r>
               <w:rPr>
@@ -2828,7 +3668,51 @@
           <w:szCs w:val="13"/>
           <w:highlight w:val="magenta"/>
         </w:rPr>
-        <w:t>{{r page_break }}</w:t>
+        <w:t xml:space="preserve">{{r </w:t>
+      </w:r>
+      <w:proofErr w:type="spellStart"/>
+      <w:r>
+        <w:rPr>
+          <w:rFonts w:ascii="思源黑体 CN Light" w:eastAsia="思源黑体 CN Light" w:hAnsi="思源黑体 CN Light" w:hint="eastAsia"/>
+          <w:color w:val="595959" w:themeColor="text1" w:themeTint="A6"/>
+          <w:sz w:val="13"/>
+          <w:szCs w:val="13"/>
+          <w:highlight w:val="magenta"/>
+        </w:rPr>
+        <w:t>page_</w:t>
+      </w:r>
+      <w:proofErr w:type="gramStart"/>
+      <w:r>
+        <w:rPr>
+          <w:rFonts w:ascii="思源黑体 CN Light" w:eastAsia="思源黑体 CN Light" w:hAnsi="思源黑体 CN Light" w:hint="eastAsia"/>
+          <w:color w:val="595959" w:themeColor="text1" w:themeTint="A6"/>
+          <w:sz w:val="13"/>
+          <w:szCs w:val="13"/>
+          <w:highlight w:val="magenta"/>
+        </w:rPr>
+        <w:t>break</w:t>
+      </w:r>
+      <w:proofErr w:type="spellEnd"/>
+      <w:r>
+        <w:rPr>
+          <w:rFonts w:ascii="思源黑体 CN Light" w:eastAsia="思源黑体 CN Light" w:hAnsi="思源黑体 CN Light" w:hint="eastAsia"/>
+          <w:color w:val="595959" w:themeColor="text1" w:themeTint="A6"/>
+          <w:sz w:val="13"/>
+          <w:szCs w:val="13"/>
+          <w:highlight w:val="magenta"/>
+        </w:rPr>
+        <w:t xml:space="preserve"> }</w:t>
+      </w:r>
+      <w:proofErr w:type="gramEnd"/>
+      <w:r>
+        <w:rPr>
+          <w:rFonts w:ascii="思源黑体 CN Light" w:eastAsia="思源黑体 CN Light" w:hAnsi="思源黑体 CN Light" w:hint="eastAsia"/>
+          <w:color w:val="595959" w:themeColor="text1" w:themeTint="A6"/>
+          <w:sz w:val="13"/>
+          <w:szCs w:val="13"/>
+          <w:highlight w:val="magenta"/>
+        </w:rPr>
+        <w:t>}</w:t>
       </w:r>
     </w:p>
     <w:p>
@@ -3021,7 +3905,52 @@
           <w:szCs w:val="13"/>
           <w:highlight w:val="magenta"/>
         </w:rPr>
-        <w:t>{{r page_break }}</w:t>
+        <w:lastRenderedPageBreak/>
+        <w:t xml:space="preserve">{{r </w:t>
+      </w:r>
+      <w:proofErr w:type="spellStart"/>
+      <w:r>
+        <w:rPr>
+          <w:rFonts w:ascii="思源黑体 CN Light" w:eastAsia="思源黑体 CN Light" w:hAnsi="思源黑体 CN Light" w:hint="eastAsia"/>
+          <w:color w:val="595959" w:themeColor="text1" w:themeTint="A6"/>
+          <w:sz w:val="13"/>
+          <w:szCs w:val="13"/>
+          <w:highlight w:val="magenta"/>
+        </w:rPr>
+        <w:t>page_</w:t>
+      </w:r>
+      <w:proofErr w:type="gramStart"/>
+      <w:r>
+        <w:rPr>
+          <w:rFonts w:ascii="思源黑体 CN Light" w:eastAsia="思源黑体 CN Light" w:hAnsi="思源黑体 CN Light" w:hint="eastAsia"/>
+          <w:color w:val="595959" w:themeColor="text1" w:themeTint="A6"/>
+          <w:sz w:val="13"/>
+          <w:szCs w:val="13"/>
+          <w:highlight w:val="magenta"/>
+        </w:rPr>
+        <w:t>break</w:t>
+      </w:r>
+      <w:proofErr w:type="spellEnd"/>
+      <w:r>
+        <w:rPr>
+          <w:rFonts w:ascii="思源黑体 CN Light" w:eastAsia="思源黑体 CN Light" w:hAnsi="思源黑体 CN Light" w:hint="eastAsia"/>
+          <w:color w:val="595959" w:themeColor="text1" w:themeTint="A6"/>
+          <w:sz w:val="13"/>
+          <w:szCs w:val="13"/>
+          <w:highlight w:val="magenta"/>
+        </w:rPr>
+        <w:t xml:space="preserve"> }</w:t>
+      </w:r>
+      <w:proofErr w:type="gramEnd"/>
+      <w:r>
+        <w:rPr>
+          <w:rFonts w:ascii="思源黑体 CN Light" w:eastAsia="思源黑体 CN Light" w:hAnsi="思源黑体 CN Light" w:hint="eastAsia"/>
+          <w:color w:val="595959" w:themeColor="text1" w:themeTint="A6"/>
+          <w:sz w:val="13"/>
+          <w:szCs w:val="13"/>
+          <w:highlight w:val="magenta"/>
+        </w:rPr>
+        <w:t>}</w:t>
       </w:r>
     </w:p>
     <w:p>
@@ -3150,7 +4079,6 @@
           <w:sz w:val="21"/>
           <w:szCs w:val="21"/>
         </w:rPr>
-        <w:lastRenderedPageBreak/>
         <w:t>检出变异的临床意义提示</w:t>
       </w:r>
     </w:p>
@@ -3219,8 +4147,9 @@
           <w:sz w:val="24"/>
           <w:szCs w:val="24"/>
         </w:rPr>
-        <w:t xml:space="preserve">dyn_1_Overview_Variant_Synthesize </w:t>
-      </w:r>
+        <w:t>dyn_1_Overview_Variant_</w:t>
+      </w:r>
+      <w:proofErr w:type="gramStart"/>
       <w:r>
         <w:rPr>
           <w:rFonts w:ascii="思源黑体 CN Bold" w:eastAsia="思源黑体 CN Bold" w:hAnsi="思源黑体 CN Bold" w:cstheme="majorBidi"/>
@@ -3230,7 +4159,30 @@
           <w:sz w:val="24"/>
           <w:szCs w:val="24"/>
         </w:rPr>
-        <w:t>}}</w:t>
+        <w:t xml:space="preserve">Synthesize </w:t>
+      </w:r>
+      <w:r>
+        <w:rPr>
+          <w:rFonts w:ascii="思源黑体 CN Bold" w:eastAsia="思源黑体 CN Bold" w:hAnsi="思源黑体 CN Bold" w:cstheme="majorBidi"/>
+          <w:b/>
+          <w:bCs/>
+          <w:color w:val="1E7648"/>
+          <w:sz w:val="24"/>
+          <w:szCs w:val="24"/>
+        </w:rPr>
+        <w:t>}</w:t>
+      </w:r>
+      <w:proofErr w:type="gramEnd"/>
+      <w:r>
+        <w:rPr>
+          <w:rFonts w:ascii="思源黑体 CN Bold" w:eastAsia="思源黑体 CN Bold" w:hAnsi="思源黑体 CN Bold" w:cstheme="majorBidi"/>
+          <w:b/>
+          <w:bCs/>
+          <w:color w:val="1E7648"/>
+          <w:sz w:val="24"/>
+          <w:szCs w:val="24"/>
+        </w:rPr>
+        <w:t>}</w:t>
       </w:r>
     </w:p>
     <w:p>
@@ -3250,7 +4202,51 @@
           <w:szCs w:val="13"/>
           <w:highlight w:val="magenta"/>
         </w:rPr>
-        <w:t>{{r page_break }}</w:t>
+        <w:t xml:space="preserve">{{r </w:t>
+      </w:r>
+      <w:proofErr w:type="spellStart"/>
+      <w:r>
+        <w:rPr>
+          <w:rFonts w:ascii="思源黑体 CN Light" w:eastAsia="思源黑体 CN Light" w:hAnsi="思源黑体 CN Light" w:hint="eastAsia"/>
+          <w:color w:val="595959" w:themeColor="text1" w:themeTint="A6"/>
+          <w:sz w:val="13"/>
+          <w:szCs w:val="13"/>
+          <w:highlight w:val="magenta"/>
+        </w:rPr>
+        <w:t>page_</w:t>
+      </w:r>
+      <w:proofErr w:type="gramStart"/>
+      <w:r>
+        <w:rPr>
+          <w:rFonts w:ascii="思源黑体 CN Light" w:eastAsia="思源黑体 CN Light" w:hAnsi="思源黑体 CN Light" w:hint="eastAsia"/>
+          <w:color w:val="595959" w:themeColor="text1" w:themeTint="A6"/>
+          <w:sz w:val="13"/>
+          <w:szCs w:val="13"/>
+          <w:highlight w:val="magenta"/>
+        </w:rPr>
+        <w:t>break</w:t>
+      </w:r>
+      <w:proofErr w:type="spellEnd"/>
+      <w:r>
+        <w:rPr>
+          <w:rFonts w:ascii="思源黑体 CN Light" w:eastAsia="思源黑体 CN Light" w:hAnsi="思源黑体 CN Light" w:hint="eastAsia"/>
+          <w:color w:val="595959" w:themeColor="text1" w:themeTint="A6"/>
+          <w:sz w:val="13"/>
+          <w:szCs w:val="13"/>
+          <w:highlight w:val="magenta"/>
+        </w:rPr>
+        <w:t xml:space="preserve"> }</w:t>
+      </w:r>
+      <w:proofErr w:type="gramEnd"/>
+      <w:r>
+        <w:rPr>
+          <w:rFonts w:ascii="思源黑体 CN Light" w:eastAsia="思源黑体 CN Light" w:hAnsi="思源黑体 CN Light" w:hint="eastAsia"/>
+          <w:color w:val="595959" w:themeColor="text1" w:themeTint="A6"/>
+          <w:sz w:val="13"/>
+          <w:szCs w:val="13"/>
+          <w:highlight w:val="magenta"/>
+        </w:rPr>
+        <w:t>}</w:t>
       </w:r>
     </w:p>
     <w:p>
@@ -3306,7 +4302,27 @@
           <w:sz w:val="21"/>
           <w:szCs w:val="21"/>
         </w:rPr>
-        <w:t>{%if sample.control_sample_id %}体细胞{%endif%}</w:t>
+        <w:t xml:space="preserve">{%if </w:t>
+      </w:r>
+      <w:proofErr w:type="spellStart"/>
+      <w:r>
+        <w:rPr>
+          <w:rFonts w:ascii="思源黑体 CN Bold" w:eastAsia="思源黑体 CN Bold" w:hAnsi="思源黑体 CN Bold" w:cstheme="minorBidi" w:hint="eastAsia"/>
+          <w:color w:val="1E7648"/>
+          <w:sz w:val="21"/>
+          <w:szCs w:val="21"/>
+        </w:rPr>
+        <w:t>sample.control_sample_id</w:t>
+      </w:r>
+      <w:proofErr w:type="spellEnd"/>
+      <w:r>
+        <w:rPr>
+          <w:rFonts w:ascii="思源黑体 CN Bold" w:eastAsia="思源黑体 CN Bold" w:hAnsi="思源黑体 CN Bold" w:cstheme="minorBidi" w:hint="eastAsia"/>
+          <w:color w:val="1E7648"/>
+          <w:sz w:val="21"/>
+          <w:szCs w:val="21"/>
+        </w:rPr>
+        <w:t xml:space="preserve"> %}体细胞{%endif%}</w:t>
       </w:r>
       <w:r>
         <w:rPr>
@@ -3414,7 +4430,38 @@
           <w:sz w:val="15"/>
           <w:szCs w:val="15"/>
         </w:rPr>
-        <w:t>if sample.control_sample_id %}</w:t>
+        <w:t xml:space="preserve">if </w:t>
+      </w:r>
+      <w:proofErr w:type="spellStart"/>
+      <w:proofErr w:type="gramStart"/>
+      <w:r>
+        <w:rPr>
+          <w:rFonts w:ascii="思源黑体 CN Normal" w:eastAsia="思源黑体 CN Normal" w:hAnsi="思源黑体 CN Normal"/>
+          <w:color w:val="595959"/>
+          <w:sz w:val="15"/>
+          <w:szCs w:val="15"/>
+        </w:rPr>
+        <w:t>sample.control</w:t>
+      </w:r>
+      <w:proofErr w:type="gramEnd"/>
+      <w:r>
+        <w:rPr>
+          <w:rFonts w:ascii="思源黑体 CN Normal" w:eastAsia="思源黑体 CN Normal" w:hAnsi="思源黑体 CN Normal"/>
+          <w:color w:val="595959"/>
+          <w:sz w:val="15"/>
+          <w:szCs w:val="15"/>
+        </w:rPr>
+        <w:t>_sample_id</w:t>
+      </w:r>
+      <w:proofErr w:type="spellEnd"/>
+      <w:r>
+        <w:rPr>
+          <w:rFonts w:ascii="思源黑体 CN Normal" w:eastAsia="思源黑体 CN Normal" w:hAnsi="思源黑体 CN Normal"/>
+          <w:color w:val="595959"/>
+          <w:sz w:val="15"/>
+          <w:szCs w:val="15"/>
+        </w:rPr>
+        <w:t xml:space="preserve"> %}</w:t>
       </w:r>
     </w:p>
     <w:bookmarkEnd w:id="24"/>
@@ -3435,7 +4482,51 @@
           <w:szCs w:val="13"/>
           <w:highlight w:val="magenta"/>
         </w:rPr>
-        <w:t>{{r page_break }}</w:t>
+        <w:t xml:space="preserve">{{r </w:t>
+      </w:r>
+      <w:proofErr w:type="spellStart"/>
+      <w:r>
+        <w:rPr>
+          <w:rFonts w:ascii="思源黑体 CN Light" w:eastAsia="思源黑体 CN Light" w:hAnsi="思源黑体 CN Light" w:hint="eastAsia"/>
+          <w:color w:val="595959" w:themeColor="text1" w:themeTint="A6"/>
+          <w:sz w:val="13"/>
+          <w:szCs w:val="13"/>
+          <w:highlight w:val="magenta"/>
+        </w:rPr>
+        <w:t>page_</w:t>
+      </w:r>
+      <w:proofErr w:type="gramStart"/>
+      <w:r>
+        <w:rPr>
+          <w:rFonts w:ascii="思源黑体 CN Light" w:eastAsia="思源黑体 CN Light" w:hAnsi="思源黑体 CN Light" w:hint="eastAsia"/>
+          <w:color w:val="595959" w:themeColor="text1" w:themeTint="A6"/>
+          <w:sz w:val="13"/>
+          <w:szCs w:val="13"/>
+          <w:highlight w:val="magenta"/>
+        </w:rPr>
+        <w:t>break</w:t>
+      </w:r>
+      <w:proofErr w:type="spellEnd"/>
+      <w:r>
+        <w:rPr>
+          <w:rFonts w:ascii="思源黑体 CN Light" w:eastAsia="思源黑体 CN Light" w:hAnsi="思源黑体 CN Light" w:hint="eastAsia"/>
+          <w:color w:val="595959" w:themeColor="text1" w:themeTint="A6"/>
+          <w:sz w:val="13"/>
+          <w:szCs w:val="13"/>
+          <w:highlight w:val="magenta"/>
+        </w:rPr>
+        <w:t xml:space="preserve"> }</w:t>
+      </w:r>
+      <w:proofErr w:type="gramEnd"/>
+      <w:r>
+        <w:rPr>
+          <w:rFonts w:ascii="思源黑体 CN Light" w:eastAsia="思源黑体 CN Light" w:hAnsi="思源黑体 CN Light" w:hint="eastAsia"/>
+          <w:color w:val="595959" w:themeColor="text1" w:themeTint="A6"/>
+          <w:sz w:val="13"/>
+          <w:szCs w:val="13"/>
+          <w:highlight w:val="magenta"/>
+        </w:rPr>
+        <w:t>}</w:t>
       </w:r>
     </w:p>
     <w:p>
@@ -3568,7 +4659,51 @@
           <w:szCs w:val="13"/>
           <w:highlight w:val="magenta"/>
         </w:rPr>
-        <w:t>{{r page_break }}</w:t>
+        <w:t xml:space="preserve">{{r </w:t>
+      </w:r>
+      <w:proofErr w:type="spellStart"/>
+      <w:r>
+        <w:rPr>
+          <w:rFonts w:ascii="思源黑体 CN Light" w:eastAsia="思源黑体 CN Light" w:hAnsi="思源黑体 CN Light" w:hint="eastAsia"/>
+          <w:color w:val="595959" w:themeColor="text1" w:themeTint="A6"/>
+          <w:sz w:val="13"/>
+          <w:szCs w:val="13"/>
+          <w:highlight w:val="magenta"/>
+        </w:rPr>
+        <w:t>page_</w:t>
+      </w:r>
+      <w:proofErr w:type="gramStart"/>
+      <w:r>
+        <w:rPr>
+          <w:rFonts w:ascii="思源黑体 CN Light" w:eastAsia="思源黑体 CN Light" w:hAnsi="思源黑体 CN Light" w:hint="eastAsia"/>
+          <w:color w:val="595959" w:themeColor="text1" w:themeTint="A6"/>
+          <w:sz w:val="13"/>
+          <w:szCs w:val="13"/>
+          <w:highlight w:val="magenta"/>
+        </w:rPr>
+        <w:t>break</w:t>
+      </w:r>
+      <w:proofErr w:type="spellEnd"/>
+      <w:r>
+        <w:rPr>
+          <w:rFonts w:ascii="思源黑体 CN Light" w:eastAsia="思源黑体 CN Light" w:hAnsi="思源黑体 CN Light" w:hint="eastAsia"/>
+          <w:color w:val="595959" w:themeColor="text1" w:themeTint="A6"/>
+          <w:sz w:val="13"/>
+          <w:szCs w:val="13"/>
+          <w:highlight w:val="magenta"/>
+        </w:rPr>
+        <w:t xml:space="preserve"> }</w:t>
+      </w:r>
+      <w:proofErr w:type="gramEnd"/>
+      <w:r>
+        <w:rPr>
+          <w:rFonts w:ascii="思源黑体 CN Light" w:eastAsia="思源黑体 CN Light" w:hAnsi="思源黑体 CN Light" w:hint="eastAsia"/>
+          <w:color w:val="595959" w:themeColor="text1" w:themeTint="A6"/>
+          <w:sz w:val="13"/>
+          <w:szCs w:val="13"/>
+          <w:highlight w:val="magenta"/>
+        </w:rPr>
+        <w:t>}</w:t>
       </w:r>
     </w:p>
     <w:p>
@@ -3672,7 +4807,51 @@
           <w:szCs w:val="13"/>
           <w:highlight w:val="magenta"/>
         </w:rPr>
-        <w:t>{{r page_break }}</w:t>
+        <w:t xml:space="preserve">{{r </w:t>
+      </w:r>
+      <w:proofErr w:type="spellStart"/>
+      <w:r>
+        <w:rPr>
+          <w:rFonts w:ascii="思源黑体 CN Light" w:eastAsia="思源黑体 CN Light" w:hAnsi="思源黑体 CN Light" w:hint="eastAsia"/>
+          <w:color w:val="595959" w:themeColor="text1" w:themeTint="A6"/>
+          <w:sz w:val="13"/>
+          <w:szCs w:val="13"/>
+          <w:highlight w:val="magenta"/>
+        </w:rPr>
+        <w:t>page_</w:t>
+      </w:r>
+      <w:proofErr w:type="gramStart"/>
+      <w:r>
+        <w:rPr>
+          <w:rFonts w:ascii="思源黑体 CN Light" w:eastAsia="思源黑体 CN Light" w:hAnsi="思源黑体 CN Light" w:hint="eastAsia"/>
+          <w:color w:val="595959" w:themeColor="text1" w:themeTint="A6"/>
+          <w:sz w:val="13"/>
+          <w:szCs w:val="13"/>
+          <w:highlight w:val="magenta"/>
+        </w:rPr>
+        <w:t>break</w:t>
+      </w:r>
+      <w:proofErr w:type="spellEnd"/>
+      <w:r>
+        <w:rPr>
+          <w:rFonts w:ascii="思源黑体 CN Light" w:eastAsia="思源黑体 CN Light" w:hAnsi="思源黑体 CN Light" w:hint="eastAsia"/>
+          <w:color w:val="595959" w:themeColor="text1" w:themeTint="A6"/>
+          <w:sz w:val="13"/>
+          <w:szCs w:val="13"/>
+          <w:highlight w:val="magenta"/>
+        </w:rPr>
+        <w:t xml:space="preserve"> }</w:t>
+      </w:r>
+      <w:proofErr w:type="gramEnd"/>
+      <w:r>
+        <w:rPr>
+          <w:rFonts w:ascii="思源黑体 CN Light" w:eastAsia="思源黑体 CN Light" w:hAnsi="思源黑体 CN Light" w:hint="eastAsia"/>
+          <w:color w:val="595959" w:themeColor="text1" w:themeTint="A6"/>
+          <w:sz w:val="13"/>
+          <w:szCs w:val="13"/>
+          <w:highlight w:val="magenta"/>
+        </w:rPr>
+        <w:t>}</w:t>
       </w:r>
     </w:p>
     <w:p>
@@ -3796,7 +4975,51 @@
           <w:szCs w:val="13"/>
           <w:highlight w:val="magenta"/>
         </w:rPr>
-        <w:t>{{r page_break }}</w:t>
+        <w:t xml:space="preserve">{{r </w:t>
+      </w:r>
+      <w:proofErr w:type="spellStart"/>
+      <w:r>
+        <w:rPr>
+          <w:rFonts w:ascii="思源黑体 CN Light" w:eastAsia="思源黑体 CN Light" w:hAnsi="思源黑体 CN Light" w:hint="eastAsia"/>
+          <w:color w:val="595959" w:themeColor="text1" w:themeTint="A6"/>
+          <w:sz w:val="13"/>
+          <w:szCs w:val="13"/>
+          <w:highlight w:val="magenta"/>
+        </w:rPr>
+        <w:t>page_</w:t>
+      </w:r>
+      <w:proofErr w:type="gramStart"/>
+      <w:r>
+        <w:rPr>
+          <w:rFonts w:ascii="思源黑体 CN Light" w:eastAsia="思源黑体 CN Light" w:hAnsi="思源黑体 CN Light" w:hint="eastAsia"/>
+          <w:color w:val="595959" w:themeColor="text1" w:themeTint="A6"/>
+          <w:sz w:val="13"/>
+          <w:szCs w:val="13"/>
+          <w:highlight w:val="magenta"/>
+        </w:rPr>
+        <w:t>break</w:t>
+      </w:r>
+      <w:proofErr w:type="spellEnd"/>
+      <w:r>
+        <w:rPr>
+          <w:rFonts w:ascii="思源黑体 CN Light" w:eastAsia="思源黑体 CN Light" w:hAnsi="思源黑体 CN Light" w:hint="eastAsia"/>
+          <w:color w:val="595959" w:themeColor="text1" w:themeTint="A6"/>
+          <w:sz w:val="13"/>
+          <w:szCs w:val="13"/>
+          <w:highlight w:val="magenta"/>
+        </w:rPr>
+        <w:t xml:space="preserve"> }</w:t>
+      </w:r>
+      <w:proofErr w:type="gramEnd"/>
+      <w:r>
+        <w:rPr>
+          <w:rFonts w:ascii="思源黑体 CN Light" w:eastAsia="思源黑体 CN Light" w:hAnsi="思源黑体 CN Light" w:hint="eastAsia"/>
+          <w:color w:val="595959" w:themeColor="text1" w:themeTint="A6"/>
+          <w:sz w:val="13"/>
+          <w:szCs w:val="13"/>
+          <w:highlight w:val="magenta"/>
+        </w:rPr>
+        <w:t>}</w:t>
       </w:r>
     </w:p>
     <w:p>
@@ -3916,7 +5139,51 @@
           <w:szCs w:val="13"/>
           <w:highlight w:val="magenta"/>
         </w:rPr>
-        <w:t>{{r page_break }}</w:t>
+        <w:t xml:space="preserve">{{r </w:t>
+      </w:r>
+      <w:proofErr w:type="spellStart"/>
+      <w:r>
+        <w:rPr>
+          <w:rFonts w:ascii="思源黑体 CN Light" w:eastAsia="思源黑体 CN Light" w:hAnsi="思源黑体 CN Light" w:hint="eastAsia"/>
+          <w:color w:val="595959" w:themeColor="text1" w:themeTint="A6"/>
+          <w:sz w:val="13"/>
+          <w:szCs w:val="13"/>
+          <w:highlight w:val="magenta"/>
+        </w:rPr>
+        <w:t>page_</w:t>
+      </w:r>
+      <w:proofErr w:type="gramStart"/>
+      <w:r>
+        <w:rPr>
+          <w:rFonts w:ascii="思源黑体 CN Light" w:eastAsia="思源黑体 CN Light" w:hAnsi="思源黑体 CN Light" w:hint="eastAsia"/>
+          <w:color w:val="595959" w:themeColor="text1" w:themeTint="A6"/>
+          <w:sz w:val="13"/>
+          <w:szCs w:val="13"/>
+          <w:highlight w:val="magenta"/>
+        </w:rPr>
+        <w:t>break</w:t>
+      </w:r>
+      <w:proofErr w:type="spellEnd"/>
+      <w:r>
+        <w:rPr>
+          <w:rFonts w:ascii="思源黑体 CN Light" w:eastAsia="思源黑体 CN Light" w:hAnsi="思源黑体 CN Light" w:hint="eastAsia"/>
+          <w:color w:val="595959" w:themeColor="text1" w:themeTint="A6"/>
+          <w:sz w:val="13"/>
+          <w:szCs w:val="13"/>
+          <w:highlight w:val="magenta"/>
+        </w:rPr>
+        <w:t xml:space="preserve"> }</w:t>
+      </w:r>
+      <w:proofErr w:type="gramEnd"/>
+      <w:r>
+        <w:rPr>
+          <w:rFonts w:ascii="思源黑体 CN Light" w:eastAsia="思源黑体 CN Light" w:hAnsi="思源黑体 CN Light" w:hint="eastAsia"/>
+          <w:color w:val="595959" w:themeColor="text1" w:themeTint="A6"/>
+          <w:sz w:val="13"/>
+          <w:szCs w:val="13"/>
+          <w:highlight w:val="magenta"/>
+        </w:rPr>
+        <w:t>}</w:t>
       </w:r>
     </w:p>
     <w:p>
@@ -4036,7 +5303,51 @@
           <w:szCs w:val="13"/>
           <w:highlight w:val="magenta"/>
         </w:rPr>
-        <w:t>{{r page_break }}</w:t>
+        <w:t xml:space="preserve">{{r </w:t>
+      </w:r>
+      <w:proofErr w:type="spellStart"/>
+      <w:r>
+        <w:rPr>
+          <w:rFonts w:ascii="思源黑体 CN Light" w:eastAsia="思源黑体 CN Light" w:hAnsi="思源黑体 CN Light" w:hint="eastAsia"/>
+          <w:color w:val="595959" w:themeColor="text1" w:themeTint="A6"/>
+          <w:sz w:val="13"/>
+          <w:szCs w:val="13"/>
+          <w:highlight w:val="magenta"/>
+        </w:rPr>
+        <w:t>page_</w:t>
+      </w:r>
+      <w:proofErr w:type="gramStart"/>
+      <w:r>
+        <w:rPr>
+          <w:rFonts w:ascii="思源黑体 CN Light" w:eastAsia="思源黑体 CN Light" w:hAnsi="思源黑体 CN Light" w:hint="eastAsia"/>
+          <w:color w:val="595959" w:themeColor="text1" w:themeTint="A6"/>
+          <w:sz w:val="13"/>
+          <w:szCs w:val="13"/>
+          <w:highlight w:val="magenta"/>
+        </w:rPr>
+        <w:t>break</w:t>
+      </w:r>
+      <w:proofErr w:type="spellEnd"/>
+      <w:r>
+        <w:rPr>
+          <w:rFonts w:ascii="思源黑体 CN Light" w:eastAsia="思源黑体 CN Light" w:hAnsi="思源黑体 CN Light" w:hint="eastAsia"/>
+          <w:color w:val="595959" w:themeColor="text1" w:themeTint="A6"/>
+          <w:sz w:val="13"/>
+          <w:szCs w:val="13"/>
+          <w:highlight w:val="magenta"/>
+        </w:rPr>
+        <w:t xml:space="preserve"> }</w:t>
+      </w:r>
+      <w:proofErr w:type="gramEnd"/>
+      <w:r>
+        <w:rPr>
+          <w:rFonts w:ascii="思源黑体 CN Light" w:eastAsia="思源黑体 CN Light" w:hAnsi="思源黑体 CN Light" w:hint="eastAsia"/>
+          <w:color w:val="595959" w:themeColor="text1" w:themeTint="A6"/>
+          <w:sz w:val="13"/>
+          <w:szCs w:val="13"/>
+          <w:highlight w:val="magenta"/>
+        </w:rPr>
+        <w:t>}</w:t>
       </w:r>
     </w:p>
     <w:p>
@@ -4134,7 +5445,51 @@
           <w:szCs w:val="13"/>
           <w:highlight w:val="magenta"/>
         </w:rPr>
-        <w:t>{{r page_break }}</w:t>
+        <w:t xml:space="preserve">{{r </w:t>
+      </w:r>
+      <w:proofErr w:type="spellStart"/>
+      <w:r>
+        <w:rPr>
+          <w:rFonts w:ascii="思源黑体 CN Light" w:eastAsia="思源黑体 CN Light" w:hAnsi="思源黑体 CN Light" w:hint="eastAsia"/>
+          <w:color w:val="595959" w:themeColor="text1" w:themeTint="A6"/>
+          <w:sz w:val="13"/>
+          <w:szCs w:val="13"/>
+          <w:highlight w:val="magenta"/>
+        </w:rPr>
+        <w:t>page_</w:t>
+      </w:r>
+      <w:proofErr w:type="gramStart"/>
+      <w:r>
+        <w:rPr>
+          <w:rFonts w:ascii="思源黑体 CN Light" w:eastAsia="思源黑体 CN Light" w:hAnsi="思源黑体 CN Light" w:hint="eastAsia"/>
+          <w:color w:val="595959" w:themeColor="text1" w:themeTint="A6"/>
+          <w:sz w:val="13"/>
+          <w:szCs w:val="13"/>
+          <w:highlight w:val="magenta"/>
+        </w:rPr>
+        <w:t>break</w:t>
+      </w:r>
+      <w:proofErr w:type="spellEnd"/>
+      <w:r>
+        <w:rPr>
+          <w:rFonts w:ascii="思源黑体 CN Light" w:eastAsia="思源黑体 CN Light" w:hAnsi="思源黑体 CN Light" w:hint="eastAsia"/>
+          <w:color w:val="595959" w:themeColor="text1" w:themeTint="A6"/>
+          <w:sz w:val="13"/>
+          <w:szCs w:val="13"/>
+          <w:highlight w:val="magenta"/>
+        </w:rPr>
+        <w:t xml:space="preserve"> }</w:t>
+      </w:r>
+      <w:proofErr w:type="gramEnd"/>
+      <w:r>
+        <w:rPr>
+          <w:rFonts w:ascii="思源黑体 CN Light" w:eastAsia="思源黑体 CN Light" w:hAnsi="思源黑体 CN Light" w:hint="eastAsia"/>
+          <w:color w:val="595959" w:themeColor="text1" w:themeTint="A6"/>
+          <w:sz w:val="13"/>
+          <w:szCs w:val="13"/>
+          <w:highlight w:val="magenta"/>
+        </w:rPr>
+        <w:t>}</w:t>
       </w:r>
     </w:p>
     <w:p>
@@ -4155,8 +5510,19 @@
           <w:sz w:val="15"/>
           <w:szCs w:val="15"/>
         </w:rPr>
-        <w:t>{%p if “胃癌” in sample.tumor_list</w:t>
-      </w:r>
+        <w:t xml:space="preserve">{%p if “胃癌” in </w:t>
+      </w:r>
+      <w:proofErr w:type="spellStart"/>
+      <w:r>
+        <w:rPr>
+          <w:rFonts w:ascii="思源黑体 CN Normal" w:eastAsia="思源黑体 CN Normal" w:hAnsi="思源黑体 CN Normal" w:hint="eastAsia"/>
+          <w:color w:val="404040" w:themeColor="text1" w:themeTint="BF"/>
+          <w:sz w:val="15"/>
+          <w:szCs w:val="15"/>
+        </w:rPr>
+        <w:t>sample.tumor_list</w:t>
+      </w:r>
+      <w:proofErr w:type="spellEnd"/>
       <w:r>
         <w:rPr>
           <w:rFonts w:ascii="思源黑体 CN Normal" w:eastAsia="思源黑体 CN Normal" w:hAnsi="思源黑体 CN Normal"/>
@@ -4174,7 +5540,18 @@
           <w:szCs w:val="15"/>
           <w:highlight w:val="red"/>
         </w:rPr>
-        <w:t>and sample.rna</w:t>
+        <w:t xml:space="preserve">and </w:t>
+      </w:r>
+      <w:proofErr w:type="spellStart"/>
+      <w:r>
+        <w:rPr>
+          <w:rFonts w:ascii="思源黑体 CN Normal" w:eastAsia="思源黑体 CN Normal" w:hAnsi="思源黑体 CN Normal"/>
+          <w:color w:val="404040" w:themeColor="text1" w:themeTint="BF"/>
+          <w:sz w:val="15"/>
+          <w:szCs w:val="15"/>
+          <w:highlight w:val="red"/>
+        </w:rPr>
+        <w:t>sample.rna</w:t>
       </w:r>
       <w:r>
         <w:rPr>
@@ -4196,6 +5573,7 @@
         </w:rPr>
         <w:t>sample_id</w:t>
       </w:r>
+      <w:proofErr w:type="spellEnd"/>
       <w:r>
         <w:rPr>
           <w:rFonts w:ascii="思源黑体 CN Normal" w:eastAsia="思源黑体 CN Normal" w:hAnsi="思源黑体 CN Normal"/>
@@ -4259,8 +5637,21 @@
           <w:sz w:val="18"/>
           <w:szCs w:val="18"/>
         </w:rPr>
-        <w:t xml:space="preserve"> not in sample.tumor_names_cn</w:t>
-      </w:r>
+        <w:t xml:space="preserve"> not in </w:t>
+      </w:r>
+      <w:proofErr w:type="spellStart"/>
+      <w:r>
+        <w:rPr>
+          <w:rFonts w:ascii="微软雅黑" w:eastAsia="微软雅黑" w:cs="微软雅黑"/>
+          <w:color w:val="000000"/>
+          <w:kern w:val="0"/>
+          <w:position w:val="-5"/>
+          <w:sz w:val="18"/>
+          <w:szCs w:val="18"/>
+        </w:rPr>
+        <w:t>sample.tumor_names_cn</w:t>
+      </w:r>
+      <w:proofErr w:type="spellEnd"/>
       <w:r>
         <w:rPr>
           <w:rFonts w:ascii="思源黑体 CN Normal" w:eastAsia="思源黑体 CN Normal" w:hAnsi="思源黑体 CN Normal" w:hint="eastAsia"/>
@@ -4377,7 +5768,52 @@
           <w:szCs w:val="13"/>
           <w:highlight w:val="magenta"/>
         </w:rPr>
-        <w:t>{{r page_break }}</w:t>
+        <w:lastRenderedPageBreak/>
+        <w:t xml:space="preserve">{{r </w:t>
+      </w:r>
+      <w:proofErr w:type="spellStart"/>
+      <w:r>
+        <w:rPr>
+          <w:rFonts w:ascii="思源黑体 CN Light" w:eastAsia="思源黑体 CN Light" w:hAnsi="思源黑体 CN Light" w:hint="eastAsia"/>
+          <w:color w:val="595959" w:themeColor="text1" w:themeTint="A6"/>
+          <w:sz w:val="13"/>
+          <w:szCs w:val="13"/>
+          <w:highlight w:val="magenta"/>
+        </w:rPr>
+        <w:t>page_</w:t>
+      </w:r>
+      <w:proofErr w:type="gramStart"/>
+      <w:r>
+        <w:rPr>
+          <w:rFonts w:ascii="思源黑体 CN Light" w:eastAsia="思源黑体 CN Light" w:hAnsi="思源黑体 CN Light" w:hint="eastAsia"/>
+          <w:color w:val="595959" w:themeColor="text1" w:themeTint="A6"/>
+          <w:sz w:val="13"/>
+          <w:szCs w:val="13"/>
+          <w:highlight w:val="magenta"/>
+        </w:rPr>
+        <w:t>break</w:t>
+      </w:r>
+      <w:proofErr w:type="spellEnd"/>
+      <w:r>
+        <w:rPr>
+          <w:rFonts w:ascii="思源黑体 CN Light" w:eastAsia="思源黑体 CN Light" w:hAnsi="思源黑体 CN Light" w:hint="eastAsia"/>
+          <w:color w:val="595959" w:themeColor="text1" w:themeTint="A6"/>
+          <w:sz w:val="13"/>
+          <w:szCs w:val="13"/>
+          <w:highlight w:val="magenta"/>
+        </w:rPr>
+        <w:t xml:space="preserve"> }</w:t>
+      </w:r>
+      <w:proofErr w:type="gramEnd"/>
+      <w:r>
+        <w:rPr>
+          <w:rFonts w:ascii="思源黑体 CN Light" w:eastAsia="思源黑体 CN Light" w:hAnsi="思源黑体 CN Light" w:hint="eastAsia"/>
+          <w:color w:val="595959" w:themeColor="text1" w:themeTint="A6"/>
+          <w:sz w:val="13"/>
+          <w:szCs w:val="13"/>
+          <w:highlight w:val="magenta"/>
+        </w:rPr>
+        <w:t>}</w:t>
       </w:r>
     </w:p>
     <w:p>
@@ -4417,8 +5853,19 @@
           <w:sz w:val="15"/>
           <w:szCs w:val="15"/>
         </w:rPr>
-        <w:t>{%p if “子宫内膜癌” in sample.tumor_list</w:t>
-      </w:r>
+        <w:t xml:space="preserve">{%p if “子宫内膜癌” in </w:t>
+      </w:r>
+      <w:proofErr w:type="spellStart"/>
+      <w:r>
+        <w:rPr>
+          <w:rFonts w:ascii="思源黑体 CN Normal" w:eastAsia="思源黑体 CN Normal" w:hAnsi="思源黑体 CN Normal" w:hint="eastAsia"/>
+          <w:color w:val="404040" w:themeColor="text1" w:themeTint="BF"/>
+          <w:sz w:val="15"/>
+          <w:szCs w:val="15"/>
+        </w:rPr>
+        <w:t>sample.tumor_list</w:t>
+      </w:r>
+      <w:proofErr w:type="spellEnd"/>
       <w:r>
         <w:rPr>
           <w:rFonts w:ascii="思源黑体 CN Normal" w:eastAsia="思源黑体 CN Normal" w:hAnsi="思源黑体 CN Normal"/>
@@ -4482,8 +5929,21 @@
           <w:sz w:val="18"/>
           <w:szCs w:val="18"/>
         </w:rPr>
-        <w:t xml:space="preserve"> not in sample.tumor_names_cn</w:t>
-      </w:r>
+        <w:t xml:space="preserve"> not in </w:t>
+      </w:r>
+      <w:proofErr w:type="spellStart"/>
+      <w:r>
+        <w:rPr>
+          <w:rFonts w:ascii="微软雅黑" w:eastAsia="微软雅黑" w:cs="微软雅黑"/>
+          <w:color w:val="000000"/>
+          <w:kern w:val="0"/>
+          <w:position w:val="-5"/>
+          <w:sz w:val="18"/>
+          <w:szCs w:val="18"/>
+        </w:rPr>
+        <w:t>sample.tumor_names_cn</w:t>
+      </w:r>
+      <w:proofErr w:type="spellEnd"/>
       <w:r>
         <w:rPr>
           <w:rFonts w:ascii="思源黑体 CN Normal" w:eastAsia="思源黑体 CN Normal" w:hAnsi="思源黑体 CN Normal" w:hint="eastAsia"/>
@@ -4522,8 +5982,27 @@
           <w:sz w:val="21"/>
           <w:szCs w:val="21"/>
         </w:rPr>
-        <w:lastRenderedPageBreak/>
-        <w:t>子宫内膜癌分子分型相关标志物</w:t>
+        <w:t>子宫内膜</w:t>
+      </w:r>
+      <w:proofErr w:type="gramStart"/>
+      <w:r>
+        <w:rPr>
+          <w:rFonts w:ascii="思源黑体 CN Bold" w:eastAsia="思源黑体 CN Bold" w:hAnsi="思源黑体 CN Bold" w:cstheme="minorBidi" w:hint="eastAsia"/>
+          <w:color w:val="1E7648"/>
+          <w:sz w:val="21"/>
+          <w:szCs w:val="21"/>
+        </w:rPr>
+        <w:t>癌分子</w:t>
+      </w:r>
+      <w:proofErr w:type="gramEnd"/>
+      <w:r>
+        <w:rPr>
+          <w:rFonts w:ascii="思源黑体 CN Bold" w:eastAsia="思源黑体 CN Bold" w:hAnsi="思源黑体 CN Bold" w:cstheme="minorBidi" w:hint="eastAsia"/>
+          <w:color w:val="1E7648"/>
+          <w:sz w:val="21"/>
+          <w:szCs w:val="21"/>
+        </w:rPr>
+        <w:t>分型相关标志物</w:t>
       </w:r>
     </w:p>
     <w:bookmarkEnd w:id="30"/>
@@ -4600,7 +6079,51 @@
           <w:szCs w:val="13"/>
           <w:highlight w:val="magenta"/>
         </w:rPr>
-        <w:t>{{r page_break }}</w:t>
+        <w:t xml:space="preserve">{{r </w:t>
+      </w:r>
+      <w:proofErr w:type="spellStart"/>
+      <w:r>
+        <w:rPr>
+          <w:rFonts w:ascii="思源黑体 CN Light" w:eastAsia="思源黑体 CN Light" w:hAnsi="思源黑体 CN Light" w:hint="eastAsia"/>
+          <w:color w:val="595959" w:themeColor="text1" w:themeTint="A6"/>
+          <w:sz w:val="13"/>
+          <w:szCs w:val="13"/>
+          <w:highlight w:val="magenta"/>
+        </w:rPr>
+        <w:t>page_</w:t>
+      </w:r>
+      <w:proofErr w:type="gramStart"/>
+      <w:r>
+        <w:rPr>
+          <w:rFonts w:ascii="思源黑体 CN Light" w:eastAsia="思源黑体 CN Light" w:hAnsi="思源黑体 CN Light" w:hint="eastAsia"/>
+          <w:color w:val="595959" w:themeColor="text1" w:themeTint="A6"/>
+          <w:sz w:val="13"/>
+          <w:szCs w:val="13"/>
+          <w:highlight w:val="magenta"/>
+        </w:rPr>
+        <w:t>break</w:t>
+      </w:r>
+      <w:proofErr w:type="spellEnd"/>
+      <w:r>
+        <w:rPr>
+          <w:rFonts w:ascii="思源黑体 CN Light" w:eastAsia="思源黑体 CN Light" w:hAnsi="思源黑体 CN Light" w:hint="eastAsia"/>
+          <w:color w:val="595959" w:themeColor="text1" w:themeTint="A6"/>
+          <w:sz w:val="13"/>
+          <w:szCs w:val="13"/>
+          <w:highlight w:val="magenta"/>
+        </w:rPr>
+        <w:t xml:space="preserve"> }</w:t>
+      </w:r>
+      <w:proofErr w:type="gramEnd"/>
+      <w:r>
+        <w:rPr>
+          <w:rFonts w:ascii="思源黑体 CN Light" w:eastAsia="思源黑体 CN Light" w:hAnsi="思源黑体 CN Light" w:hint="eastAsia"/>
+          <w:color w:val="595959" w:themeColor="text1" w:themeTint="A6"/>
+          <w:sz w:val="13"/>
+          <w:szCs w:val="13"/>
+          <w:highlight w:val="magenta"/>
+        </w:rPr>
+        <w:t>}</w:t>
       </w:r>
     </w:p>
     <w:p>
@@ -4744,7 +6267,51 @@
           <w:szCs w:val="13"/>
           <w:highlight w:val="magenta"/>
         </w:rPr>
-        <w:t>{{r page_break }}</w:t>
+        <w:t xml:space="preserve">{{r </w:t>
+      </w:r>
+      <w:proofErr w:type="spellStart"/>
+      <w:r>
+        <w:rPr>
+          <w:rFonts w:ascii="思源黑体 CN Light" w:eastAsia="思源黑体 CN Light" w:hAnsi="思源黑体 CN Light" w:hint="eastAsia"/>
+          <w:color w:val="595959" w:themeColor="text1" w:themeTint="A6"/>
+          <w:sz w:val="13"/>
+          <w:szCs w:val="13"/>
+          <w:highlight w:val="magenta"/>
+        </w:rPr>
+        <w:t>page_</w:t>
+      </w:r>
+      <w:proofErr w:type="gramStart"/>
+      <w:r>
+        <w:rPr>
+          <w:rFonts w:ascii="思源黑体 CN Light" w:eastAsia="思源黑体 CN Light" w:hAnsi="思源黑体 CN Light" w:hint="eastAsia"/>
+          <w:color w:val="595959" w:themeColor="text1" w:themeTint="A6"/>
+          <w:sz w:val="13"/>
+          <w:szCs w:val="13"/>
+          <w:highlight w:val="magenta"/>
+        </w:rPr>
+        <w:t>break</w:t>
+      </w:r>
+      <w:proofErr w:type="spellEnd"/>
+      <w:r>
+        <w:rPr>
+          <w:rFonts w:ascii="思源黑体 CN Light" w:eastAsia="思源黑体 CN Light" w:hAnsi="思源黑体 CN Light" w:hint="eastAsia"/>
+          <w:color w:val="595959" w:themeColor="text1" w:themeTint="A6"/>
+          <w:sz w:val="13"/>
+          <w:szCs w:val="13"/>
+          <w:highlight w:val="magenta"/>
+        </w:rPr>
+        <w:t xml:space="preserve"> }</w:t>
+      </w:r>
+      <w:proofErr w:type="gramEnd"/>
+      <w:r>
+        <w:rPr>
+          <w:rFonts w:ascii="思源黑体 CN Light" w:eastAsia="思源黑体 CN Light" w:hAnsi="思源黑体 CN Light" w:hint="eastAsia"/>
+          <w:color w:val="595959" w:themeColor="text1" w:themeTint="A6"/>
+          <w:sz w:val="13"/>
+          <w:szCs w:val="13"/>
+          <w:highlight w:val="magenta"/>
+        </w:rPr>
+        <w:t>}</w:t>
       </w:r>
     </w:p>
     <w:p>
@@ -4879,7 +6446,51 @@
           <w:szCs w:val="13"/>
           <w:highlight w:val="magenta"/>
         </w:rPr>
-        <w:t>{{r page_break }}</w:t>
+        <w:t xml:space="preserve">{{r </w:t>
+      </w:r>
+      <w:proofErr w:type="spellStart"/>
+      <w:r>
+        <w:rPr>
+          <w:rFonts w:ascii="思源黑体 CN Light" w:eastAsia="思源黑体 CN Light" w:hAnsi="思源黑体 CN Light" w:hint="eastAsia"/>
+          <w:color w:val="595959" w:themeColor="text1" w:themeTint="A6"/>
+          <w:sz w:val="13"/>
+          <w:szCs w:val="13"/>
+          <w:highlight w:val="magenta"/>
+        </w:rPr>
+        <w:t>page_</w:t>
+      </w:r>
+      <w:proofErr w:type="gramStart"/>
+      <w:r>
+        <w:rPr>
+          <w:rFonts w:ascii="思源黑体 CN Light" w:eastAsia="思源黑体 CN Light" w:hAnsi="思源黑体 CN Light" w:hint="eastAsia"/>
+          <w:color w:val="595959" w:themeColor="text1" w:themeTint="A6"/>
+          <w:sz w:val="13"/>
+          <w:szCs w:val="13"/>
+          <w:highlight w:val="magenta"/>
+        </w:rPr>
+        <w:t>break</w:t>
+      </w:r>
+      <w:proofErr w:type="spellEnd"/>
+      <w:r>
+        <w:rPr>
+          <w:rFonts w:ascii="思源黑体 CN Light" w:eastAsia="思源黑体 CN Light" w:hAnsi="思源黑体 CN Light" w:hint="eastAsia"/>
+          <w:color w:val="595959" w:themeColor="text1" w:themeTint="A6"/>
+          <w:sz w:val="13"/>
+          <w:szCs w:val="13"/>
+          <w:highlight w:val="magenta"/>
+        </w:rPr>
+        <w:t xml:space="preserve"> }</w:t>
+      </w:r>
+      <w:proofErr w:type="gramEnd"/>
+      <w:r>
+        <w:rPr>
+          <w:rFonts w:ascii="思源黑体 CN Light" w:eastAsia="思源黑体 CN Light" w:hAnsi="思源黑体 CN Light" w:hint="eastAsia"/>
+          <w:color w:val="595959" w:themeColor="text1" w:themeTint="A6"/>
+          <w:sz w:val="13"/>
+          <w:szCs w:val="13"/>
+          <w:highlight w:val="magenta"/>
+        </w:rPr>
+        <w:t>}</w:t>
       </w:r>
     </w:p>
     <w:p>
@@ -4915,7 +6526,27 @@
           <w:sz w:val="21"/>
           <w:szCs w:val="21"/>
         </w:rPr>
-        <w:t>{%if sample.control_sample_id %}体细胞{%endif%}</w:t>
+        <w:t xml:space="preserve">{%if </w:t>
+      </w:r>
+      <w:proofErr w:type="spellStart"/>
+      <w:r>
+        <w:rPr>
+          <w:rFonts w:ascii="思源黑体 CN Bold" w:eastAsia="思源黑体 CN Bold" w:hAnsi="思源黑体 CN Bold" w:cstheme="minorBidi" w:hint="eastAsia"/>
+          <w:color w:val="1E7648"/>
+          <w:sz w:val="21"/>
+          <w:szCs w:val="21"/>
+        </w:rPr>
+        <w:t>sample.control_sample_id</w:t>
+      </w:r>
+      <w:proofErr w:type="spellEnd"/>
+      <w:r>
+        <w:rPr>
+          <w:rFonts w:ascii="思源黑体 CN Bold" w:eastAsia="思源黑体 CN Bold" w:hAnsi="思源黑体 CN Bold" w:cstheme="minorBidi" w:hint="eastAsia"/>
+          <w:color w:val="1E7648"/>
+          <w:sz w:val="21"/>
+          <w:szCs w:val="21"/>
+        </w:rPr>
+        <w:t xml:space="preserve"> %}体细胞{%endif%}</w:t>
       </w:r>
       <w:r>
         <w:rPr>
@@ -5001,7 +6632,51 @@
           <w:szCs w:val="13"/>
           <w:highlight w:val="magenta"/>
         </w:rPr>
-        <w:t>{{r page_break }}</w:t>
+        <w:t xml:space="preserve">{{r </w:t>
+      </w:r>
+      <w:proofErr w:type="spellStart"/>
+      <w:r>
+        <w:rPr>
+          <w:rFonts w:ascii="思源黑体 CN Light" w:eastAsia="思源黑体 CN Light" w:hAnsi="思源黑体 CN Light" w:hint="eastAsia"/>
+          <w:color w:val="595959" w:themeColor="text1" w:themeTint="A6"/>
+          <w:sz w:val="13"/>
+          <w:szCs w:val="13"/>
+          <w:highlight w:val="magenta"/>
+        </w:rPr>
+        <w:t>page_</w:t>
+      </w:r>
+      <w:proofErr w:type="gramStart"/>
+      <w:r>
+        <w:rPr>
+          <w:rFonts w:ascii="思源黑体 CN Light" w:eastAsia="思源黑体 CN Light" w:hAnsi="思源黑体 CN Light" w:hint="eastAsia"/>
+          <w:color w:val="595959" w:themeColor="text1" w:themeTint="A6"/>
+          <w:sz w:val="13"/>
+          <w:szCs w:val="13"/>
+          <w:highlight w:val="magenta"/>
+        </w:rPr>
+        <w:t>break</w:t>
+      </w:r>
+      <w:proofErr w:type="spellEnd"/>
+      <w:r>
+        <w:rPr>
+          <w:rFonts w:ascii="思源黑体 CN Light" w:eastAsia="思源黑体 CN Light" w:hAnsi="思源黑体 CN Light" w:hint="eastAsia"/>
+          <w:color w:val="595959" w:themeColor="text1" w:themeTint="A6"/>
+          <w:sz w:val="13"/>
+          <w:szCs w:val="13"/>
+          <w:highlight w:val="magenta"/>
+        </w:rPr>
+        <w:t xml:space="preserve"> }</w:t>
+      </w:r>
+      <w:proofErr w:type="gramEnd"/>
+      <w:r>
+        <w:rPr>
+          <w:rFonts w:ascii="思源黑体 CN Light" w:eastAsia="思源黑体 CN Light" w:hAnsi="思源黑体 CN Light" w:hint="eastAsia"/>
+          <w:color w:val="595959" w:themeColor="text1" w:themeTint="A6"/>
+          <w:sz w:val="13"/>
+          <w:szCs w:val="13"/>
+          <w:highlight w:val="magenta"/>
+        </w:rPr>
+        <w:t>}</w:t>
       </w:r>
     </w:p>
     <w:tbl>
@@ -5312,8 +6987,9 @@
           <w:sz w:val="24"/>
           <w:szCs w:val="24"/>
         </w:rPr>
-        <w:t>{%if sample.control_sample_id %}体细胞{%endif%}</w:t>
-      </w:r>
+        <w:t xml:space="preserve">{%if </w:t>
+      </w:r>
+      <w:proofErr w:type="spellStart"/>
       <w:r>
         <w:rPr>
           <w:rFonts w:ascii="思源黑体 CN Bold" w:eastAsia="思源黑体 CN Bold" w:hAnsi="思源黑体 CN Bold" w:hint="eastAsia"/>
@@ -5323,6 +6999,29 @@
           <w:sz w:val="24"/>
           <w:szCs w:val="24"/>
         </w:rPr>
+        <w:t>sample.control_sample_id</w:t>
+      </w:r>
+      <w:proofErr w:type="spellEnd"/>
+      <w:r>
+        <w:rPr>
+          <w:rFonts w:ascii="思源黑体 CN Bold" w:eastAsia="思源黑体 CN Bold" w:hAnsi="思源黑体 CN Bold" w:hint="eastAsia"/>
+          <w:b/>
+          <w:bCs/>
+          <w:color w:val="1E7648"/>
+          <w:sz w:val="24"/>
+          <w:szCs w:val="24"/>
+        </w:rPr>
+        <w:t xml:space="preserve"> %}体细胞{%endif%}</w:t>
+      </w:r>
+      <w:r>
+        <w:rPr>
+          <w:rFonts w:ascii="思源黑体 CN Bold" w:eastAsia="思源黑体 CN Bold" w:hAnsi="思源黑体 CN Bold" w:hint="eastAsia"/>
+          <w:b/>
+          <w:bCs/>
+          <w:color w:val="1E7648"/>
+          <w:sz w:val="24"/>
+          <w:szCs w:val="24"/>
+        </w:rPr>
         <w:t>变异详细解读</w:t>
       </w:r>
     </w:p>
@@ -5400,7 +7099,51 @@
           <w:szCs w:val="13"/>
           <w:highlight w:val="magenta"/>
         </w:rPr>
-        <w:t>{{r page_break }}</w:t>
+        <w:t xml:space="preserve">{{r </w:t>
+      </w:r>
+      <w:proofErr w:type="spellStart"/>
+      <w:r>
+        <w:rPr>
+          <w:rFonts w:ascii="思源黑体 CN Light" w:eastAsia="思源黑体 CN Light" w:hAnsi="思源黑体 CN Light" w:hint="eastAsia"/>
+          <w:color w:val="595959" w:themeColor="text1" w:themeTint="A6"/>
+          <w:sz w:val="13"/>
+          <w:szCs w:val="13"/>
+          <w:highlight w:val="magenta"/>
+        </w:rPr>
+        <w:t>page_</w:t>
+      </w:r>
+      <w:proofErr w:type="gramStart"/>
+      <w:r>
+        <w:rPr>
+          <w:rFonts w:ascii="思源黑体 CN Light" w:eastAsia="思源黑体 CN Light" w:hAnsi="思源黑体 CN Light" w:hint="eastAsia"/>
+          <w:color w:val="595959" w:themeColor="text1" w:themeTint="A6"/>
+          <w:sz w:val="13"/>
+          <w:szCs w:val="13"/>
+          <w:highlight w:val="magenta"/>
+        </w:rPr>
+        <w:t>break</w:t>
+      </w:r>
+      <w:proofErr w:type="spellEnd"/>
+      <w:r>
+        <w:rPr>
+          <w:rFonts w:ascii="思源黑体 CN Light" w:eastAsia="思源黑体 CN Light" w:hAnsi="思源黑体 CN Light" w:hint="eastAsia"/>
+          <w:color w:val="595959" w:themeColor="text1" w:themeTint="A6"/>
+          <w:sz w:val="13"/>
+          <w:szCs w:val="13"/>
+          <w:highlight w:val="magenta"/>
+        </w:rPr>
+        <w:t xml:space="preserve"> }</w:t>
+      </w:r>
+      <w:proofErr w:type="gramEnd"/>
+      <w:r>
+        <w:rPr>
+          <w:rFonts w:ascii="思源黑体 CN Light" w:eastAsia="思源黑体 CN Light" w:hAnsi="思源黑体 CN Light" w:hint="eastAsia"/>
+          <w:color w:val="595959" w:themeColor="text1" w:themeTint="A6"/>
+          <w:sz w:val="13"/>
+          <w:szCs w:val="13"/>
+          <w:highlight w:val="magenta"/>
+        </w:rPr>
+        <w:t>}</w:t>
       </w:r>
     </w:p>
     <w:p>
@@ -5442,8 +7185,9 @@
           <w:sz w:val="24"/>
           <w:szCs w:val="24"/>
         </w:rPr>
-        <w:t>{%if sample.control_sample_id %}体细胞{%endif%}</w:t>
-      </w:r>
+        <w:t xml:space="preserve">{%if </w:t>
+      </w:r>
+      <w:proofErr w:type="spellStart"/>
       <w:r>
         <w:rPr>
           <w:rFonts w:ascii="思源黑体 CN Bold" w:eastAsia="思源黑体 CN Bold" w:hAnsi="思源黑体 CN Bold" w:hint="eastAsia"/>
@@ -5453,6 +7197,29 @@
           <w:sz w:val="24"/>
           <w:szCs w:val="24"/>
         </w:rPr>
+        <w:t>sample.control_sample_id</w:t>
+      </w:r>
+      <w:proofErr w:type="spellEnd"/>
+      <w:r>
+        <w:rPr>
+          <w:rFonts w:ascii="思源黑体 CN Bold" w:eastAsia="思源黑体 CN Bold" w:hAnsi="思源黑体 CN Bold" w:hint="eastAsia"/>
+          <w:b/>
+          <w:bCs/>
+          <w:color w:val="1E7648"/>
+          <w:sz w:val="24"/>
+          <w:szCs w:val="24"/>
+        </w:rPr>
+        <w:t xml:space="preserve"> %}体细胞{%endif%}</w:t>
+      </w:r>
+      <w:r>
+        <w:rPr>
+          <w:rFonts w:ascii="思源黑体 CN Bold" w:eastAsia="思源黑体 CN Bold" w:hAnsi="思源黑体 CN Bold" w:hint="eastAsia"/>
+          <w:b/>
+          <w:bCs/>
+          <w:color w:val="1E7648"/>
+          <w:sz w:val="24"/>
+          <w:szCs w:val="24"/>
+        </w:rPr>
         <w:t>变异详细解读</w:t>
       </w:r>
     </w:p>
@@ -5531,7 +7298,20 @@
         <w:t xml:space="preserve">p </w:t>
       </w:r>
       <w:r>
-        <w:t>if sample.control_sample_id %}</w:t>
+        <w:t xml:space="preserve">if </w:t>
+      </w:r>
+      <w:proofErr w:type="spellStart"/>
+      <w:proofErr w:type="gramStart"/>
+      <w:r>
+        <w:t>sample.control</w:t>
+      </w:r>
+      <w:proofErr w:type="gramEnd"/>
+      <w:r>
+        <w:t>_sample_id</w:t>
+      </w:r>
+      <w:proofErr w:type="spellEnd"/>
+      <w:r>
+        <w:t xml:space="preserve"> %}</w:t>
       </w:r>
       <w:bookmarkEnd w:id="41"/>
     </w:p>
@@ -5552,7 +7332,51 @@
           <w:szCs w:val="13"/>
           <w:highlight w:val="magenta"/>
         </w:rPr>
-        <w:t>{{r page_break }}</w:t>
+        <w:t xml:space="preserve">{{r </w:t>
+      </w:r>
+      <w:proofErr w:type="spellStart"/>
+      <w:r>
+        <w:rPr>
+          <w:rFonts w:ascii="思源黑体 CN Light" w:eastAsia="思源黑体 CN Light" w:hAnsi="思源黑体 CN Light" w:hint="eastAsia"/>
+          <w:color w:val="595959" w:themeColor="text1" w:themeTint="A6"/>
+          <w:sz w:val="13"/>
+          <w:szCs w:val="13"/>
+          <w:highlight w:val="magenta"/>
+        </w:rPr>
+        <w:t>page_</w:t>
+      </w:r>
+      <w:proofErr w:type="gramStart"/>
+      <w:r>
+        <w:rPr>
+          <w:rFonts w:ascii="思源黑体 CN Light" w:eastAsia="思源黑体 CN Light" w:hAnsi="思源黑体 CN Light" w:hint="eastAsia"/>
+          <w:color w:val="595959" w:themeColor="text1" w:themeTint="A6"/>
+          <w:sz w:val="13"/>
+          <w:szCs w:val="13"/>
+          <w:highlight w:val="magenta"/>
+        </w:rPr>
+        <w:t>break</w:t>
+      </w:r>
+      <w:proofErr w:type="spellEnd"/>
+      <w:r>
+        <w:rPr>
+          <w:rFonts w:ascii="思源黑体 CN Light" w:eastAsia="思源黑体 CN Light" w:hAnsi="思源黑体 CN Light" w:hint="eastAsia"/>
+          <w:color w:val="595959" w:themeColor="text1" w:themeTint="A6"/>
+          <w:sz w:val="13"/>
+          <w:szCs w:val="13"/>
+          <w:highlight w:val="magenta"/>
+        </w:rPr>
+        <w:t xml:space="preserve"> }</w:t>
+      </w:r>
+      <w:proofErr w:type="gramEnd"/>
+      <w:r>
+        <w:rPr>
+          <w:rFonts w:ascii="思源黑体 CN Light" w:eastAsia="思源黑体 CN Light" w:hAnsi="思源黑体 CN Light" w:hint="eastAsia"/>
+          <w:color w:val="595959" w:themeColor="text1" w:themeTint="A6"/>
+          <w:sz w:val="13"/>
+          <w:szCs w:val="13"/>
+          <w:highlight w:val="magenta"/>
+        </w:rPr>
+        <w:t>}</w:t>
       </w:r>
     </w:p>
     <w:p>
@@ -5689,7 +7513,87 @@
           <w:sz w:val="15"/>
           <w:szCs w:val="15"/>
         </w:rPr>
-        <w:t>{%p if (“卵巢癌” in sample.tumor_list or “乳腺癌” in sample.tumor_list or “前列腺癌” in sample.tumor_list) and “实体瘤” not in sample.tumor_names_cn%}</w:t>
+        <w:t xml:space="preserve">{%p if (“卵巢癌” in </w:t>
+      </w:r>
+      <w:proofErr w:type="spellStart"/>
+      <w:r>
+        <w:rPr>
+          <w:rFonts w:ascii="思源黑体 CN Normal" w:eastAsia="思源黑体 CN Normal" w:hAnsi="思源黑体 CN Normal" w:hint="eastAsia"/>
+          <w:color w:val="595959"/>
+          <w:sz w:val="15"/>
+          <w:szCs w:val="15"/>
+        </w:rPr>
+        <w:t>sample.tumor_list</w:t>
+      </w:r>
+      <w:proofErr w:type="spellEnd"/>
+      <w:r>
+        <w:rPr>
+          <w:rFonts w:ascii="思源黑体 CN Normal" w:eastAsia="思源黑体 CN Normal" w:hAnsi="思源黑体 CN Normal" w:hint="eastAsia"/>
+          <w:color w:val="595959"/>
+          <w:sz w:val="15"/>
+          <w:szCs w:val="15"/>
+        </w:rPr>
+        <w:t xml:space="preserve"> or “乳腺癌” in </w:t>
+      </w:r>
+      <w:proofErr w:type="spellStart"/>
+      <w:r>
+        <w:rPr>
+          <w:rFonts w:ascii="思源黑体 CN Normal" w:eastAsia="思源黑体 CN Normal" w:hAnsi="思源黑体 CN Normal" w:hint="eastAsia"/>
+          <w:color w:val="595959"/>
+          <w:sz w:val="15"/>
+          <w:szCs w:val="15"/>
+        </w:rPr>
+        <w:t>sample.tumor_list</w:t>
+      </w:r>
+      <w:proofErr w:type="spellEnd"/>
+      <w:r>
+        <w:rPr>
+          <w:rFonts w:ascii="思源黑体 CN Normal" w:eastAsia="思源黑体 CN Normal" w:hAnsi="思源黑体 CN Normal" w:hint="eastAsia"/>
+          <w:color w:val="595959"/>
+          <w:sz w:val="15"/>
+          <w:szCs w:val="15"/>
+        </w:rPr>
+        <w:t xml:space="preserve"> or “前列腺癌” in </w:t>
+      </w:r>
+      <w:proofErr w:type="spellStart"/>
+      <w:r>
+        <w:rPr>
+          <w:rFonts w:ascii="思源黑体 CN Normal" w:eastAsia="思源黑体 CN Normal" w:hAnsi="思源黑体 CN Normal" w:hint="eastAsia"/>
+          <w:color w:val="595959"/>
+          <w:sz w:val="15"/>
+          <w:szCs w:val="15"/>
+        </w:rPr>
+        <w:t>sample.tumor_list</w:t>
+      </w:r>
+      <w:proofErr w:type="spellEnd"/>
+      <w:r>
+        <w:rPr>
+          <w:rFonts w:ascii="思源黑体 CN Normal" w:eastAsia="思源黑体 CN Normal" w:hAnsi="思源黑体 CN Normal" w:hint="eastAsia"/>
+          <w:color w:val="595959"/>
+          <w:sz w:val="15"/>
+          <w:szCs w:val="15"/>
+        </w:rPr>
+        <w:t xml:space="preserve">) and “实体瘤” not in </w:t>
+      </w:r>
+      <w:proofErr w:type="spellStart"/>
+      <w:r>
+        <w:rPr>
+          <w:rFonts w:ascii="思源黑体 CN Normal" w:eastAsia="思源黑体 CN Normal" w:hAnsi="思源黑体 CN Normal" w:hint="eastAsia"/>
+          <w:color w:val="595959"/>
+          <w:sz w:val="15"/>
+          <w:szCs w:val="15"/>
+        </w:rPr>
+        <w:t>sample.tumor_names_cn</w:t>
+      </w:r>
+      <w:proofErr w:type="spellEnd"/>
+      <w:r>
+        <w:rPr>
+          <w:rFonts w:ascii="思源黑体 CN Normal" w:eastAsia="思源黑体 CN Normal" w:hAnsi="思源黑体 CN Normal" w:hint="eastAsia"/>
+          <w:color w:val="595959"/>
+          <w:sz w:val="15"/>
+          <w:szCs w:val="15"/>
+        </w:rPr>
+        <w:t>%}</w:t>
       </w:r>
     </w:p>
     <w:p>
@@ -5709,7 +7613,51 @@
           <w:szCs w:val="13"/>
           <w:highlight w:val="magenta"/>
         </w:rPr>
-        <w:t>{{r page_break }}</w:t>
+        <w:t xml:space="preserve">{{r </w:t>
+      </w:r>
+      <w:proofErr w:type="spellStart"/>
+      <w:r>
+        <w:rPr>
+          <w:rFonts w:ascii="思源黑体 CN Light" w:eastAsia="思源黑体 CN Light" w:hAnsi="思源黑体 CN Light" w:hint="eastAsia"/>
+          <w:color w:val="595959" w:themeColor="text1" w:themeTint="A6"/>
+          <w:sz w:val="13"/>
+          <w:szCs w:val="13"/>
+          <w:highlight w:val="magenta"/>
+        </w:rPr>
+        <w:t>page_</w:t>
+      </w:r>
+      <w:proofErr w:type="gramStart"/>
+      <w:r>
+        <w:rPr>
+          <w:rFonts w:ascii="思源黑体 CN Light" w:eastAsia="思源黑体 CN Light" w:hAnsi="思源黑体 CN Light" w:hint="eastAsia"/>
+          <w:color w:val="595959" w:themeColor="text1" w:themeTint="A6"/>
+          <w:sz w:val="13"/>
+          <w:szCs w:val="13"/>
+          <w:highlight w:val="magenta"/>
+        </w:rPr>
+        <w:t>break</w:t>
+      </w:r>
+      <w:proofErr w:type="spellEnd"/>
+      <w:r>
+        <w:rPr>
+          <w:rFonts w:ascii="思源黑体 CN Light" w:eastAsia="思源黑体 CN Light" w:hAnsi="思源黑体 CN Light" w:hint="eastAsia"/>
+          <w:color w:val="595959" w:themeColor="text1" w:themeTint="A6"/>
+          <w:sz w:val="13"/>
+          <w:szCs w:val="13"/>
+          <w:highlight w:val="magenta"/>
+        </w:rPr>
+        <w:t xml:space="preserve"> }</w:t>
+      </w:r>
+      <w:proofErr w:type="gramEnd"/>
+      <w:r>
+        <w:rPr>
+          <w:rFonts w:ascii="思源黑体 CN Light" w:eastAsia="思源黑体 CN Light" w:hAnsi="思源黑体 CN Light" w:hint="eastAsia"/>
+          <w:color w:val="595959" w:themeColor="text1" w:themeTint="A6"/>
+          <w:sz w:val="13"/>
+          <w:szCs w:val="13"/>
+          <w:highlight w:val="magenta"/>
+        </w:rPr>
+        <w:t>}</w:t>
       </w:r>
     </w:p>
     <w:p>
@@ -5745,6 +7693,7 @@
           <w:sz w:val="24"/>
           <w:szCs w:val="24"/>
         </w:rPr>
+        <w:lastRenderedPageBreak/>
         <w:t>同源重组缺陷（HRD）检测结果解读</w:t>
       </w:r>
       <w:bookmarkEnd w:id="43"/>
@@ -5850,7 +7799,6 @@
           <w:sz w:val="15"/>
           <w:szCs w:val="15"/>
         </w:rPr>
-        <w:lastRenderedPageBreak/>
         <w:t>{</w:t>
       </w:r>
       <w:r>
@@ -5881,7 +7829,47 @@
           <w:sz w:val="15"/>
           <w:szCs w:val="15"/>
         </w:rPr>
-        <w:t>{%p if “子宫内膜癌” in sample.tumor_list and “实体瘤” not in sample.tumor_names_cn%}</w:t>
+        <w:t xml:space="preserve">{%p if “子宫内膜癌” in </w:t>
+      </w:r>
+      <w:proofErr w:type="spellStart"/>
+      <w:r>
+        <w:rPr>
+          <w:rFonts w:ascii="思源黑体 CN Light" w:eastAsia="思源黑体 CN Light" w:hAnsi="思源黑体 CN Light" w:hint="eastAsia"/>
+          <w:color w:val="000000" w:themeColor="text1"/>
+          <w:sz w:val="15"/>
+          <w:szCs w:val="15"/>
+        </w:rPr>
+        <w:t>sample.tumor_list</w:t>
+      </w:r>
+      <w:proofErr w:type="spellEnd"/>
+      <w:r>
+        <w:rPr>
+          <w:rFonts w:ascii="思源黑体 CN Light" w:eastAsia="思源黑体 CN Light" w:hAnsi="思源黑体 CN Light" w:hint="eastAsia"/>
+          <w:color w:val="000000" w:themeColor="text1"/>
+          <w:sz w:val="15"/>
+          <w:szCs w:val="15"/>
+        </w:rPr>
+        <w:t xml:space="preserve"> and “实体瘤” not in </w:t>
+      </w:r>
+      <w:proofErr w:type="spellStart"/>
+      <w:r>
+        <w:rPr>
+          <w:rFonts w:ascii="思源黑体 CN Light" w:eastAsia="思源黑体 CN Light" w:hAnsi="思源黑体 CN Light" w:hint="eastAsia"/>
+          <w:color w:val="000000" w:themeColor="text1"/>
+          <w:sz w:val="15"/>
+          <w:szCs w:val="15"/>
+        </w:rPr>
+        <w:t>sample.tumor_names_cn</w:t>
+      </w:r>
+      <w:proofErr w:type="spellEnd"/>
+      <w:r>
+        <w:rPr>
+          <w:rFonts w:ascii="思源黑体 CN Light" w:eastAsia="思源黑体 CN Light" w:hAnsi="思源黑体 CN Light" w:hint="eastAsia"/>
+          <w:color w:val="000000" w:themeColor="text1"/>
+          <w:sz w:val="15"/>
+          <w:szCs w:val="15"/>
+        </w:rPr>
+        <w:t>%}</w:t>
       </w:r>
     </w:p>
     <w:p>
@@ -5901,7 +7889,51 @@
           <w:szCs w:val="13"/>
           <w:highlight w:val="magenta"/>
         </w:rPr>
-        <w:t>{{r page_break }}</w:t>
+        <w:t xml:space="preserve">{{r </w:t>
+      </w:r>
+      <w:proofErr w:type="spellStart"/>
+      <w:r>
+        <w:rPr>
+          <w:rFonts w:ascii="思源黑体 CN Light" w:eastAsia="思源黑体 CN Light" w:hAnsi="思源黑体 CN Light" w:hint="eastAsia"/>
+          <w:color w:val="595959" w:themeColor="text1" w:themeTint="A6"/>
+          <w:sz w:val="13"/>
+          <w:szCs w:val="13"/>
+          <w:highlight w:val="magenta"/>
+        </w:rPr>
+        <w:t>page_</w:t>
+      </w:r>
+      <w:proofErr w:type="gramStart"/>
+      <w:r>
+        <w:rPr>
+          <w:rFonts w:ascii="思源黑体 CN Light" w:eastAsia="思源黑体 CN Light" w:hAnsi="思源黑体 CN Light" w:hint="eastAsia"/>
+          <w:color w:val="595959" w:themeColor="text1" w:themeTint="A6"/>
+          <w:sz w:val="13"/>
+          <w:szCs w:val="13"/>
+          <w:highlight w:val="magenta"/>
+        </w:rPr>
+        <w:t>break</w:t>
+      </w:r>
+      <w:proofErr w:type="spellEnd"/>
+      <w:r>
+        <w:rPr>
+          <w:rFonts w:ascii="思源黑体 CN Light" w:eastAsia="思源黑体 CN Light" w:hAnsi="思源黑体 CN Light" w:hint="eastAsia"/>
+          <w:color w:val="595959" w:themeColor="text1" w:themeTint="A6"/>
+          <w:sz w:val="13"/>
+          <w:szCs w:val="13"/>
+          <w:highlight w:val="magenta"/>
+        </w:rPr>
+        <w:t xml:space="preserve"> }</w:t>
+      </w:r>
+      <w:proofErr w:type="gramEnd"/>
+      <w:r>
+        <w:rPr>
+          <w:rFonts w:ascii="思源黑体 CN Light" w:eastAsia="思源黑体 CN Light" w:hAnsi="思源黑体 CN Light" w:hint="eastAsia"/>
+          <w:color w:val="595959" w:themeColor="text1" w:themeTint="A6"/>
+          <w:sz w:val="13"/>
+          <w:szCs w:val="13"/>
+          <w:highlight w:val="magenta"/>
+        </w:rPr>
+        <w:t>}</w:t>
       </w:r>
     </w:p>
     <w:p>
@@ -5932,7 +7964,31 @@
           <w:sz w:val="24"/>
           <w:szCs w:val="24"/>
         </w:rPr>
-        <w:t>子宫内膜癌分子分型结果解读</w:t>
+        <w:t>子宫内膜</w:t>
+      </w:r>
+      <w:proofErr w:type="gramStart"/>
+      <w:r>
+        <w:rPr>
+          <w:rFonts w:ascii="思源黑体 CN Bold" w:eastAsia="思源黑体 CN Bold" w:hAnsi="思源黑体 CN Bold" w:hint="eastAsia"/>
+          <w:b/>
+          <w:bCs/>
+          <w:color w:val="1E7648"/>
+          <w:sz w:val="24"/>
+          <w:szCs w:val="24"/>
+        </w:rPr>
+        <w:t>癌分子</w:t>
+      </w:r>
+      <w:proofErr w:type="gramEnd"/>
+      <w:r>
+        <w:rPr>
+          <w:rFonts w:ascii="思源黑体 CN Bold" w:eastAsia="思源黑体 CN Bold" w:hAnsi="思源黑体 CN Bold" w:hint="eastAsia"/>
+          <w:b/>
+          <w:bCs/>
+          <w:color w:val="1E7648"/>
+          <w:sz w:val="24"/>
+          <w:szCs w:val="24"/>
+        </w:rPr>
+        <w:t>分型结果解读</w:t>
       </w:r>
       <w:bookmarkEnd w:id="49"/>
     </w:p>
@@ -6052,7 +8108,51 @@
           <w:szCs w:val="13"/>
           <w:highlight w:val="magenta"/>
         </w:rPr>
-        <w:t>{{r page_break }}</w:t>
+        <w:t xml:space="preserve">{{r </w:t>
+      </w:r>
+      <w:proofErr w:type="spellStart"/>
+      <w:r>
+        <w:rPr>
+          <w:rFonts w:ascii="思源黑体 CN Light" w:eastAsia="思源黑体 CN Light" w:hAnsi="思源黑体 CN Light" w:hint="eastAsia"/>
+          <w:color w:val="595959" w:themeColor="text1" w:themeTint="A6"/>
+          <w:sz w:val="13"/>
+          <w:szCs w:val="13"/>
+          <w:highlight w:val="magenta"/>
+        </w:rPr>
+        <w:t>page_</w:t>
+      </w:r>
+      <w:proofErr w:type="gramStart"/>
+      <w:r>
+        <w:rPr>
+          <w:rFonts w:ascii="思源黑体 CN Light" w:eastAsia="思源黑体 CN Light" w:hAnsi="思源黑体 CN Light" w:hint="eastAsia"/>
+          <w:color w:val="595959" w:themeColor="text1" w:themeTint="A6"/>
+          <w:sz w:val="13"/>
+          <w:szCs w:val="13"/>
+          <w:highlight w:val="magenta"/>
+        </w:rPr>
+        <w:t>break</w:t>
+      </w:r>
+      <w:proofErr w:type="spellEnd"/>
+      <w:r>
+        <w:rPr>
+          <w:rFonts w:ascii="思源黑体 CN Light" w:eastAsia="思源黑体 CN Light" w:hAnsi="思源黑体 CN Light" w:hint="eastAsia"/>
+          <w:color w:val="595959" w:themeColor="text1" w:themeTint="A6"/>
+          <w:sz w:val="13"/>
+          <w:szCs w:val="13"/>
+          <w:highlight w:val="magenta"/>
+        </w:rPr>
+        <w:t xml:space="preserve"> }</w:t>
+      </w:r>
+      <w:proofErr w:type="gramEnd"/>
+      <w:r>
+        <w:rPr>
+          <w:rFonts w:ascii="思源黑体 CN Light" w:eastAsia="思源黑体 CN Light" w:hAnsi="思源黑体 CN Light" w:hint="eastAsia"/>
+          <w:color w:val="595959" w:themeColor="text1" w:themeTint="A6"/>
+          <w:sz w:val="13"/>
+          <w:szCs w:val="13"/>
+          <w:highlight w:val="magenta"/>
+        </w:rPr>
+        <w:t>}</w:t>
       </w:r>
     </w:p>
     <w:tbl>
@@ -6420,7 +8520,51 @@
           <w:szCs w:val="13"/>
           <w:highlight w:val="magenta"/>
         </w:rPr>
-        <w:t>{{r page_break }}</w:t>
+        <w:t xml:space="preserve">{{r </w:t>
+      </w:r>
+      <w:proofErr w:type="spellStart"/>
+      <w:r>
+        <w:rPr>
+          <w:rFonts w:ascii="思源黑体 CN Light" w:eastAsia="思源黑体 CN Light" w:hAnsi="思源黑体 CN Light" w:hint="eastAsia"/>
+          <w:color w:val="595959" w:themeColor="text1" w:themeTint="A6"/>
+          <w:sz w:val="13"/>
+          <w:szCs w:val="13"/>
+          <w:highlight w:val="magenta"/>
+        </w:rPr>
+        <w:t>page_</w:t>
+      </w:r>
+      <w:proofErr w:type="gramStart"/>
+      <w:r>
+        <w:rPr>
+          <w:rFonts w:ascii="思源黑体 CN Light" w:eastAsia="思源黑体 CN Light" w:hAnsi="思源黑体 CN Light" w:hint="eastAsia"/>
+          <w:color w:val="595959" w:themeColor="text1" w:themeTint="A6"/>
+          <w:sz w:val="13"/>
+          <w:szCs w:val="13"/>
+          <w:highlight w:val="magenta"/>
+        </w:rPr>
+        <w:t>break</w:t>
+      </w:r>
+      <w:proofErr w:type="spellEnd"/>
+      <w:r>
+        <w:rPr>
+          <w:rFonts w:ascii="思源黑体 CN Light" w:eastAsia="思源黑体 CN Light" w:hAnsi="思源黑体 CN Light" w:hint="eastAsia"/>
+          <w:color w:val="595959" w:themeColor="text1" w:themeTint="A6"/>
+          <w:sz w:val="13"/>
+          <w:szCs w:val="13"/>
+          <w:highlight w:val="magenta"/>
+        </w:rPr>
+        <w:t xml:space="preserve"> }</w:t>
+      </w:r>
+      <w:proofErr w:type="gramEnd"/>
+      <w:r>
+        <w:rPr>
+          <w:rFonts w:ascii="思源黑体 CN Light" w:eastAsia="思源黑体 CN Light" w:hAnsi="思源黑体 CN Light" w:hint="eastAsia"/>
+          <w:color w:val="595959" w:themeColor="text1" w:themeTint="A6"/>
+          <w:sz w:val="13"/>
+          <w:szCs w:val="13"/>
+          <w:highlight w:val="magenta"/>
+        </w:rPr>
+        <w:t>}</w:t>
       </w:r>
     </w:p>
     <w:tbl>
@@ -6783,7 +8927,51 @@
           <w:szCs w:val="13"/>
           <w:highlight w:val="magenta"/>
         </w:rPr>
-        <w:t>{{r page_break }}</w:t>
+        <w:t xml:space="preserve">{{r </w:t>
+      </w:r>
+      <w:proofErr w:type="spellStart"/>
+      <w:r>
+        <w:rPr>
+          <w:rFonts w:ascii="思源黑体 CN Light" w:eastAsia="思源黑体 CN Light" w:hAnsi="思源黑体 CN Light" w:hint="eastAsia"/>
+          <w:color w:val="595959" w:themeColor="text1" w:themeTint="A6"/>
+          <w:sz w:val="13"/>
+          <w:szCs w:val="13"/>
+          <w:highlight w:val="magenta"/>
+        </w:rPr>
+        <w:t>page_</w:t>
+      </w:r>
+      <w:proofErr w:type="gramStart"/>
+      <w:r>
+        <w:rPr>
+          <w:rFonts w:ascii="思源黑体 CN Light" w:eastAsia="思源黑体 CN Light" w:hAnsi="思源黑体 CN Light" w:hint="eastAsia"/>
+          <w:color w:val="595959" w:themeColor="text1" w:themeTint="A6"/>
+          <w:sz w:val="13"/>
+          <w:szCs w:val="13"/>
+          <w:highlight w:val="magenta"/>
+        </w:rPr>
+        <w:t>break</w:t>
+      </w:r>
+      <w:proofErr w:type="spellEnd"/>
+      <w:r>
+        <w:rPr>
+          <w:rFonts w:ascii="思源黑体 CN Light" w:eastAsia="思源黑体 CN Light" w:hAnsi="思源黑体 CN Light" w:hint="eastAsia"/>
+          <w:color w:val="595959" w:themeColor="text1" w:themeTint="A6"/>
+          <w:sz w:val="13"/>
+          <w:szCs w:val="13"/>
+          <w:highlight w:val="magenta"/>
+        </w:rPr>
+        <w:t xml:space="preserve"> }</w:t>
+      </w:r>
+      <w:proofErr w:type="gramEnd"/>
+      <w:r>
+        <w:rPr>
+          <w:rFonts w:ascii="思源黑体 CN Light" w:eastAsia="思源黑体 CN Light" w:hAnsi="思源黑体 CN Light" w:hint="eastAsia"/>
+          <w:color w:val="595959" w:themeColor="text1" w:themeTint="A6"/>
+          <w:sz w:val="13"/>
+          <w:szCs w:val="13"/>
+          <w:highlight w:val="magenta"/>
+        </w:rPr>
+        <w:t>}</w:t>
       </w:r>
     </w:p>
     <w:tbl>
@@ -7072,7 +9260,44 @@
           <w:szCs w:val="15"/>
           <w:highlight w:val="yellow"/>
         </w:rPr>
-        <w:t>{%p if sample.control_sample_id%}</w:t>
+        <w:t xml:space="preserve">{%p if </w:t>
+      </w:r>
+      <w:proofErr w:type="spellStart"/>
+      <w:proofErr w:type="gramStart"/>
+      <w:r>
+        <w:rPr>
+          <w:rFonts w:ascii="思源黑体 CN Normal" w:eastAsia="思源黑体 CN Normal" w:hAnsi="思源黑体 CN Normal"/>
+          <w:b/>
+          <w:color w:val="595959"/>
+          <w:sz w:val="15"/>
+          <w:szCs w:val="15"/>
+          <w:highlight w:val="yellow"/>
+        </w:rPr>
+        <w:t>sample.control</w:t>
+      </w:r>
+      <w:proofErr w:type="gramEnd"/>
+      <w:r>
+        <w:rPr>
+          <w:rFonts w:ascii="思源黑体 CN Normal" w:eastAsia="思源黑体 CN Normal" w:hAnsi="思源黑体 CN Normal"/>
+          <w:b/>
+          <w:color w:val="595959"/>
+          <w:sz w:val="15"/>
+          <w:szCs w:val="15"/>
+          <w:highlight w:val="yellow"/>
+        </w:rPr>
+        <w:t>_sample_id</w:t>
+      </w:r>
+      <w:proofErr w:type="spellEnd"/>
+      <w:r>
+        <w:rPr>
+          <w:rFonts w:ascii="思源黑体 CN Normal" w:eastAsia="思源黑体 CN Normal" w:hAnsi="思源黑体 CN Normal"/>
+          <w:b/>
+          <w:color w:val="595959"/>
+          <w:sz w:val="15"/>
+          <w:szCs w:val="15"/>
+          <w:highlight w:val="yellow"/>
+        </w:rPr>
+        <w:t>%}</w:t>
       </w:r>
     </w:p>
     <w:p>
@@ -7356,7 +9581,251 @@
                 <w:sz w:val="17"/>
                 <w:szCs w:val="17"/>
               </w:rPr>
-              <w:t>{%if sample.tumor_content%}{{sample.tumor_content}}{%else%}{%if lib_quality_control and lib_quality_control.lib_dna_qc and lib_quality_control.lib_dna_qc.tumor_content%}{{lib_quality_control.lib_dna_qc.tumor_content}}{%else%}/{%endif%}{%endif%}</w:t>
+              <w:t xml:space="preserve">{%if </w:t>
+            </w:r>
+            <w:proofErr w:type="spellStart"/>
+            <w:proofErr w:type="gramStart"/>
+            <w:r>
+              <w:rPr>
+                <w:rFonts w:ascii="思源黑体 CN Normal" w:eastAsia="思源黑体 CN Normal" w:hAnsi="思源黑体 CN Normal" w:cs="思源黑体 CN Light"/>
+                <w:kern w:val="0"/>
+                <w:sz w:val="17"/>
+                <w:szCs w:val="17"/>
+              </w:rPr>
+              <w:t>sample.tumor</w:t>
+            </w:r>
+            <w:proofErr w:type="gramEnd"/>
+            <w:r>
+              <w:rPr>
+                <w:rFonts w:ascii="思源黑体 CN Normal" w:eastAsia="思源黑体 CN Normal" w:hAnsi="思源黑体 CN Normal" w:cs="思源黑体 CN Light"/>
+                <w:kern w:val="0"/>
+                <w:sz w:val="17"/>
+                <w:szCs w:val="17"/>
+              </w:rPr>
+              <w:t>_content</w:t>
+            </w:r>
+            <w:proofErr w:type="spellEnd"/>
+            <w:proofErr w:type="gramStart"/>
+            <w:r>
+              <w:rPr>
+                <w:rFonts w:ascii="思源黑体 CN Normal" w:eastAsia="思源黑体 CN Normal" w:hAnsi="思源黑体 CN Normal" w:cs="思源黑体 CN Light"/>
+                <w:kern w:val="0"/>
+                <w:sz w:val="17"/>
+                <w:szCs w:val="17"/>
+              </w:rPr>
+              <w:t>%}{</w:t>
+            </w:r>
+            <w:proofErr w:type="gramEnd"/>
+            <w:r>
+              <w:rPr>
+                <w:rFonts w:ascii="思源黑体 CN Normal" w:eastAsia="思源黑体 CN Normal" w:hAnsi="思源黑体 CN Normal" w:cs="思源黑体 CN Light"/>
+                <w:kern w:val="0"/>
+                <w:sz w:val="17"/>
+                <w:szCs w:val="17"/>
+              </w:rPr>
+              <w:t>{</w:t>
+            </w:r>
+            <w:proofErr w:type="spellStart"/>
+            <w:proofErr w:type="gramStart"/>
+            <w:r>
+              <w:rPr>
+                <w:rFonts w:ascii="思源黑体 CN Normal" w:eastAsia="思源黑体 CN Normal" w:hAnsi="思源黑体 CN Normal" w:cs="思源黑体 CN Light"/>
+                <w:kern w:val="0"/>
+                <w:sz w:val="17"/>
+                <w:szCs w:val="17"/>
+              </w:rPr>
+              <w:t>sample.tumor</w:t>
+            </w:r>
+            <w:proofErr w:type="gramEnd"/>
+            <w:r>
+              <w:rPr>
+                <w:rFonts w:ascii="思源黑体 CN Normal" w:eastAsia="思源黑体 CN Normal" w:hAnsi="思源黑体 CN Normal" w:cs="思源黑体 CN Light"/>
+                <w:kern w:val="0"/>
+                <w:sz w:val="17"/>
+                <w:szCs w:val="17"/>
+              </w:rPr>
+              <w:t>_content</w:t>
+            </w:r>
+            <w:proofErr w:type="spellEnd"/>
+            <w:proofErr w:type="gramStart"/>
+            <w:r>
+              <w:rPr>
+                <w:rFonts w:ascii="思源黑体 CN Normal" w:eastAsia="思源黑体 CN Normal" w:hAnsi="思源黑体 CN Normal" w:cs="思源黑体 CN Light"/>
+                <w:kern w:val="0"/>
+                <w:sz w:val="17"/>
+                <w:szCs w:val="17"/>
+              </w:rPr>
+              <w:t>}}{</w:t>
+            </w:r>
+            <w:proofErr w:type="gramEnd"/>
+            <w:r>
+              <w:rPr>
+                <w:rFonts w:ascii="思源黑体 CN Normal" w:eastAsia="思源黑体 CN Normal" w:hAnsi="思源黑体 CN Normal" w:cs="思源黑体 CN Light"/>
+                <w:kern w:val="0"/>
+                <w:sz w:val="17"/>
+                <w:szCs w:val="17"/>
+              </w:rPr>
+              <w:t>%else</w:t>
+            </w:r>
+            <w:proofErr w:type="gramStart"/>
+            <w:r>
+              <w:rPr>
+                <w:rFonts w:ascii="思源黑体 CN Normal" w:eastAsia="思源黑体 CN Normal" w:hAnsi="思源黑体 CN Normal" w:cs="思源黑体 CN Light"/>
+                <w:kern w:val="0"/>
+                <w:sz w:val="17"/>
+                <w:szCs w:val="17"/>
+              </w:rPr>
+              <w:t>%}{</w:t>
+            </w:r>
+            <w:proofErr w:type="gramEnd"/>
+            <w:r>
+              <w:rPr>
+                <w:rFonts w:ascii="思源黑体 CN Normal" w:eastAsia="思源黑体 CN Normal" w:hAnsi="思源黑体 CN Normal" w:cs="思源黑体 CN Light"/>
+                <w:kern w:val="0"/>
+                <w:sz w:val="17"/>
+                <w:szCs w:val="17"/>
+              </w:rPr>
+              <w:t xml:space="preserve">%if </w:t>
+            </w:r>
+            <w:proofErr w:type="spellStart"/>
+            <w:r>
+              <w:rPr>
+                <w:rFonts w:ascii="思源黑体 CN Normal" w:eastAsia="思源黑体 CN Normal" w:hAnsi="思源黑体 CN Normal" w:cs="思源黑体 CN Light"/>
+                <w:kern w:val="0"/>
+                <w:sz w:val="17"/>
+                <w:szCs w:val="17"/>
+              </w:rPr>
+              <w:t>lib_quality_control</w:t>
+            </w:r>
+            <w:proofErr w:type="spellEnd"/>
+            <w:r>
+              <w:rPr>
+                <w:rFonts w:ascii="思源黑体 CN Normal" w:eastAsia="思源黑体 CN Normal" w:hAnsi="思源黑体 CN Normal" w:cs="思源黑体 CN Light"/>
+                <w:kern w:val="0"/>
+                <w:sz w:val="17"/>
+                <w:szCs w:val="17"/>
+              </w:rPr>
+              <w:t xml:space="preserve"> and </w:t>
+            </w:r>
+            <w:proofErr w:type="spellStart"/>
+            <w:r>
+              <w:rPr>
+                <w:rFonts w:ascii="思源黑体 CN Normal" w:eastAsia="思源黑体 CN Normal" w:hAnsi="思源黑体 CN Normal" w:cs="思源黑体 CN Light"/>
+                <w:kern w:val="0"/>
+                <w:sz w:val="17"/>
+                <w:szCs w:val="17"/>
+              </w:rPr>
+              <w:t>lib_quality_control.lib_dna_qc</w:t>
+            </w:r>
+            <w:proofErr w:type="spellEnd"/>
+            <w:r>
+              <w:rPr>
+                <w:rFonts w:ascii="思源黑体 CN Normal" w:eastAsia="思源黑体 CN Normal" w:hAnsi="思源黑体 CN Normal" w:cs="思源黑体 CN Light"/>
+                <w:kern w:val="0"/>
+                <w:sz w:val="17"/>
+                <w:szCs w:val="17"/>
+              </w:rPr>
+              <w:t xml:space="preserve"> and lib_quality_control.lib_dna_</w:t>
+            </w:r>
+            <w:proofErr w:type="gramStart"/>
+            <w:r>
+              <w:rPr>
+                <w:rFonts w:ascii="思源黑体 CN Normal" w:eastAsia="思源黑体 CN Normal" w:hAnsi="思源黑体 CN Normal" w:cs="思源黑体 CN Light"/>
+                <w:kern w:val="0"/>
+                <w:sz w:val="17"/>
+                <w:szCs w:val="17"/>
+              </w:rPr>
+              <w:t>qc.tumor</w:t>
+            </w:r>
+            <w:proofErr w:type="gramEnd"/>
+            <w:r>
+              <w:rPr>
+                <w:rFonts w:ascii="思源黑体 CN Normal" w:eastAsia="思源黑体 CN Normal" w:hAnsi="思源黑体 CN Normal" w:cs="思源黑体 CN Light"/>
+                <w:kern w:val="0"/>
+                <w:sz w:val="17"/>
+                <w:szCs w:val="17"/>
+              </w:rPr>
+              <w:t>_content</w:t>
+            </w:r>
+            <w:proofErr w:type="gramStart"/>
+            <w:r>
+              <w:rPr>
+                <w:rFonts w:ascii="思源黑体 CN Normal" w:eastAsia="思源黑体 CN Normal" w:hAnsi="思源黑体 CN Normal" w:cs="思源黑体 CN Light"/>
+                <w:kern w:val="0"/>
+                <w:sz w:val="17"/>
+                <w:szCs w:val="17"/>
+              </w:rPr>
+              <w:t>%}{</w:t>
+            </w:r>
+            <w:proofErr w:type="gramEnd"/>
+            <w:r>
+              <w:rPr>
+                <w:rFonts w:ascii="思源黑体 CN Normal" w:eastAsia="思源黑体 CN Normal" w:hAnsi="思源黑体 CN Normal" w:cs="思源黑体 CN Light"/>
+                <w:kern w:val="0"/>
+                <w:sz w:val="17"/>
+                <w:szCs w:val="17"/>
+              </w:rPr>
+              <w:t>{lib_quality_control.lib_dna_</w:t>
+            </w:r>
+            <w:proofErr w:type="gramStart"/>
+            <w:r>
+              <w:rPr>
+                <w:rFonts w:ascii="思源黑体 CN Normal" w:eastAsia="思源黑体 CN Normal" w:hAnsi="思源黑体 CN Normal" w:cs="思源黑体 CN Light"/>
+                <w:kern w:val="0"/>
+                <w:sz w:val="17"/>
+                <w:szCs w:val="17"/>
+              </w:rPr>
+              <w:t>qc.tumor</w:t>
+            </w:r>
+            <w:proofErr w:type="gramEnd"/>
+            <w:r>
+              <w:rPr>
+                <w:rFonts w:ascii="思源黑体 CN Normal" w:eastAsia="思源黑体 CN Normal" w:hAnsi="思源黑体 CN Normal" w:cs="思源黑体 CN Light"/>
+                <w:kern w:val="0"/>
+                <w:sz w:val="17"/>
+                <w:szCs w:val="17"/>
+              </w:rPr>
+              <w:t>_content</w:t>
+            </w:r>
+            <w:proofErr w:type="gramStart"/>
+            <w:r>
+              <w:rPr>
+                <w:rFonts w:ascii="思源黑体 CN Normal" w:eastAsia="思源黑体 CN Normal" w:hAnsi="思源黑体 CN Normal" w:cs="思源黑体 CN Light"/>
+                <w:kern w:val="0"/>
+                <w:sz w:val="17"/>
+                <w:szCs w:val="17"/>
+              </w:rPr>
+              <w:t>}}{</w:t>
+            </w:r>
+            <w:proofErr w:type="gramEnd"/>
+            <w:r>
+              <w:rPr>
+                <w:rFonts w:ascii="思源黑体 CN Normal" w:eastAsia="思源黑体 CN Normal" w:hAnsi="思源黑体 CN Normal" w:cs="思源黑体 CN Light"/>
+                <w:kern w:val="0"/>
+                <w:sz w:val="17"/>
+                <w:szCs w:val="17"/>
+              </w:rPr>
+              <w:t>%else%}/{%endif</w:t>
+            </w:r>
+            <w:proofErr w:type="gramStart"/>
+            <w:r>
+              <w:rPr>
+                <w:rFonts w:ascii="思源黑体 CN Normal" w:eastAsia="思源黑体 CN Normal" w:hAnsi="思源黑体 CN Normal" w:cs="思源黑体 CN Light"/>
+                <w:kern w:val="0"/>
+                <w:sz w:val="17"/>
+                <w:szCs w:val="17"/>
+              </w:rPr>
+              <w:t>%}{</w:t>
+            </w:r>
+            <w:proofErr w:type="gramEnd"/>
+            <w:r>
+              <w:rPr>
+                <w:rFonts w:ascii="思源黑体 CN Normal" w:eastAsia="思源黑体 CN Normal" w:hAnsi="思源黑体 CN Normal" w:cs="思源黑体 CN Light"/>
+                <w:kern w:val="0"/>
+                <w:sz w:val="17"/>
+                <w:szCs w:val="17"/>
+              </w:rPr>
+              <w:t>%endif%}</w:t>
             </w:r>
           </w:p>
         </w:tc>
@@ -7546,7 +10015,117 @@
                 <w:sz w:val="17"/>
                 <w:szCs w:val="17"/>
               </w:rPr>
-              <w:t>{%if lib_quality_control and lib_quality_control.lib_dna_qc and lib_quality_control.lib_dna_qc.dna_qty%}{{lib_quality_control.lib_dna_qc.dna_qty|replace(“.00”,””)}}{%else%}{%endif%}</w:t>
+              <w:t xml:space="preserve">{%if </w:t>
+            </w:r>
+            <w:proofErr w:type="spellStart"/>
+            <w:r>
+              <w:rPr>
+                <w:rFonts w:ascii="思源黑体 CN Normal" w:eastAsia="思源黑体 CN Normal" w:hAnsi="思源黑体 CN Normal" w:cs="思源黑体 CN Light"/>
+                <w:kern w:val="0"/>
+                <w:sz w:val="17"/>
+                <w:szCs w:val="17"/>
+              </w:rPr>
+              <w:t>lib_quality_control</w:t>
+            </w:r>
+            <w:proofErr w:type="spellEnd"/>
+            <w:r>
+              <w:rPr>
+                <w:rFonts w:ascii="思源黑体 CN Normal" w:eastAsia="思源黑体 CN Normal" w:hAnsi="思源黑体 CN Normal" w:cs="思源黑体 CN Light"/>
+                <w:kern w:val="0"/>
+                <w:sz w:val="17"/>
+                <w:szCs w:val="17"/>
+              </w:rPr>
+              <w:t xml:space="preserve"> and </w:t>
+            </w:r>
+            <w:proofErr w:type="spellStart"/>
+            <w:r>
+              <w:rPr>
+                <w:rFonts w:ascii="思源黑体 CN Normal" w:eastAsia="思源黑体 CN Normal" w:hAnsi="思源黑体 CN Normal" w:cs="思源黑体 CN Light"/>
+                <w:kern w:val="0"/>
+                <w:sz w:val="17"/>
+                <w:szCs w:val="17"/>
+              </w:rPr>
+              <w:t>lib_quality_control.lib_dna_qc</w:t>
+            </w:r>
+            <w:proofErr w:type="spellEnd"/>
+            <w:r>
+              <w:rPr>
+                <w:rFonts w:ascii="思源黑体 CN Normal" w:eastAsia="思源黑体 CN Normal" w:hAnsi="思源黑体 CN Normal" w:cs="思源黑体 CN Light"/>
+                <w:kern w:val="0"/>
+                <w:sz w:val="17"/>
+                <w:szCs w:val="17"/>
+              </w:rPr>
+              <w:t xml:space="preserve"> and lib_quality_control.lib_dna_qc.dna_qty</w:t>
+            </w:r>
+            <w:proofErr w:type="gramStart"/>
+            <w:r>
+              <w:rPr>
+                <w:rFonts w:ascii="思源黑体 CN Normal" w:eastAsia="思源黑体 CN Normal" w:hAnsi="思源黑体 CN Normal" w:cs="思源黑体 CN Light"/>
+                <w:kern w:val="0"/>
+                <w:sz w:val="17"/>
+                <w:szCs w:val="17"/>
+              </w:rPr>
+              <w:t>%}{</w:t>
+            </w:r>
+            <w:proofErr w:type="gramEnd"/>
+            <w:r>
+              <w:rPr>
+                <w:rFonts w:ascii="思源黑体 CN Normal" w:eastAsia="思源黑体 CN Normal" w:hAnsi="思源黑体 CN Normal" w:cs="思源黑体 CN Light"/>
+                <w:kern w:val="0"/>
+                <w:sz w:val="17"/>
+                <w:szCs w:val="17"/>
+              </w:rPr>
+              <w:t>{lib_quality_control.lib_dna_qc.dna_qty|replace(“.00</w:t>
+            </w:r>
+            <w:r>
+              <w:rPr>
+                <w:rFonts w:ascii="思源黑体 CN Normal" w:eastAsia="思源黑体 CN Normal" w:hAnsi="思源黑体 CN Normal" w:cs="思源黑体 CN Light"/>
+                <w:kern w:val="0"/>
+                <w:sz w:val="17"/>
+                <w:szCs w:val="17"/>
+              </w:rPr>
+              <w:lastRenderedPageBreak/>
+              <w:t>”,””)</w:t>
+            </w:r>
+            <w:proofErr w:type="gramStart"/>
+            <w:r>
+              <w:rPr>
+                <w:rFonts w:ascii="思源黑体 CN Normal" w:eastAsia="思源黑体 CN Normal" w:hAnsi="思源黑体 CN Normal" w:cs="思源黑体 CN Light"/>
+                <w:kern w:val="0"/>
+                <w:sz w:val="17"/>
+                <w:szCs w:val="17"/>
+              </w:rPr>
+              <w:t>}}{</w:t>
+            </w:r>
+            <w:proofErr w:type="gramEnd"/>
+            <w:r>
+              <w:rPr>
+                <w:rFonts w:ascii="思源黑体 CN Normal" w:eastAsia="思源黑体 CN Normal" w:hAnsi="思源黑体 CN Normal" w:cs="思源黑体 CN Light"/>
+                <w:kern w:val="0"/>
+                <w:sz w:val="17"/>
+                <w:szCs w:val="17"/>
+              </w:rPr>
+              <w:t>%else</w:t>
+            </w:r>
+            <w:proofErr w:type="gramStart"/>
+            <w:r>
+              <w:rPr>
+                <w:rFonts w:ascii="思源黑体 CN Normal" w:eastAsia="思源黑体 CN Normal" w:hAnsi="思源黑体 CN Normal" w:cs="思源黑体 CN Light"/>
+                <w:kern w:val="0"/>
+                <w:sz w:val="17"/>
+                <w:szCs w:val="17"/>
+              </w:rPr>
+              <w:t>%}{</w:t>
+            </w:r>
+            <w:proofErr w:type="gramEnd"/>
+            <w:r>
+              <w:rPr>
+                <w:rFonts w:ascii="思源黑体 CN Normal" w:eastAsia="思源黑体 CN Normal" w:hAnsi="思源黑体 CN Normal" w:cs="思源黑体 CN Light"/>
+                <w:kern w:val="0"/>
+                <w:sz w:val="17"/>
+                <w:szCs w:val="17"/>
+              </w:rPr>
+              <w:t>%endif%}</w:t>
             </w:r>
           </w:p>
         </w:tc>
@@ -7580,6 +10159,7 @@
                 <w:sz w:val="17"/>
                 <w:szCs w:val="17"/>
               </w:rPr>
+              <w:lastRenderedPageBreak/>
               <w:t>≥60</w:t>
             </w:r>
           </w:p>
@@ -7709,17 +10289,167 @@
                 <w:sz w:val="17"/>
                 <w:szCs w:val="17"/>
               </w:rPr>
-              <w:t xml:space="preserve">{%if lib_quality_control and lib_quality_control.lib_dna_qc and </w:t>
-            </w:r>
-            <w:r>
-              <w:rPr>
-                <w:rFonts w:ascii="思源黑体 CN Normal" w:eastAsia="思源黑体 CN Normal" w:hAnsi="思源黑体 CN Normal" w:cs="思源黑体 CN Light"/>
-                <w:kern w:val="0"/>
-                <w:sz w:val="17"/>
-                <w:szCs w:val="17"/>
-              </w:rPr>
-              <w:lastRenderedPageBreak/>
-              <w:t>lib_quality_control.lib_dna_qc.break_dna_qty %}{{lib_quality_control.lib_dna_qc.break_dna_qty|replace(“.00”,””)}}{%else%}{%endif%}</w:t>
+              <w:t xml:space="preserve">{%if </w:t>
+            </w:r>
+            <w:proofErr w:type="spellStart"/>
+            <w:r>
+              <w:rPr>
+                <w:rFonts w:ascii="思源黑体 CN Normal" w:eastAsia="思源黑体 CN Normal" w:hAnsi="思源黑体 CN Normal" w:cs="思源黑体 CN Light"/>
+                <w:kern w:val="0"/>
+                <w:sz w:val="17"/>
+                <w:szCs w:val="17"/>
+              </w:rPr>
+              <w:t>lib_quality_control</w:t>
+            </w:r>
+            <w:proofErr w:type="spellEnd"/>
+            <w:r>
+              <w:rPr>
+                <w:rFonts w:ascii="思源黑体 CN Normal" w:eastAsia="思源黑体 CN Normal" w:hAnsi="思源黑体 CN Normal" w:cs="思源黑体 CN Light"/>
+                <w:kern w:val="0"/>
+                <w:sz w:val="17"/>
+                <w:szCs w:val="17"/>
+              </w:rPr>
+              <w:t xml:space="preserve"> and </w:t>
+            </w:r>
+            <w:proofErr w:type="spellStart"/>
+            <w:r>
+              <w:rPr>
+                <w:rFonts w:ascii="思源黑体 CN Normal" w:eastAsia="思源黑体 CN Normal" w:hAnsi="思源黑体 CN Normal" w:cs="思源黑体 CN Light"/>
+                <w:kern w:val="0"/>
+                <w:sz w:val="17"/>
+                <w:szCs w:val="17"/>
+              </w:rPr>
+              <w:t>lib_quality_control.lib_dna_qc</w:t>
+            </w:r>
+            <w:proofErr w:type="spellEnd"/>
+            <w:r>
+              <w:rPr>
+                <w:rFonts w:ascii="思源黑体 CN Normal" w:eastAsia="思源黑体 CN Normal" w:hAnsi="思源黑体 CN Normal" w:cs="思源黑体 CN Light"/>
+                <w:kern w:val="0"/>
+                <w:sz w:val="17"/>
+                <w:szCs w:val="17"/>
+              </w:rPr>
+              <w:t xml:space="preserve"> and </w:t>
+            </w:r>
+            <w:proofErr w:type="spellStart"/>
+            <w:r>
+              <w:rPr>
+                <w:rFonts w:ascii="思源黑体 CN Normal" w:eastAsia="思源黑体 CN Normal" w:hAnsi="思源黑体 CN Normal" w:cs="思源黑体 CN Light"/>
+                <w:kern w:val="0"/>
+                <w:sz w:val="17"/>
+                <w:szCs w:val="17"/>
+              </w:rPr>
+              <w:t>lib_quality_control.lib_dna_</w:t>
+            </w:r>
+            <w:proofErr w:type="gramStart"/>
+            <w:r>
+              <w:rPr>
+                <w:rFonts w:ascii="思源黑体 CN Normal" w:eastAsia="思源黑体 CN Normal" w:hAnsi="思源黑体 CN Normal" w:cs="思源黑体 CN Light"/>
+                <w:kern w:val="0"/>
+                <w:sz w:val="17"/>
+                <w:szCs w:val="17"/>
+              </w:rPr>
+              <w:t>qc.break</w:t>
+            </w:r>
+            <w:proofErr w:type="gramEnd"/>
+            <w:r>
+              <w:rPr>
+                <w:rFonts w:ascii="思源黑体 CN Normal" w:eastAsia="思源黑体 CN Normal" w:hAnsi="思源黑体 CN Normal" w:cs="思源黑体 CN Light"/>
+                <w:kern w:val="0"/>
+                <w:sz w:val="17"/>
+                <w:szCs w:val="17"/>
+              </w:rPr>
+              <w:t>_dna_qty</w:t>
+            </w:r>
+            <w:proofErr w:type="spellEnd"/>
+            <w:r>
+              <w:rPr>
+                <w:rFonts w:ascii="思源黑体 CN Normal" w:eastAsia="思源黑体 CN Normal" w:hAnsi="思源黑体 CN Normal" w:cs="思源黑体 CN Light"/>
+                <w:kern w:val="0"/>
+                <w:sz w:val="17"/>
+                <w:szCs w:val="17"/>
+              </w:rPr>
+              <w:t xml:space="preserve"> </w:t>
+            </w:r>
+            <w:proofErr w:type="gramStart"/>
+            <w:r>
+              <w:rPr>
+                <w:rFonts w:ascii="思源黑体 CN Normal" w:eastAsia="思源黑体 CN Normal" w:hAnsi="思源黑体 CN Normal" w:cs="思源黑体 CN Light"/>
+                <w:kern w:val="0"/>
+                <w:sz w:val="17"/>
+                <w:szCs w:val="17"/>
+              </w:rPr>
+              <w:t>%}{</w:t>
+            </w:r>
+            <w:proofErr w:type="gramEnd"/>
+            <w:r>
+              <w:rPr>
+                <w:rFonts w:ascii="思源黑体 CN Normal" w:eastAsia="思源黑体 CN Normal" w:hAnsi="思源黑体 CN Normal" w:cs="思源黑体 CN Light"/>
+                <w:kern w:val="0"/>
+                <w:sz w:val="17"/>
+                <w:szCs w:val="17"/>
+              </w:rPr>
+              <w:t>{lib_quality_control.lib_dna_</w:t>
+            </w:r>
+            <w:proofErr w:type="gramStart"/>
+            <w:r>
+              <w:rPr>
+                <w:rFonts w:ascii="思源黑体 CN Normal" w:eastAsia="思源黑体 CN Normal" w:hAnsi="思源黑体 CN Normal" w:cs="思源黑体 CN Light"/>
+                <w:kern w:val="0"/>
+                <w:sz w:val="17"/>
+                <w:szCs w:val="17"/>
+              </w:rPr>
+              <w:t>qc.break</w:t>
+            </w:r>
+            <w:proofErr w:type="gramEnd"/>
+            <w:r>
+              <w:rPr>
+                <w:rFonts w:ascii="思源黑体 CN Normal" w:eastAsia="思源黑体 CN Normal" w:hAnsi="思源黑体 CN Normal" w:cs="思源黑体 CN Light"/>
+                <w:kern w:val="0"/>
+                <w:sz w:val="17"/>
+                <w:szCs w:val="17"/>
+              </w:rPr>
+              <w:t>_dna_qty|replace(“.00”,””)</w:t>
+            </w:r>
+            <w:proofErr w:type="gramStart"/>
+            <w:r>
+              <w:rPr>
+                <w:rFonts w:ascii="思源黑体 CN Normal" w:eastAsia="思源黑体 CN Normal" w:hAnsi="思源黑体 CN Normal" w:cs="思源黑体 CN Light"/>
+                <w:kern w:val="0"/>
+                <w:sz w:val="17"/>
+                <w:szCs w:val="17"/>
+              </w:rPr>
+              <w:t>}}{</w:t>
+            </w:r>
+            <w:proofErr w:type="gramEnd"/>
+            <w:r>
+              <w:rPr>
+                <w:rFonts w:ascii="思源黑体 CN Normal" w:eastAsia="思源黑体 CN Normal" w:hAnsi="思源黑体 CN Normal" w:cs="思源黑体 CN Light"/>
+                <w:kern w:val="0"/>
+                <w:sz w:val="17"/>
+                <w:szCs w:val="17"/>
+              </w:rPr>
+              <w:t>%else</w:t>
+            </w:r>
+            <w:proofErr w:type="gramStart"/>
+            <w:r>
+              <w:rPr>
+                <w:rFonts w:ascii="思源黑体 CN Normal" w:eastAsia="思源黑体 CN Normal" w:hAnsi="思源黑体 CN Normal" w:cs="思源黑体 CN Light"/>
+                <w:kern w:val="0"/>
+                <w:sz w:val="17"/>
+                <w:szCs w:val="17"/>
+              </w:rPr>
+              <w:t>%}{</w:t>
+            </w:r>
+            <w:proofErr w:type="gramEnd"/>
+            <w:r>
+              <w:rPr>
+                <w:rFonts w:ascii="思源黑体 CN Normal" w:eastAsia="思源黑体 CN Normal" w:hAnsi="思源黑体 CN Normal" w:cs="思源黑体 CN Light"/>
+                <w:kern w:val="0"/>
+                <w:sz w:val="17"/>
+                <w:szCs w:val="17"/>
+              </w:rPr>
+              <w:t>%endif%}</w:t>
             </w:r>
           </w:p>
         </w:tc>
@@ -7753,7 +10483,6 @@
                 <w:sz w:val="17"/>
                 <w:szCs w:val="17"/>
               </w:rPr>
-              <w:lastRenderedPageBreak/>
               <w:t>≥60</w:t>
             </w:r>
           </w:p>
@@ -7867,7 +10596,183 @@
                 <w:sz w:val="17"/>
                 <w:szCs w:val="17"/>
               </w:rPr>
-              <w:t>{%if lib_quality_control and lib_quality_control.lib_dna_qc and lib_quality_control.lib_dna_qc.library_qty %}{{lib_quality_control.lib_dna_qc.library_qty|replace(“.00”,””)}}{%else%}{%endif%}</w:t>
+              <w:t xml:space="preserve">{%if </w:t>
+            </w:r>
+            <w:proofErr w:type="spellStart"/>
+            <w:r>
+              <w:rPr>
+                <w:rFonts w:ascii="思源黑体 CN Normal" w:eastAsia="思源黑体 CN Normal" w:hAnsi="思源黑体 CN Normal" w:cs="思源黑体 CN Light"/>
+                <w:color w:val="000000" w:themeColor="text1"/>
+                <w:kern w:val="0"/>
+                <w:sz w:val="17"/>
+                <w:szCs w:val="17"/>
+              </w:rPr>
+              <w:t>lib_quality_control</w:t>
+            </w:r>
+            <w:proofErr w:type="spellEnd"/>
+            <w:r>
+              <w:rPr>
+                <w:rFonts w:ascii="思源黑体 CN Normal" w:eastAsia="思源黑体 CN Normal" w:hAnsi="思源黑体 CN Normal" w:cs="思源黑体 CN Light"/>
+                <w:color w:val="000000" w:themeColor="text1"/>
+                <w:kern w:val="0"/>
+                <w:sz w:val="17"/>
+                <w:szCs w:val="17"/>
+              </w:rPr>
+              <w:t xml:space="preserve"> and </w:t>
+            </w:r>
+            <w:proofErr w:type="spellStart"/>
+            <w:r>
+              <w:rPr>
+                <w:rFonts w:ascii="思源黑体 CN Normal" w:eastAsia="思源黑体 CN Normal" w:hAnsi="思源黑体 CN Normal" w:cs="思源黑体 CN Light"/>
+                <w:color w:val="000000" w:themeColor="text1"/>
+                <w:kern w:val="0"/>
+                <w:sz w:val="17"/>
+                <w:szCs w:val="17"/>
+              </w:rPr>
+              <w:t>lib_quality_control.lib_dna_qc</w:t>
+            </w:r>
+            <w:proofErr w:type="spellEnd"/>
+            <w:r>
+              <w:rPr>
+                <w:rFonts w:ascii="思源黑体 CN Normal" w:eastAsia="思源黑体 CN Normal" w:hAnsi="思源黑体 CN Normal" w:cs="思源黑体 CN Light"/>
+                <w:color w:val="000000" w:themeColor="text1"/>
+                <w:kern w:val="0"/>
+                <w:sz w:val="17"/>
+                <w:szCs w:val="17"/>
+              </w:rPr>
+              <w:t xml:space="preserve"> and </w:t>
+            </w:r>
+            <w:proofErr w:type="spellStart"/>
+            <w:r>
+              <w:rPr>
+                <w:rFonts w:ascii="思源黑体 CN Normal" w:eastAsia="思源黑体 CN Normal" w:hAnsi="思源黑体 CN Normal" w:cs="思源黑体 CN Light"/>
+                <w:color w:val="000000" w:themeColor="text1"/>
+                <w:kern w:val="0"/>
+                <w:sz w:val="17"/>
+                <w:szCs w:val="17"/>
+              </w:rPr>
+              <w:t>lib_quality_control.lib_dna_</w:t>
+            </w:r>
+            <w:proofErr w:type="gramStart"/>
+            <w:r>
+              <w:rPr>
+                <w:rFonts w:ascii="思源黑体 CN Normal" w:eastAsia="思源黑体 CN Normal" w:hAnsi="思源黑体 CN Normal" w:cs="思源黑体 CN Light"/>
+                <w:color w:val="000000" w:themeColor="text1"/>
+                <w:kern w:val="0"/>
+                <w:sz w:val="17"/>
+                <w:szCs w:val="17"/>
+              </w:rPr>
+              <w:t>qc.library</w:t>
+            </w:r>
+            <w:proofErr w:type="gramEnd"/>
+            <w:r>
+              <w:rPr>
+                <w:rFonts w:ascii="思源黑体 CN Normal" w:eastAsia="思源黑体 CN Normal" w:hAnsi="思源黑体 CN Normal" w:cs="思源黑体 CN Light"/>
+                <w:color w:val="000000" w:themeColor="text1"/>
+                <w:kern w:val="0"/>
+                <w:sz w:val="17"/>
+                <w:szCs w:val="17"/>
+              </w:rPr>
+              <w:t>_qty</w:t>
+            </w:r>
+            <w:proofErr w:type="spellEnd"/>
+            <w:r>
+              <w:rPr>
+                <w:rFonts w:ascii="思源黑体 CN Normal" w:eastAsia="思源黑体 CN Normal" w:hAnsi="思源黑体 CN Normal" w:cs="思源黑体 CN Light"/>
+                <w:color w:val="000000" w:themeColor="text1"/>
+                <w:kern w:val="0"/>
+                <w:sz w:val="17"/>
+                <w:szCs w:val="17"/>
+              </w:rPr>
+              <w:t xml:space="preserve"> </w:t>
+            </w:r>
+            <w:proofErr w:type="gramStart"/>
+            <w:r>
+              <w:rPr>
+                <w:rFonts w:ascii="思源黑体 CN Normal" w:eastAsia="思源黑体 CN Normal" w:hAnsi="思源黑体 CN Normal" w:cs="思源黑体 CN Light"/>
+                <w:color w:val="000000" w:themeColor="text1"/>
+                <w:kern w:val="0"/>
+                <w:sz w:val="17"/>
+                <w:szCs w:val="17"/>
+              </w:rPr>
+              <w:t>%}{</w:t>
+            </w:r>
+            <w:proofErr w:type="gramEnd"/>
+            <w:r>
+              <w:rPr>
+                <w:rFonts w:ascii="思源黑体 CN Normal" w:eastAsia="思源黑体 CN Normal" w:hAnsi="思源黑体 CN Normal" w:cs="思源黑体 CN Light"/>
+                <w:color w:val="000000" w:themeColor="text1"/>
+                <w:kern w:val="0"/>
+                <w:sz w:val="17"/>
+                <w:szCs w:val="17"/>
+              </w:rPr>
+              <w:t>{lib_quality_control.lib_dna_</w:t>
+            </w:r>
+            <w:proofErr w:type="gramStart"/>
+            <w:r>
+              <w:rPr>
+                <w:rFonts w:ascii="思源黑体 CN Normal" w:eastAsia="思源黑体 CN Normal" w:hAnsi="思源黑体 CN Normal" w:cs="思源黑体 CN Light"/>
+                <w:color w:val="000000" w:themeColor="text1"/>
+                <w:kern w:val="0"/>
+                <w:sz w:val="17"/>
+                <w:szCs w:val="17"/>
+              </w:rPr>
+              <w:t>qc.library</w:t>
+            </w:r>
+            <w:proofErr w:type="gramEnd"/>
+            <w:r>
+              <w:rPr>
+                <w:rFonts w:ascii="思源黑体 CN Normal" w:eastAsia="思源黑体 CN Normal" w:hAnsi="思源黑体 CN Normal" w:cs="思源黑体 CN Light"/>
+                <w:color w:val="000000" w:themeColor="text1"/>
+                <w:kern w:val="0"/>
+                <w:sz w:val="17"/>
+                <w:szCs w:val="17"/>
+              </w:rPr>
+              <w:t>_qty|replace(“.00”,””)</w:t>
+            </w:r>
+            <w:proofErr w:type="gramStart"/>
+            <w:r>
+              <w:rPr>
+                <w:rFonts w:ascii="思源黑体 CN Normal" w:eastAsia="思源黑体 CN Normal" w:hAnsi="思源黑体 CN Normal" w:cs="思源黑体 CN Light"/>
+                <w:color w:val="000000" w:themeColor="text1"/>
+                <w:kern w:val="0"/>
+                <w:sz w:val="17"/>
+                <w:szCs w:val="17"/>
+              </w:rPr>
+              <w:t>}}{</w:t>
+            </w:r>
+            <w:proofErr w:type="gramEnd"/>
+            <w:r>
+              <w:rPr>
+                <w:rFonts w:ascii="思源黑体 CN Normal" w:eastAsia="思源黑体 CN Normal" w:hAnsi="思源黑体 CN Normal" w:cs="思源黑体 CN Light"/>
+                <w:color w:val="000000" w:themeColor="text1"/>
+                <w:kern w:val="0"/>
+                <w:sz w:val="17"/>
+                <w:szCs w:val="17"/>
+              </w:rPr>
+              <w:t>%else</w:t>
+            </w:r>
+            <w:proofErr w:type="gramStart"/>
+            <w:r>
+              <w:rPr>
+                <w:rFonts w:ascii="思源黑体 CN Normal" w:eastAsia="思源黑体 CN Normal" w:hAnsi="思源黑体 CN Normal" w:cs="思源黑体 CN Light"/>
+                <w:color w:val="000000" w:themeColor="text1"/>
+                <w:kern w:val="0"/>
+                <w:sz w:val="17"/>
+                <w:szCs w:val="17"/>
+              </w:rPr>
+              <w:t>%}{</w:t>
+            </w:r>
+            <w:proofErr w:type="gramEnd"/>
+            <w:r>
+              <w:rPr>
+                <w:rFonts w:ascii="思源黑体 CN Normal" w:eastAsia="思源黑体 CN Normal" w:hAnsi="思源黑体 CN Normal" w:cs="思源黑体 CN Light"/>
+                <w:color w:val="000000" w:themeColor="text1"/>
+                <w:kern w:val="0"/>
+                <w:sz w:val="17"/>
+                <w:szCs w:val="17"/>
+              </w:rPr>
+              <w:t>%endif%}</w:t>
             </w:r>
           </w:p>
         </w:tc>
@@ -8045,16 +10950,36 @@
                 <w:sz w:val="17"/>
                 <w:szCs w:val="17"/>
               </w:rPr>
-              <w:t>{{qc.dna_data_qc.</w:t>
-            </w:r>
-            <w:r>
-              <w:rPr>
-                <w:rFonts w:ascii="思源黑体 CN Normal" w:eastAsia="思源黑体 CN Normal" w:hAnsi="思源黑体 CN Normal" w:cs="思源黑体 CN Light"/>
-                <w:kern w:val="0"/>
-                <w:sz w:val="17"/>
-                <w:szCs w:val="17"/>
-              </w:rPr>
-              <w:t>cleandata_q30</w:t>
+              <w:t>{{qc.dna_data_</w:t>
+            </w:r>
+            <w:proofErr w:type="gramStart"/>
+            <w:r>
+              <w:rPr>
+                <w:rFonts w:ascii="思源黑体 CN Normal" w:eastAsia="思源黑体 CN Normal" w:hAnsi="思源黑体 CN Normal" w:cs="思源黑体 CN Light"/>
+                <w:kern w:val="0"/>
+                <w:sz w:val="17"/>
+                <w:szCs w:val="17"/>
+              </w:rPr>
+              <w:t>qc.</w:t>
+            </w:r>
+            <w:r>
+              <w:rPr>
+                <w:rFonts w:ascii="思源黑体 CN Normal" w:eastAsia="思源黑体 CN Normal" w:hAnsi="思源黑体 CN Normal" w:cs="思源黑体 CN Light"/>
+                <w:kern w:val="0"/>
+                <w:sz w:val="17"/>
+                <w:szCs w:val="17"/>
+              </w:rPr>
+              <w:t>cleandata</w:t>
+            </w:r>
+            <w:proofErr w:type="gramEnd"/>
+            <w:r>
+              <w:rPr>
+                <w:rFonts w:ascii="思源黑体 CN Normal" w:eastAsia="思源黑体 CN Normal" w:hAnsi="思源黑体 CN Normal" w:cs="思源黑体 CN Light"/>
+                <w:kern w:val="0"/>
+                <w:sz w:val="17"/>
+                <w:szCs w:val="17"/>
+              </w:rPr>
+              <w:t>_q30</w:t>
             </w:r>
             <w:r>
               <w:rPr>
@@ -8197,17 +11122,48 @@
                 <w:sz w:val="17"/>
                 <w:szCs w:val="17"/>
               </w:rPr>
-              <w:t>{{qc.dna_data_qc.</w:t>
-            </w:r>
-            <w:r>
-              <w:rPr>
-                <w:rFonts w:ascii="思源黑体 CN Normal" w:eastAsia="思源黑体 CN Normal" w:hAnsi="思源黑体 CN Normal" w:cs="思源黑体 CN Light"/>
-                <w:kern w:val="0"/>
-                <w:sz w:val="17"/>
-                <w:szCs w:val="17"/>
-              </w:rPr>
-              <w:t>cover_ratio</w:t>
-            </w:r>
+              <w:t>{{</w:t>
+            </w:r>
+            <w:proofErr w:type="spellStart"/>
+            <w:r>
+              <w:rPr>
+                <w:rFonts w:ascii="思源黑体 CN Normal" w:eastAsia="思源黑体 CN Normal" w:hAnsi="思源黑体 CN Normal" w:cs="思源黑体 CN Light"/>
+                <w:kern w:val="0"/>
+                <w:sz w:val="17"/>
+                <w:szCs w:val="17"/>
+              </w:rPr>
+              <w:t>qc.dna_data_</w:t>
+            </w:r>
+            <w:proofErr w:type="gramStart"/>
+            <w:r>
+              <w:rPr>
+                <w:rFonts w:ascii="思源黑体 CN Normal" w:eastAsia="思源黑体 CN Normal" w:hAnsi="思源黑体 CN Normal" w:cs="思源黑体 CN Light"/>
+                <w:kern w:val="0"/>
+                <w:sz w:val="17"/>
+                <w:szCs w:val="17"/>
+              </w:rPr>
+              <w:t>qc.</w:t>
+            </w:r>
+            <w:r>
+              <w:rPr>
+                <w:rFonts w:ascii="思源黑体 CN Normal" w:eastAsia="思源黑体 CN Normal" w:hAnsi="思源黑体 CN Normal" w:cs="思源黑体 CN Light"/>
+                <w:kern w:val="0"/>
+                <w:sz w:val="17"/>
+                <w:szCs w:val="17"/>
+              </w:rPr>
+              <w:t>cover</w:t>
+            </w:r>
+            <w:proofErr w:type="gramEnd"/>
+            <w:r>
+              <w:rPr>
+                <w:rFonts w:ascii="思源黑体 CN Normal" w:eastAsia="思源黑体 CN Normal" w:hAnsi="思源黑体 CN Normal" w:cs="思源黑体 CN Light"/>
+                <w:kern w:val="0"/>
+                <w:sz w:val="17"/>
+                <w:szCs w:val="17"/>
+              </w:rPr>
+              <w:t>_ratio</w:t>
+            </w:r>
+            <w:proofErr w:type="spellEnd"/>
             <w:r>
               <w:rPr>
                 <w:rFonts w:ascii="思源黑体 CN Normal" w:eastAsia="思源黑体 CN Normal" w:hAnsi="思源黑体 CN Normal" w:cs="思源黑体 CN Light"/>
@@ -8333,7 +11289,27 @@
                 <w:sz w:val="17"/>
                 <w:szCs w:val="17"/>
               </w:rPr>
-              <w:t>均一性</w:t>
+              <w:t>均</w:t>
+            </w:r>
+            <w:proofErr w:type="gramStart"/>
+            <w:r>
+              <w:rPr>
+                <w:rFonts w:ascii="思源黑体 CN Normal" w:eastAsia="思源黑体 CN Normal" w:hAnsi="思源黑体 CN Normal" w:cs="思源黑体 CN Light" w:hint="eastAsia"/>
+                <w:kern w:val="0"/>
+                <w:sz w:val="17"/>
+                <w:szCs w:val="17"/>
+              </w:rPr>
+              <w:t>一</w:t>
+            </w:r>
+            <w:proofErr w:type="gramEnd"/>
+            <w:r>
+              <w:rPr>
+                <w:rFonts w:ascii="思源黑体 CN Normal" w:eastAsia="思源黑体 CN Normal" w:hAnsi="思源黑体 CN Normal" w:cs="思源黑体 CN Light" w:hint="eastAsia"/>
+                <w:kern w:val="0"/>
+                <w:sz w:val="17"/>
+                <w:szCs w:val="17"/>
+              </w:rPr>
+              <w:t>性</w:t>
             </w:r>
           </w:p>
         </w:tc>
@@ -8376,7 +11352,27 @@
                 <w:sz w:val="17"/>
                 <w:szCs w:val="17"/>
               </w:rPr>
-              <w:t>qc.dna_data_qc.uni20_uniq_hot</w:t>
+              <w:t>qc.dna_data_</w:t>
+            </w:r>
+            <w:proofErr w:type="gramStart"/>
+            <w:r>
+              <w:rPr>
+                <w:rFonts w:ascii="思源黑体 CN Normal" w:eastAsia="思源黑体 CN Normal" w:hAnsi="思源黑体 CN Normal" w:cs="思源黑体 CN Light"/>
+                <w:kern w:val="0"/>
+                <w:sz w:val="17"/>
+                <w:szCs w:val="17"/>
+              </w:rPr>
+              <w:t>qc.uni</w:t>
+            </w:r>
+            <w:proofErr w:type="gramEnd"/>
+            <w:r>
+              <w:rPr>
+                <w:rFonts w:ascii="思源黑体 CN Normal" w:eastAsia="思源黑体 CN Normal" w:hAnsi="思源黑体 CN Normal" w:cs="思源黑体 CN Light"/>
+                <w:kern w:val="0"/>
+                <w:sz w:val="17"/>
+                <w:szCs w:val="17"/>
+              </w:rPr>
+              <w:t>20_uniq_hot</w:t>
             </w:r>
             <w:r>
               <w:rPr>
@@ -8480,6 +11476,7 @@
                 <w:lang w:bidi="ar"/>
               </w:rPr>
             </w:pPr>
+            <w:proofErr w:type="gramStart"/>
             <w:r>
               <w:rPr>
                 <w:rFonts w:ascii="思源黑体 CN Normal" w:eastAsia="思源黑体 CN Normal" w:hAnsi="思源黑体 CN Normal" w:cs="思源黑体 CN Light" w:hint="eastAsia"/>
@@ -8487,8 +11484,9 @@
                 <w:sz w:val="17"/>
                 <w:szCs w:val="17"/>
               </w:rPr>
-              <w:t>非热点区域</w:t>
-            </w:r>
+              <w:t>非热点</w:t>
+            </w:r>
+            <w:proofErr w:type="gramEnd"/>
             <w:r>
               <w:rPr>
                 <w:rFonts w:ascii="思源黑体 CN Normal" w:eastAsia="思源黑体 CN Normal" w:hAnsi="思源黑体 CN Normal" w:cs="思源黑体 CN Light" w:hint="eastAsia"/>
@@ -8496,6 +11494,15 @@
                 <w:sz w:val="17"/>
                 <w:szCs w:val="17"/>
               </w:rPr>
+              <w:t>区域</w:t>
+            </w:r>
+            <w:r>
+              <w:rPr>
+                <w:rFonts w:ascii="思源黑体 CN Normal" w:eastAsia="思源黑体 CN Normal" w:hAnsi="思源黑体 CN Normal" w:cs="思源黑体 CN Light" w:hint="eastAsia"/>
+                <w:kern w:val="0"/>
+                <w:sz w:val="17"/>
+                <w:szCs w:val="17"/>
+              </w:rPr>
               <w:t>组织</w:t>
             </w:r>
             <w:r>
@@ -8505,7 +11512,27 @@
                 <w:sz w:val="17"/>
                 <w:szCs w:val="17"/>
               </w:rPr>
-              <w:t>均一性</w:t>
+              <w:t>均</w:t>
+            </w:r>
+            <w:proofErr w:type="gramStart"/>
+            <w:r>
+              <w:rPr>
+                <w:rFonts w:ascii="思源黑体 CN Normal" w:eastAsia="思源黑体 CN Normal" w:hAnsi="思源黑体 CN Normal" w:cs="思源黑体 CN Light" w:hint="eastAsia"/>
+                <w:kern w:val="0"/>
+                <w:sz w:val="17"/>
+                <w:szCs w:val="17"/>
+              </w:rPr>
+              <w:t>一</w:t>
+            </w:r>
+            <w:proofErr w:type="gramEnd"/>
+            <w:r>
+              <w:rPr>
+                <w:rFonts w:ascii="思源黑体 CN Normal" w:eastAsia="思源黑体 CN Normal" w:hAnsi="思源黑体 CN Normal" w:cs="思源黑体 CN Light" w:hint="eastAsia"/>
+                <w:kern w:val="0"/>
+                <w:sz w:val="17"/>
+                <w:szCs w:val="17"/>
+              </w:rPr>
+              <w:t>性</w:t>
             </w:r>
           </w:p>
         </w:tc>
@@ -8548,7 +11575,27 @@
                 <w:sz w:val="17"/>
                 <w:szCs w:val="17"/>
               </w:rPr>
-              <w:t>qc.dna_data_qc.uni20_uniq_nonhot</w:t>
+              <w:t>qc.dna_data_</w:t>
+            </w:r>
+            <w:proofErr w:type="gramStart"/>
+            <w:r>
+              <w:rPr>
+                <w:rFonts w:ascii="思源黑体 CN Normal" w:eastAsia="思源黑体 CN Normal" w:hAnsi="思源黑体 CN Normal" w:cs="思源黑体 CN Light"/>
+                <w:kern w:val="0"/>
+                <w:sz w:val="17"/>
+                <w:szCs w:val="17"/>
+              </w:rPr>
+              <w:t>qc.uni</w:t>
+            </w:r>
+            <w:proofErr w:type="gramEnd"/>
+            <w:r>
+              <w:rPr>
+                <w:rFonts w:ascii="思源黑体 CN Normal" w:eastAsia="思源黑体 CN Normal" w:hAnsi="思源黑体 CN Normal" w:cs="思源黑体 CN Light"/>
+                <w:kern w:val="0"/>
+                <w:sz w:val="17"/>
+                <w:szCs w:val="17"/>
+              </w:rPr>
+              <w:t>20_uniq_nonhot</w:t>
             </w:r>
             <w:r>
               <w:rPr>
@@ -8737,7 +11784,47 @@
                 <w:sz w:val="17"/>
                 <w:szCs w:val="17"/>
               </w:rPr>
-              <w:t>{{qc.dna_data_qc.depth_mean_uniq_hot}}</w:t>
+              <w:t>{{</w:t>
+            </w:r>
+            <w:proofErr w:type="spellStart"/>
+            <w:r>
+              <w:rPr>
+                <w:rFonts w:ascii="思源黑体 CN Normal" w:eastAsia="思源黑体 CN Normal" w:hAnsi="思源黑体 CN Normal" w:cs="思源黑体 CN Light"/>
+                <w:kern w:val="0"/>
+                <w:sz w:val="17"/>
+                <w:szCs w:val="17"/>
+              </w:rPr>
+              <w:t>qc.dna_data_</w:t>
+            </w:r>
+            <w:proofErr w:type="gramStart"/>
+            <w:r>
+              <w:rPr>
+                <w:rFonts w:ascii="思源黑体 CN Normal" w:eastAsia="思源黑体 CN Normal" w:hAnsi="思源黑体 CN Normal" w:cs="思源黑体 CN Light"/>
+                <w:kern w:val="0"/>
+                <w:sz w:val="17"/>
+                <w:szCs w:val="17"/>
+              </w:rPr>
+              <w:t>qc.depth</w:t>
+            </w:r>
+            <w:proofErr w:type="gramEnd"/>
+            <w:r>
+              <w:rPr>
+                <w:rFonts w:ascii="思源黑体 CN Normal" w:eastAsia="思源黑体 CN Normal" w:hAnsi="思源黑体 CN Normal" w:cs="思源黑体 CN Light"/>
+                <w:kern w:val="0"/>
+                <w:sz w:val="17"/>
+                <w:szCs w:val="17"/>
+              </w:rPr>
+              <w:t>_mean_uniq_hot</w:t>
+            </w:r>
+            <w:proofErr w:type="spellEnd"/>
+            <w:r>
+              <w:rPr>
+                <w:rFonts w:ascii="思源黑体 CN Normal" w:eastAsia="思源黑体 CN Normal" w:hAnsi="思源黑体 CN Normal" w:cs="思源黑体 CN Light"/>
+                <w:kern w:val="0"/>
+                <w:sz w:val="17"/>
+                <w:szCs w:val="17"/>
+              </w:rPr>
+              <w:t>}}</w:t>
             </w:r>
           </w:p>
         </w:tc>
@@ -8858,6 +11945,7 @@
                 <w:szCs w:val="17"/>
               </w:rPr>
             </w:pPr>
+            <w:proofErr w:type="gramStart"/>
             <w:r>
               <w:rPr>
                 <w:rFonts w:ascii="思源黑体 CN Normal" w:eastAsia="思源黑体 CN Normal" w:hAnsi="思源黑体 CN Normal" w:cs="思源黑体 CN Light" w:hint="eastAsia"/>
@@ -8865,7 +11953,17 @@
                 <w:sz w:val="17"/>
                 <w:szCs w:val="17"/>
               </w:rPr>
-              <w:t>非热点区域</w:t>
+              <w:t>非热点</w:t>
+            </w:r>
+            <w:proofErr w:type="gramEnd"/>
+            <w:r>
+              <w:rPr>
+                <w:rFonts w:ascii="思源黑体 CN Normal" w:eastAsia="思源黑体 CN Normal" w:hAnsi="思源黑体 CN Normal" w:cs="思源黑体 CN Light" w:hint="eastAsia"/>
+                <w:kern w:val="0"/>
+                <w:sz w:val="17"/>
+                <w:szCs w:val="17"/>
+              </w:rPr>
+              <w:t>区域</w:t>
             </w:r>
             <w:r>
               <w:rPr>
@@ -8927,7 +12025,47 @@
                 <w:sz w:val="17"/>
                 <w:szCs w:val="17"/>
               </w:rPr>
-              <w:t>{{qc.dna_data_qc.depth_mean_uniq_nonhot}}</w:t>
+              <w:t>{{</w:t>
+            </w:r>
+            <w:proofErr w:type="spellStart"/>
+            <w:r>
+              <w:rPr>
+                <w:rFonts w:ascii="思源黑体 CN Normal" w:eastAsia="思源黑体 CN Normal" w:hAnsi="思源黑体 CN Normal" w:cs="思源黑体 CN Light"/>
+                <w:kern w:val="0"/>
+                <w:sz w:val="17"/>
+                <w:szCs w:val="17"/>
+              </w:rPr>
+              <w:t>qc.dna_data_</w:t>
+            </w:r>
+            <w:proofErr w:type="gramStart"/>
+            <w:r>
+              <w:rPr>
+                <w:rFonts w:ascii="思源黑体 CN Normal" w:eastAsia="思源黑体 CN Normal" w:hAnsi="思源黑体 CN Normal" w:cs="思源黑体 CN Light"/>
+                <w:kern w:val="0"/>
+                <w:sz w:val="17"/>
+                <w:szCs w:val="17"/>
+              </w:rPr>
+              <w:t>qc.depth</w:t>
+            </w:r>
+            <w:proofErr w:type="gramEnd"/>
+            <w:r>
+              <w:rPr>
+                <w:rFonts w:ascii="思源黑体 CN Normal" w:eastAsia="思源黑体 CN Normal" w:hAnsi="思源黑体 CN Normal" w:cs="思源黑体 CN Light"/>
+                <w:kern w:val="0"/>
+                <w:sz w:val="17"/>
+                <w:szCs w:val="17"/>
+              </w:rPr>
+              <w:t>_mean_uniq_nonhot</w:t>
+            </w:r>
+            <w:proofErr w:type="spellEnd"/>
+            <w:r>
+              <w:rPr>
+                <w:rFonts w:ascii="思源黑体 CN Normal" w:eastAsia="思源黑体 CN Normal" w:hAnsi="思源黑体 CN Normal" w:cs="思源黑体 CN Light"/>
+                <w:kern w:val="0"/>
+                <w:sz w:val="17"/>
+                <w:szCs w:val="17"/>
+              </w:rPr>
+              <w:t>}}</w:t>
             </w:r>
           </w:p>
         </w:tc>
@@ -9052,7 +12190,27 @@
           <w:sz w:val="16"/>
           <w:szCs w:val="16"/>
         </w:rPr>
-        <w:t>石蜡玻片时才能进行病理质控，若肿瘤细胞含量低于30%，本产品CNV检测灵敏度和特异性可能会受到影响，结果仅供参考</w:t>
+        <w:t>石蜡</w:t>
+      </w:r>
+      <w:proofErr w:type="gramStart"/>
+      <w:r>
+        <w:rPr>
+          <w:rFonts w:ascii="思源黑体 CN Normal" w:eastAsia="思源黑体 CN Normal" w:hAnsi="思源黑体 CN Normal" w:hint="eastAsia"/>
+          <w:color w:val="000000" w:themeColor="text1"/>
+          <w:sz w:val="16"/>
+          <w:szCs w:val="16"/>
+        </w:rPr>
+        <w:t>玻</w:t>
+      </w:r>
+      <w:proofErr w:type="gramEnd"/>
+      <w:r>
+        <w:rPr>
+          <w:rFonts w:ascii="思源黑体 CN Normal" w:eastAsia="思源黑体 CN Normal" w:hAnsi="思源黑体 CN Normal" w:hint="eastAsia"/>
+          <w:color w:val="000000" w:themeColor="text1"/>
+          <w:sz w:val="16"/>
+          <w:szCs w:val="16"/>
+        </w:rPr>
+        <w:t>片时才能进行病理质控，若肿瘤细胞含量低于30%，本产品CNV检测灵敏度和特异性可能会受到影响，结果仅供参考</w:t>
       </w:r>
       <w:r>
         <w:rPr>
@@ -9160,7 +12318,27 @@
           <w:sz w:val="16"/>
           <w:szCs w:val="16"/>
         </w:rPr>
-        <w:t>检测到的区域占目标区域的比例；</w:t>
+        <w:t>检测到的区域</w:t>
+      </w:r>
+      <w:proofErr w:type="gramStart"/>
+      <w:r>
+        <w:rPr>
+          <w:rFonts w:ascii="思源黑体 CN Normal" w:eastAsia="思源黑体 CN Normal" w:hAnsi="思源黑体 CN Normal" w:hint="eastAsia"/>
+          <w:color w:val="000000" w:themeColor="text1"/>
+          <w:sz w:val="16"/>
+          <w:szCs w:val="16"/>
+        </w:rPr>
+        <w:t>占目标</w:t>
+      </w:r>
+      <w:proofErr w:type="gramEnd"/>
+      <w:r>
+        <w:rPr>
+          <w:rFonts w:ascii="思源黑体 CN Normal" w:eastAsia="思源黑体 CN Normal" w:hAnsi="思源黑体 CN Normal" w:hint="eastAsia"/>
+          <w:color w:val="000000" w:themeColor="text1"/>
+          <w:sz w:val="16"/>
+          <w:szCs w:val="16"/>
+        </w:rPr>
+        <w:t>区域的比例；</w:t>
       </w:r>
     </w:p>
     <w:p>
@@ -9187,7 +12365,27 @@
           <w:sz w:val="16"/>
           <w:szCs w:val="16"/>
         </w:rPr>
-        <w:t>均一性：</w:t>
+        <w:t>均</w:t>
+      </w:r>
+      <w:proofErr w:type="gramStart"/>
+      <w:r>
+        <w:rPr>
+          <w:rFonts w:ascii="思源黑体 CN Normal" w:eastAsia="思源黑体 CN Normal" w:hAnsi="思源黑体 CN Normal" w:hint="eastAsia"/>
+          <w:color w:val="000000" w:themeColor="text1"/>
+          <w:sz w:val="16"/>
+          <w:szCs w:val="16"/>
+        </w:rPr>
+        <w:t>一</w:t>
+      </w:r>
+      <w:proofErr w:type="gramEnd"/>
+      <w:r>
+        <w:rPr>
+          <w:rFonts w:ascii="思源黑体 CN Normal" w:eastAsia="思源黑体 CN Normal" w:hAnsi="思源黑体 CN Normal" w:hint="eastAsia"/>
+          <w:color w:val="000000" w:themeColor="text1"/>
+          <w:sz w:val="16"/>
+          <w:szCs w:val="16"/>
+        </w:rPr>
+        <w:t>性：</w:t>
       </w:r>
       <w:r>
         <w:rPr>
@@ -9326,7 +12524,27 @@
           <w:sz w:val="15"/>
           <w:szCs w:val="15"/>
         </w:rPr>
-        <w:t>%p if qc.rna_data_qc%}</w:t>
+        <w:t xml:space="preserve">%p if </w:t>
+      </w:r>
+      <w:proofErr w:type="spellStart"/>
+      <w:r>
+        <w:rPr>
+          <w:rFonts w:ascii="思源黑体 CN Light" w:eastAsia="思源黑体 CN Light" w:hAnsi="思源黑体 CN Light"/>
+          <w:color w:val="000000" w:themeColor="text1"/>
+          <w:sz w:val="15"/>
+          <w:szCs w:val="15"/>
+        </w:rPr>
+        <w:t>qc.rna_data_qc</w:t>
+      </w:r>
+      <w:proofErr w:type="spellEnd"/>
+      <w:r>
+        <w:rPr>
+          <w:rFonts w:ascii="思源黑体 CN Light" w:eastAsia="思源黑体 CN Light" w:hAnsi="思源黑体 CN Light"/>
+          <w:color w:val="000000" w:themeColor="text1"/>
+          <w:sz w:val="15"/>
+          <w:szCs w:val="15"/>
+        </w:rPr>
+        <w:t>%}</w:t>
       </w:r>
     </w:p>
     <w:tbl>
@@ -9621,7 +12839,37 @@
                 <w:sz w:val="17"/>
                 <w:szCs w:val="17"/>
               </w:rPr>
-              <w:t>{%if lib_quality_control and lib_quality_control.</w:t>
+              <w:t xml:space="preserve">{%if </w:t>
+            </w:r>
+            <w:proofErr w:type="spellStart"/>
+            <w:r>
+              <w:rPr>
+                <w:rFonts w:ascii="思源黑体 CN Normal" w:eastAsia="思源黑体 CN Normal" w:hAnsi="思源黑体 CN Normal" w:cs="思源黑体 CN Light"/>
+                <w:kern w:val="0"/>
+                <w:sz w:val="17"/>
+                <w:szCs w:val="17"/>
+              </w:rPr>
+              <w:t>lib_quality_control</w:t>
+            </w:r>
+            <w:proofErr w:type="spellEnd"/>
+            <w:r>
+              <w:rPr>
+                <w:rFonts w:ascii="思源黑体 CN Normal" w:eastAsia="思源黑体 CN Normal" w:hAnsi="思源黑体 CN Normal" w:cs="思源黑体 CN Light"/>
+                <w:kern w:val="0"/>
+                <w:sz w:val="17"/>
+                <w:szCs w:val="17"/>
+              </w:rPr>
+              <w:t xml:space="preserve"> and </w:t>
+            </w:r>
+            <w:proofErr w:type="spellStart"/>
+            <w:r>
+              <w:rPr>
+                <w:rFonts w:ascii="思源黑体 CN Normal" w:eastAsia="思源黑体 CN Normal" w:hAnsi="思源黑体 CN Normal" w:cs="思源黑体 CN Light"/>
+                <w:kern w:val="0"/>
+                <w:sz w:val="17"/>
+                <w:szCs w:val="17"/>
+              </w:rPr>
+              <w:t>lib_quality_control.</w:t>
             </w:r>
             <w:r>
               <w:rPr>
@@ -9632,14 +12880,25 @@
               </w:rPr>
               <w:t>rna_lib_qc</w:t>
             </w:r>
-            <w:r>
-              <w:rPr>
-                <w:rFonts w:ascii="思源黑体 CN Normal" w:eastAsia="思源黑体 CN Normal" w:hAnsi="思源黑体 CN Normal" w:cs="思源黑体 CN Light"/>
-                <w:kern w:val="0"/>
-                <w:sz w:val="17"/>
-                <w:szCs w:val="17"/>
-              </w:rPr>
-              <w:t xml:space="preserve"> and lib_quality_control.</w:t>
+            <w:proofErr w:type="spellEnd"/>
+            <w:r>
+              <w:rPr>
+                <w:rFonts w:ascii="思源黑体 CN Normal" w:eastAsia="思源黑体 CN Normal" w:hAnsi="思源黑体 CN Normal" w:cs="思源黑体 CN Light"/>
+                <w:kern w:val="0"/>
+                <w:sz w:val="17"/>
+                <w:szCs w:val="17"/>
+              </w:rPr>
+              <w:t xml:space="preserve"> and </w:t>
+            </w:r>
+            <w:proofErr w:type="spellStart"/>
+            <w:r>
+              <w:rPr>
+                <w:rFonts w:ascii="思源黑体 CN Normal" w:eastAsia="思源黑体 CN Normal" w:hAnsi="思源黑体 CN Normal" w:cs="思源黑体 CN Light"/>
+                <w:kern w:val="0"/>
+                <w:sz w:val="17"/>
+                <w:szCs w:val="17"/>
+              </w:rPr>
+              <w:t>lib_quality_control.</w:t>
             </w:r>
             <w:r>
               <w:rPr>
@@ -9657,7 +12916,37 @@
                 <w:sz w:val="17"/>
                 <w:szCs w:val="17"/>
               </w:rPr>
-              <w:t>lib_qc.rna_qty %}{{lib_quality_control.</w:t>
+              <w:t>lib_qc.rna_qty</w:t>
+            </w:r>
+            <w:proofErr w:type="spellEnd"/>
+            <w:r>
+              <w:rPr>
+                <w:rFonts w:ascii="思源黑体 CN Normal" w:eastAsia="思源黑体 CN Normal" w:hAnsi="思源黑体 CN Normal" w:cs="思源黑体 CN Light"/>
+                <w:kern w:val="0"/>
+                <w:sz w:val="17"/>
+                <w:szCs w:val="17"/>
+              </w:rPr>
+              <w:t xml:space="preserve"> </w:t>
+            </w:r>
+            <w:proofErr w:type="gramStart"/>
+            <w:r>
+              <w:rPr>
+                <w:rFonts w:ascii="思源黑体 CN Normal" w:eastAsia="思源黑体 CN Normal" w:hAnsi="思源黑体 CN Normal" w:cs="思源黑体 CN Light"/>
+                <w:kern w:val="0"/>
+                <w:sz w:val="17"/>
+                <w:szCs w:val="17"/>
+              </w:rPr>
+              <w:t>%}{</w:t>
+            </w:r>
+            <w:proofErr w:type="gramEnd"/>
+            <w:r>
+              <w:rPr>
+                <w:rFonts w:ascii="思源黑体 CN Normal" w:eastAsia="思源黑体 CN Normal" w:hAnsi="思源黑体 CN Normal" w:cs="思源黑体 CN Light"/>
+                <w:kern w:val="0"/>
+                <w:sz w:val="17"/>
+                <w:szCs w:val="17"/>
+              </w:rPr>
+              <w:t>{lib_quality_control.</w:t>
             </w:r>
             <w:r>
               <w:rPr>
@@ -9675,7 +12964,47 @@
                 <w:sz w:val="17"/>
                 <w:szCs w:val="17"/>
               </w:rPr>
-              <w:t>lib_qc.rna_qty|replace(“.00”,””)}}{%else%}{%endif%}</w:t>
+              <w:t>lib_qc.rna_qty|replace(“.00”,””)</w:t>
+            </w:r>
+            <w:proofErr w:type="gramStart"/>
+            <w:r>
+              <w:rPr>
+                <w:rFonts w:ascii="思源黑体 CN Normal" w:eastAsia="思源黑体 CN Normal" w:hAnsi="思源黑体 CN Normal" w:cs="思源黑体 CN Light"/>
+                <w:kern w:val="0"/>
+                <w:sz w:val="17"/>
+                <w:szCs w:val="17"/>
+              </w:rPr>
+              <w:t>}}{</w:t>
+            </w:r>
+            <w:proofErr w:type="gramEnd"/>
+            <w:r>
+              <w:rPr>
+                <w:rFonts w:ascii="思源黑体 CN Normal" w:eastAsia="思源黑体 CN Normal" w:hAnsi="思源黑体 CN Normal" w:cs="思源黑体 CN Light"/>
+                <w:kern w:val="0"/>
+                <w:sz w:val="17"/>
+                <w:szCs w:val="17"/>
+              </w:rPr>
+              <w:t>%else</w:t>
+            </w:r>
+            <w:proofErr w:type="gramStart"/>
+            <w:r>
+              <w:rPr>
+                <w:rFonts w:ascii="思源黑体 CN Normal" w:eastAsia="思源黑体 CN Normal" w:hAnsi="思源黑体 CN Normal" w:cs="思源黑体 CN Light"/>
+                <w:kern w:val="0"/>
+                <w:sz w:val="17"/>
+                <w:szCs w:val="17"/>
+              </w:rPr>
+              <w:t>%}{</w:t>
+            </w:r>
+            <w:proofErr w:type="gramEnd"/>
+            <w:r>
+              <w:rPr>
+                <w:rFonts w:ascii="思源黑体 CN Normal" w:eastAsia="思源黑体 CN Normal" w:hAnsi="思源黑体 CN Normal" w:cs="思源黑体 CN Light"/>
+                <w:kern w:val="0"/>
+                <w:sz w:val="17"/>
+                <w:szCs w:val="17"/>
+              </w:rPr>
+              <w:t>%endif%}</w:t>
             </w:r>
           </w:p>
         </w:tc>
@@ -9839,7 +13168,37 @@
                 <w:sz w:val="17"/>
                 <w:szCs w:val="17"/>
               </w:rPr>
-              <w:t>{%if lib_quality_control and lib_quality_control.</w:t>
+              <w:t xml:space="preserve">{%if </w:t>
+            </w:r>
+            <w:proofErr w:type="spellStart"/>
+            <w:r>
+              <w:rPr>
+                <w:rFonts w:ascii="思源黑体 CN Normal" w:eastAsia="思源黑体 CN Normal" w:hAnsi="思源黑体 CN Normal" w:cs="思源黑体 CN Light"/>
+                <w:kern w:val="0"/>
+                <w:sz w:val="17"/>
+                <w:szCs w:val="17"/>
+              </w:rPr>
+              <w:t>lib_quality_control</w:t>
+            </w:r>
+            <w:proofErr w:type="spellEnd"/>
+            <w:r>
+              <w:rPr>
+                <w:rFonts w:ascii="思源黑体 CN Normal" w:eastAsia="思源黑体 CN Normal" w:hAnsi="思源黑体 CN Normal" w:cs="思源黑体 CN Light"/>
+                <w:kern w:val="0"/>
+                <w:sz w:val="17"/>
+                <w:szCs w:val="17"/>
+              </w:rPr>
+              <w:t xml:space="preserve"> and </w:t>
+            </w:r>
+            <w:proofErr w:type="spellStart"/>
+            <w:r>
+              <w:rPr>
+                <w:rFonts w:ascii="思源黑体 CN Normal" w:eastAsia="思源黑体 CN Normal" w:hAnsi="思源黑体 CN Normal" w:cs="思源黑体 CN Light"/>
+                <w:kern w:val="0"/>
+                <w:sz w:val="17"/>
+                <w:szCs w:val="17"/>
+              </w:rPr>
+              <w:t>lib_quality_control.</w:t>
             </w:r>
             <w:r>
               <w:rPr>
@@ -9850,6 +13209,7 @@
               </w:rPr>
               <w:t>rna_lib_qc</w:t>
             </w:r>
+            <w:proofErr w:type="spellEnd"/>
             <w:r>
               <w:rPr>
                 <w:rFonts w:ascii="思源黑体 CN Normal" w:eastAsia="思源黑体 CN Normal" w:hAnsi="思源黑体 CN Normal" w:cs="思源黑体 CN Light"/>
@@ -9866,26 +13226,56 @@
                 <w:sz w:val="17"/>
                 <w:szCs w:val="17"/>
               </w:rPr>
-              <w:t>rna_lib_qc</w:t>
-            </w:r>
-            <w:r>
-              <w:rPr>
-                <w:rFonts w:ascii="思源黑体 CN Normal" w:eastAsia="思源黑体 CN Normal" w:hAnsi="思源黑体 CN Normal" w:cs="思源黑体 CN Light"/>
-                <w:kern w:val="0"/>
-                <w:sz w:val="17"/>
-                <w:szCs w:val="17"/>
-              </w:rPr>
-              <w:t>.library_qty%}{{lib_quality_control</w:t>
-            </w:r>
-            <w:r>
-              <w:rPr>
-                <w:rFonts w:ascii="思源黑体 CN Normal" w:eastAsia="思源黑体 CN Normal" w:hAnsi="思源黑体 CN Normal" w:cs="思源黑体 CN Light"/>
-                <w:kern w:val="0"/>
-                <w:sz w:val="17"/>
-                <w:szCs w:val="17"/>
-              </w:rPr>
-              <w:lastRenderedPageBreak/>
-              <w:t>.</w:t>
+              <w:t>rna_lib_</w:t>
+            </w:r>
+            <w:proofErr w:type="gramStart"/>
+            <w:r>
+              <w:rPr>
+                <w:rFonts w:ascii="思源黑体 CN Normal" w:eastAsia="思源黑体 CN Normal" w:hAnsi="思源黑体 CN Normal" w:cs="思源黑体 CN Light"/>
+                <w:kern w:val="0"/>
+                <w:sz w:val="17"/>
+                <w:szCs w:val="17"/>
+              </w:rPr>
+              <w:t>qc</w:t>
+            </w:r>
+            <w:r>
+              <w:rPr>
+                <w:rFonts w:ascii="思源黑体 CN Normal" w:eastAsia="思源黑体 CN Normal" w:hAnsi="思源黑体 CN Normal" w:cs="思源黑体 CN Light"/>
+                <w:kern w:val="0"/>
+                <w:sz w:val="17"/>
+                <w:szCs w:val="17"/>
+              </w:rPr>
+              <w:t>.library</w:t>
+            </w:r>
+            <w:proofErr w:type="gramEnd"/>
+            <w:r>
+              <w:rPr>
+                <w:rFonts w:ascii="思源黑体 CN Normal" w:eastAsia="思源黑体 CN Normal" w:hAnsi="思源黑体 CN Normal" w:cs="思源黑体 CN Light"/>
+                <w:kern w:val="0"/>
+                <w:sz w:val="17"/>
+                <w:szCs w:val="17"/>
+              </w:rPr>
+              <w:t>_qty</w:t>
+            </w:r>
+            <w:proofErr w:type="gramStart"/>
+            <w:r>
+              <w:rPr>
+                <w:rFonts w:ascii="思源黑体 CN Normal" w:eastAsia="思源黑体 CN Normal" w:hAnsi="思源黑体 CN Normal" w:cs="思源黑体 CN Light"/>
+                <w:kern w:val="0"/>
+                <w:sz w:val="17"/>
+                <w:szCs w:val="17"/>
+              </w:rPr>
+              <w:t>%}{</w:t>
+            </w:r>
+            <w:proofErr w:type="gramEnd"/>
+            <w:r>
+              <w:rPr>
+                <w:rFonts w:ascii="思源黑体 CN Normal" w:eastAsia="思源黑体 CN Normal" w:hAnsi="思源黑体 CN Normal" w:cs="思源黑体 CN Light"/>
+                <w:kern w:val="0"/>
+                <w:sz w:val="17"/>
+                <w:szCs w:val="17"/>
+              </w:rPr>
+              <w:t>{lib_quality_control.</w:t>
             </w:r>
             <w:r>
               <w:rPr>
@@ -9903,7 +13293,17 @@
                 <w:sz w:val="17"/>
                 <w:szCs w:val="17"/>
               </w:rPr>
-              <w:t>lib_qc.</w:t>
+              <w:t>lib_</w:t>
+            </w:r>
+            <w:proofErr w:type="gramStart"/>
+            <w:r>
+              <w:rPr>
+                <w:rFonts w:ascii="思源黑体 CN Normal" w:eastAsia="思源黑体 CN Normal" w:hAnsi="思源黑体 CN Normal" w:cs="思源黑体 CN Light"/>
+                <w:kern w:val="0"/>
+                <w:sz w:val="17"/>
+                <w:szCs w:val="17"/>
+              </w:rPr>
+              <w:t>qc.</w:t>
             </w:r>
             <w:r>
               <w:rPr>
@@ -9921,7 +13321,57 @@
                 <w:sz w:val="17"/>
                 <w:szCs w:val="17"/>
               </w:rPr>
-              <w:t>ibrary_qty|replace(“.00”,””)}}{%else%}{%endif%}</w:t>
+              <w:t>ibrary</w:t>
+            </w:r>
+            <w:proofErr w:type="gramEnd"/>
+            <w:r>
+              <w:rPr>
+                <w:rFonts w:ascii="思源黑体 CN Normal" w:eastAsia="思源黑体 CN Normal" w:hAnsi="思源黑体 CN Normal" w:cs="思源黑体 CN Light"/>
+                <w:kern w:val="0"/>
+                <w:sz w:val="17"/>
+                <w:szCs w:val="17"/>
+              </w:rPr>
+              <w:t>_qty|replace(“.00”,””)</w:t>
+            </w:r>
+            <w:proofErr w:type="gramStart"/>
+            <w:r>
+              <w:rPr>
+                <w:rFonts w:ascii="思源黑体 CN Normal" w:eastAsia="思源黑体 CN Normal" w:hAnsi="思源黑体 CN Normal" w:cs="思源黑体 CN Light"/>
+                <w:kern w:val="0"/>
+                <w:sz w:val="17"/>
+                <w:szCs w:val="17"/>
+              </w:rPr>
+              <w:t>}}{</w:t>
+            </w:r>
+            <w:proofErr w:type="gramEnd"/>
+            <w:r>
+              <w:rPr>
+                <w:rFonts w:ascii="思源黑体 CN Normal" w:eastAsia="思源黑体 CN Normal" w:hAnsi="思源黑体 CN Normal" w:cs="思源黑体 CN Light"/>
+                <w:kern w:val="0"/>
+                <w:sz w:val="17"/>
+                <w:szCs w:val="17"/>
+              </w:rPr>
+              <w:t>%else</w:t>
+            </w:r>
+            <w:proofErr w:type="gramStart"/>
+            <w:r>
+              <w:rPr>
+                <w:rFonts w:ascii="思源黑体 CN Normal" w:eastAsia="思源黑体 CN Normal" w:hAnsi="思源黑体 CN Normal" w:cs="思源黑体 CN Light"/>
+                <w:kern w:val="0"/>
+                <w:sz w:val="17"/>
+                <w:szCs w:val="17"/>
+              </w:rPr>
+              <w:t>%}{</w:t>
+            </w:r>
+            <w:proofErr w:type="gramEnd"/>
+            <w:r>
+              <w:rPr>
+                <w:rFonts w:ascii="思源黑体 CN Normal" w:eastAsia="思源黑体 CN Normal" w:hAnsi="思源黑体 CN Normal" w:cs="思源黑体 CN Light"/>
+                <w:kern w:val="0"/>
+                <w:sz w:val="17"/>
+                <w:szCs w:val="17"/>
+              </w:rPr>
+              <w:t>%endif%}</w:t>
             </w:r>
           </w:p>
         </w:tc>
@@ -9956,7 +13406,6 @@
                 <w:sz w:val="17"/>
                 <w:szCs w:val="17"/>
               </w:rPr>
-              <w:lastRenderedPageBreak/>
               <w:t>≥</w:t>
             </w:r>
             <w:r>
@@ -10100,16 +13549,36 @@
                 <w:sz w:val="17"/>
                 <w:szCs w:val="17"/>
               </w:rPr>
-              <w:t>{{qc.rna_data_qc.</w:t>
-            </w:r>
-            <w:r>
-              <w:rPr>
-                <w:rFonts w:ascii="思源黑体 CN Normal" w:eastAsia="思源黑体 CN Normal" w:hAnsi="思源黑体 CN Normal" w:cs="思源黑体 CN Light"/>
-                <w:kern w:val="0"/>
-                <w:sz w:val="17"/>
-                <w:szCs w:val="17"/>
-              </w:rPr>
-              <w:t>cleandata_q30</w:t>
+              <w:t>{{qc.rna_data_</w:t>
+            </w:r>
+            <w:proofErr w:type="gramStart"/>
+            <w:r>
+              <w:rPr>
+                <w:rFonts w:ascii="思源黑体 CN Normal" w:eastAsia="思源黑体 CN Normal" w:hAnsi="思源黑体 CN Normal" w:cs="思源黑体 CN Light"/>
+                <w:kern w:val="0"/>
+                <w:sz w:val="17"/>
+                <w:szCs w:val="17"/>
+              </w:rPr>
+              <w:t>qc.</w:t>
+            </w:r>
+            <w:r>
+              <w:rPr>
+                <w:rFonts w:ascii="思源黑体 CN Normal" w:eastAsia="思源黑体 CN Normal" w:hAnsi="思源黑体 CN Normal" w:cs="思源黑体 CN Light"/>
+                <w:kern w:val="0"/>
+                <w:sz w:val="17"/>
+                <w:szCs w:val="17"/>
+              </w:rPr>
+              <w:t>cleandata</w:t>
+            </w:r>
+            <w:proofErr w:type="gramEnd"/>
+            <w:r>
+              <w:rPr>
+                <w:rFonts w:ascii="思源黑体 CN Normal" w:eastAsia="思源黑体 CN Normal" w:hAnsi="思源黑体 CN Normal" w:cs="思源黑体 CN Light"/>
+                <w:kern w:val="0"/>
+                <w:sz w:val="17"/>
+                <w:szCs w:val="17"/>
+              </w:rPr>
+              <w:t>_q30</w:t>
             </w:r>
             <w:r>
               <w:rPr>
@@ -10270,17 +13739,48 @@
                 <w:sz w:val="17"/>
                 <w:szCs w:val="17"/>
               </w:rPr>
-              <w:t>{{qc.rna_data_qc.</w:t>
-            </w:r>
-            <w:r>
-              <w:rPr>
-                <w:rFonts w:ascii="思源黑体 CN Normal" w:eastAsia="思源黑体 CN Normal" w:hAnsi="思源黑体 CN Normal" w:cs="思源黑体 CN Light"/>
-                <w:kern w:val="0"/>
-                <w:sz w:val="17"/>
-                <w:szCs w:val="17"/>
-              </w:rPr>
-              <w:t>mapping_ratio</w:t>
-            </w:r>
+              <w:t>{{</w:t>
+            </w:r>
+            <w:proofErr w:type="spellStart"/>
+            <w:r>
+              <w:rPr>
+                <w:rFonts w:ascii="思源黑体 CN Normal" w:eastAsia="思源黑体 CN Normal" w:hAnsi="思源黑体 CN Normal" w:cs="思源黑体 CN Light"/>
+                <w:kern w:val="0"/>
+                <w:sz w:val="17"/>
+                <w:szCs w:val="17"/>
+              </w:rPr>
+              <w:t>qc.rna_data_</w:t>
+            </w:r>
+            <w:proofErr w:type="gramStart"/>
+            <w:r>
+              <w:rPr>
+                <w:rFonts w:ascii="思源黑体 CN Normal" w:eastAsia="思源黑体 CN Normal" w:hAnsi="思源黑体 CN Normal" w:cs="思源黑体 CN Light"/>
+                <w:kern w:val="0"/>
+                <w:sz w:val="17"/>
+                <w:szCs w:val="17"/>
+              </w:rPr>
+              <w:t>qc.</w:t>
+            </w:r>
+            <w:r>
+              <w:rPr>
+                <w:rFonts w:ascii="思源黑体 CN Normal" w:eastAsia="思源黑体 CN Normal" w:hAnsi="思源黑体 CN Normal" w:cs="思源黑体 CN Light"/>
+                <w:kern w:val="0"/>
+                <w:sz w:val="17"/>
+                <w:szCs w:val="17"/>
+              </w:rPr>
+              <w:t>mapping</w:t>
+            </w:r>
+            <w:proofErr w:type="gramEnd"/>
+            <w:r>
+              <w:rPr>
+                <w:rFonts w:ascii="思源黑体 CN Normal" w:eastAsia="思源黑体 CN Normal" w:hAnsi="思源黑体 CN Normal" w:cs="思源黑体 CN Light"/>
+                <w:kern w:val="0"/>
+                <w:sz w:val="17"/>
+                <w:szCs w:val="17"/>
+              </w:rPr>
+              <w:t>_ratio</w:t>
+            </w:r>
+            <w:proofErr w:type="spellEnd"/>
             <w:r>
               <w:rPr>
                 <w:rFonts w:ascii="思源黑体 CN Normal" w:eastAsia="思源黑体 CN Normal" w:hAnsi="思源黑体 CN Normal" w:cs="思源黑体 CN Light"/>
@@ -10451,16 +13951,36 @@
                 <w:sz w:val="17"/>
                 <w:szCs w:val="17"/>
               </w:rPr>
-              <w:t>{{qc.rna_data_qc.</w:t>
-            </w:r>
-            <w:r>
-              <w:rPr>
-                <w:rFonts w:ascii="思源黑体 CN Normal" w:eastAsia="思源黑体 CN Normal" w:hAnsi="思源黑体 CN Normal" w:cs="思源黑体 CN Light"/>
-                <w:kern w:val="0"/>
-                <w:sz w:val="17"/>
-                <w:szCs w:val="17"/>
-              </w:rPr>
-              <w:t>end2sense_ratio</w:t>
+              <w:t>{{qc.rna_data_</w:t>
+            </w:r>
+            <w:proofErr w:type="gramStart"/>
+            <w:r>
+              <w:rPr>
+                <w:rFonts w:ascii="思源黑体 CN Normal" w:eastAsia="思源黑体 CN Normal" w:hAnsi="思源黑体 CN Normal" w:cs="思源黑体 CN Light"/>
+                <w:kern w:val="0"/>
+                <w:sz w:val="17"/>
+                <w:szCs w:val="17"/>
+              </w:rPr>
+              <w:t>qc.</w:t>
+            </w:r>
+            <w:r>
+              <w:rPr>
+                <w:rFonts w:ascii="思源黑体 CN Normal" w:eastAsia="思源黑体 CN Normal" w:hAnsi="思源黑体 CN Normal" w:cs="思源黑体 CN Light"/>
+                <w:kern w:val="0"/>
+                <w:sz w:val="17"/>
+                <w:szCs w:val="17"/>
+              </w:rPr>
+              <w:t>end</w:t>
+            </w:r>
+            <w:proofErr w:type="gramEnd"/>
+            <w:r>
+              <w:rPr>
+                <w:rFonts w:ascii="思源黑体 CN Normal" w:eastAsia="思源黑体 CN Normal" w:hAnsi="思源黑体 CN Normal" w:cs="思源黑体 CN Light"/>
+                <w:kern w:val="0"/>
+                <w:sz w:val="17"/>
+                <w:szCs w:val="17"/>
+              </w:rPr>
+              <w:t>2sense_ratio</w:t>
             </w:r>
             <w:r>
               <w:rPr>
@@ -10603,7 +14123,61 @@
                 <w:sz w:val="17"/>
                 <w:szCs w:val="17"/>
               </w:rPr>
-              <w:t>{{qc.rna_data_qc.effectivereads|replace(“.00”, “”) }}</w:t>
+              <w:t>{{</w:t>
+            </w:r>
+            <w:proofErr w:type="spellStart"/>
+            <w:r>
+              <w:rPr>
+                <w:rFonts w:ascii="思源黑体 CN Normal" w:eastAsia="思源黑体 CN Normal" w:hAnsi="思源黑体 CN Normal"/>
+                <w:sz w:val="17"/>
+                <w:szCs w:val="17"/>
+              </w:rPr>
+              <w:t>qc.rna_data_</w:t>
+            </w:r>
+            <w:proofErr w:type="gramStart"/>
+            <w:r>
+              <w:rPr>
+                <w:rFonts w:ascii="思源黑体 CN Normal" w:eastAsia="思源黑体 CN Normal" w:hAnsi="思源黑体 CN Normal"/>
+                <w:sz w:val="17"/>
+                <w:szCs w:val="17"/>
+              </w:rPr>
+              <w:t>qc.effectivereads</w:t>
+            </w:r>
+            <w:proofErr w:type="gramEnd"/>
+            <w:r>
+              <w:rPr>
+                <w:rFonts w:ascii="思源黑体 CN Normal" w:eastAsia="思源黑体 CN Normal" w:hAnsi="思源黑体 CN Normal"/>
+                <w:sz w:val="17"/>
+                <w:szCs w:val="17"/>
+              </w:rPr>
+              <w:t>|</w:t>
+            </w:r>
+            <w:proofErr w:type="gramStart"/>
+            <w:r>
+              <w:rPr>
+                <w:rFonts w:ascii="思源黑体 CN Normal" w:eastAsia="思源黑体 CN Normal" w:hAnsi="思源黑体 CN Normal"/>
+                <w:sz w:val="17"/>
+                <w:szCs w:val="17"/>
+              </w:rPr>
+              <w:t>replace</w:t>
+            </w:r>
+            <w:proofErr w:type="spellEnd"/>
+            <w:r>
+              <w:rPr>
+                <w:rFonts w:ascii="思源黑体 CN Normal" w:eastAsia="思源黑体 CN Normal" w:hAnsi="思源黑体 CN Normal"/>
+                <w:sz w:val="17"/>
+                <w:szCs w:val="17"/>
+              </w:rPr>
+              <w:t>(</w:t>
+            </w:r>
+            <w:proofErr w:type="gramEnd"/>
+            <w:r>
+              <w:rPr>
+                <w:rFonts w:ascii="思源黑体 CN Normal" w:eastAsia="思源黑体 CN Normal" w:hAnsi="思源黑体 CN Normal"/>
+                <w:sz w:val="17"/>
+                <w:szCs w:val="17"/>
+              </w:rPr>
+              <w:t>“.00”, “”) }}</w:t>
             </w:r>
           </w:p>
         </w:tc>
@@ -11207,7 +14781,251 @@
                 <w:sz w:val="17"/>
                 <w:szCs w:val="17"/>
               </w:rPr>
-              <w:t>{%if sample.tumor_content%}{{sample.tumor_content}}{%else%}{%if lib_quality_control and lib_quality_control.lib_dna_qc and lib_quality_control.lib_dna_qc.tumor_content%}{{lib_quality_control.lib_dna_qc.tumor_content}}{%else%}/{%endif%}{%endif%}</w:t>
+              <w:t xml:space="preserve">{%if </w:t>
+            </w:r>
+            <w:proofErr w:type="spellStart"/>
+            <w:proofErr w:type="gramStart"/>
+            <w:r>
+              <w:rPr>
+                <w:rFonts w:ascii="思源黑体 CN Normal" w:eastAsia="思源黑体 CN Normal" w:hAnsi="思源黑体 CN Normal" w:cs="思源黑体 CN Light"/>
+                <w:kern w:val="0"/>
+                <w:sz w:val="17"/>
+                <w:szCs w:val="17"/>
+              </w:rPr>
+              <w:t>sample.tumor</w:t>
+            </w:r>
+            <w:proofErr w:type="gramEnd"/>
+            <w:r>
+              <w:rPr>
+                <w:rFonts w:ascii="思源黑体 CN Normal" w:eastAsia="思源黑体 CN Normal" w:hAnsi="思源黑体 CN Normal" w:cs="思源黑体 CN Light"/>
+                <w:kern w:val="0"/>
+                <w:sz w:val="17"/>
+                <w:szCs w:val="17"/>
+              </w:rPr>
+              <w:t>_content</w:t>
+            </w:r>
+            <w:proofErr w:type="spellEnd"/>
+            <w:proofErr w:type="gramStart"/>
+            <w:r>
+              <w:rPr>
+                <w:rFonts w:ascii="思源黑体 CN Normal" w:eastAsia="思源黑体 CN Normal" w:hAnsi="思源黑体 CN Normal" w:cs="思源黑体 CN Light"/>
+                <w:kern w:val="0"/>
+                <w:sz w:val="17"/>
+                <w:szCs w:val="17"/>
+              </w:rPr>
+              <w:t>%}{</w:t>
+            </w:r>
+            <w:proofErr w:type="gramEnd"/>
+            <w:r>
+              <w:rPr>
+                <w:rFonts w:ascii="思源黑体 CN Normal" w:eastAsia="思源黑体 CN Normal" w:hAnsi="思源黑体 CN Normal" w:cs="思源黑体 CN Light"/>
+                <w:kern w:val="0"/>
+                <w:sz w:val="17"/>
+                <w:szCs w:val="17"/>
+              </w:rPr>
+              <w:t>{</w:t>
+            </w:r>
+            <w:proofErr w:type="spellStart"/>
+            <w:proofErr w:type="gramStart"/>
+            <w:r>
+              <w:rPr>
+                <w:rFonts w:ascii="思源黑体 CN Normal" w:eastAsia="思源黑体 CN Normal" w:hAnsi="思源黑体 CN Normal" w:cs="思源黑体 CN Light"/>
+                <w:kern w:val="0"/>
+                <w:sz w:val="17"/>
+                <w:szCs w:val="17"/>
+              </w:rPr>
+              <w:t>sample.tumor</w:t>
+            </w:r>
+            <w:proofErr w:type="gramEnd"/>
+            <w:r>
+              <w:rPr>
+                <w:rFonts w:ascii="思源黑体 CN Normal" w:eastAsia="思源黑体 CN Normal" w:hAnsi="思源黑体 CN Normal" w:cs="思源黑体 CN Light"/>
+                <w:kern w:val="0"/>
+                <w:sz w:val="17"/>
+                <w:szCs w:val="17"/>
+              </w:rPr>
+              <w:t>_content</w:t>
+            </w:r>
+            <w:proofErr w:type="spellEnd"/>
+            <w:proofErr w:type="gramStart"/>
+            <w:r>
+              <w:rPr>
+                <w:rFonts w:ascii="思源黑体 CN Normal" w:eastAsia="思源黑体 CN Normal" w:hAnsi="思源黑体 CN Normal" w:cs="思源黑体 CN Light"/>
+                <w:kern w:val="0"/>
+                <w:sz w:val="17"/>
+                <w:szCs w:val="17"/>
+              </w:rPr>
+              <w:t>}}{</w:t>
+            </w:r>
+            <w:proofErr w:type="gramEnd"/>
+            <w:r>
+              <w:rPr>
+                <w:rFonts w:ascii="思源黑体 CN Normal" w:eastAsia="思源黑体 CN Normal" w:hAnsi="思源黑体 CN Normal" w:cs="思源黑体 CN Light"/>
+                <w:kern w:val="0"/>
+                <w:sz w:val="17"/>
+                <w:szCs w:val="17"/>
+              </w:rPr>
+              <w:t>%else</w:t>
+            </w:r>
+            <w:proofErr w:type="gramStart"/>
+            <w:r>
+              <w:rPr>
+                <w:rFonts w:ascii="思源黑体 CN Normal" w:eastAsia="思源黑体 CN Normal" w:hAnsi="思源黑体 CN Normal" w:cs="思源黑体 CN Light"/>
+                <w:kern w:val="0"/>
+                <w:sz w:val="17"/>
+                <w:szCs w:val="17"/>
+              </w:rPr>
+              <w:t>%}{</w:t>
+            </w:r>
+            <w:proofErr w:type="gramEnd"/>
+            <w:r>
+              <w:rPr>
+                <w:rFonts w:ascii="思源黑体 CN Normal" w:eastAsia="思源黑体 CN Normal" w:hAnsi="思源黑体 CN Normal" w:cs="思源黑体 CN Light"/>
+                <w:kern w:val="0"/>
+                <w:sz w:val="17"/>
+                <w:szCs w:val="17"/>
+              </w:rPr>
+              <w:t xml:space="preserve">%if </w:t>
+            </w:r>
+            <w:proofErr w:type="spellStart"/>
+            <w:r>
+              <w:rPr>
+                <w:rFonts w:ascii="思源黑体 CN Normal" w:eastAsia="思源黑体 CN Normal" w:hAnsi="思源黑体 CN Normal" w:cs="思源黑体 CN Light"/>
+                <w:kern w:val="0"/>
+                <w:sz w:val="17"/>
+                <w:szCs w:val="17"/>
+              </w:rPr>
+              <w:t>lib_quality_control</w:t>
+            </w:r>
+            <w:proofErr w:type="spellEnd"/>
+            <w:r>
+              <w:rPr>
+                <w:rFonts w:ascii="思源黑体 CN Normal" w:eastAsia="思源黑体 CN Normal" w:hAnsi="思源黑体 CN Normal" w:cs="思源黑体 CN Light"/>
+                <w:kern w:val="0"/>
+                <w:sz w:val="17"/>
+                <w:szCs w:val="17"/>
+              </w:rPr>
+              <w:t xml:space="preserve"> and </w:t>
+            </w:r>
+            <w:proofErr w:type="spellStart"/>
+            <w:r>
+              <w:rPr>
+                <w:rFonts w:ascii="思源黑体 CN Normal" w:eastAsia="思源黑体 CN Normal" w:hAnsi="思源黑体 CN Normal" w:cs="思源黑体 CN Light"/>
+                <w:kern w:val="0"/>
+                <w:sz w:val="17"/>
+                <w:szCs w:val="17"/>
+              </w:rPr>
+              <w:t>lib_quality_control.lib_dna_qc</w:t>
+            </w:r>
+            <w:proofErr w:type="spellEnd"/>
+            <w:r>
+              <w:rPr>
+                <w:rFonts w:ascii="思源黑体 CN Normal" w:eastAsia="思源黑体 CN Normal" w:hAnsi="思源黑体 CN Normal" w:cs="思源黑体 CN Light"/>
+                <w:kern w:val="0"/>
+                <w:sz w:val="17"/>
+                <w:szCs w:val="17"/>
+              </w:rPr>
+              <w:t xml:space="preserve"> and lib_quality_control.lib_dna_</w:t>
+            </w:r>
+            <w:proofErr w:type="gramStart"/>
+            <w:r>
+              <w:rPr>
+                <w:rFonts w:ascii="思源黑体 CN Normal" w:eastAsia="思源黑体 CN Normal" w:hAnsi="思源黑体 CN Normal" w:cs="思源黑体 CN Light"/>
+                <w:kern w:val="0"/>
+                <w:sz w:val="17"/>
+                <w:szCs w:val="17"/>
+              </w:rPr>
+              <w:t>qc.tumor</w:t>
+            </w:r>
+            <w:proofErr w:type="gramEnd"/>
+            <w:r>
+              <w:rPr>
+                <w:rFonts w:ascii="思源黑体 CN Normal" w:eastAsia="思源黑体 CN Normal" w:hAnsi="思源黑体 CN Normal" w:cs="思源黑体 CN Light"/>
+                <w:kern w:val="0"/>
+                <w:sz w:val="17"/>
+                <w:szCs w:val="17"/>
+              </w:rPr>
+              <w:t>_content</w:t>
+            </w:r>
+            <w:proofErr w:type="gramStart"/>
+            <w:r>
+              <w:rPr>
+                <w:rFonts w:ascii="思源黑体 CN Normal" w:eastAsia="思源黑体 CN Normal" w:hAnsi="思源黑体 CN Normal" w:cs="思源黑体 CN Light"/>
+                <w:kern w:val="0"/>
+                <w:sz w:val="17"/>
+                <w:szCs w:val="17"/>
+              </w:rPr>
+              <w:t>%}{</w:t>
+            </w:r>
+            <w:proofErr w:type="gramEnd"/>
+            <w:r>
+              <w:rPr>
+                <w:rFonts w:ascii="思源黑体 CN Normal" w:eastAsia="思源黑体 CN Normal" w:hAnsi="思源黑体 CN Normal" w:cs="思源黑体 CN Light"/>
+                <w:kern w:val="0"/>
+                <w:sz w:val="17"/>
+                <w:szCs w:val="17"/>
+              </w:rPr>
+              <w:t>{lib_quality_control.lib_dna_</w:t>
+            </w:r>
+            <w:proofErr w:type="gramStart"/>
+            <w:r>
+              <w:rPr>
+                <w:rFonts w:ascii="思源黑体 CN Normal" w:eastAsia="思源黑体 CN Normal" w:hAnsi="思源黑体 CN Normal" w:cs="思源黑体 CN Light"/>
+                <w:kern w:val="0"/>
+                <w:sz w:val="17"/>
+                <w:szCs w:val="17"/>
+              </w:rPr>
+              <w:t>qc.tumor</w:t>
+            </w:r>
+            <w:proofErr w:type="gramEnd"/>
+            <w:r>
+              <w:rPr>
+                <w:rFonts w:ascii="思源黑体 CN Normal" w:eastAsia="思源黑体 CN Normal" w:hAnsi="思源黑体 CN Normal" w:cs="思源黑体 CN Light"/>
+                <w:kern w:val="0"/>
+                <w:sz w:val="17"/>
+                <w:szCs w:val="17"/>
+              </w:rPr>
+              <w:t>_content</w:t>
+            </w:r>
+            <w:proofErr w:type="gramStart"/>
+            <w:r>
+              <w:rPr>
+                <w:rFonts w:ascii="思源黑体 CN Normal" w:eastAsia="思源黑体 CN Normal" w:hAnsi="思源黑体 CN Normal" w:cs="思源黑体 CN Light"/>
+                <w:kern w:val="0"/>
+                <w:sz w:val="17"/>
+                <w:szCs w:val="17"/>
+              </w:rPr>
+              <w:t>}}{</w:t>
+            </w:r>
+            <w:proofErr w:type="gramEnd"/>
+            <w:r>
+              <w:rPr>
+                <w:rFonts w:ascii="思源黑体 CN Normal" w:eastAsia="思源黑体 CN Normal" w:hAnsi="思源黑体 CN Normal" w:cs="思源黑体 CN Light"/>
+                <w:kern w:val="0"/>
+                <w:sz w:val="17"/>
+                <w:szCs w:val="17"/>
+              </w:rPr>
+              <w:t>%else%}/{%endif</w:t>
+            </w:r>
+            <w:proofErr w:type="gramStart"/>
+            <w:r>
+              <w:rPr>
+                <w:rFonts w:ascii="思源黑体 CN Normal" w:eastAsia="思源黑体 CN Normal" w:hAnsi="思源黑体 CN Normal" w:cs="思源黑体 CN Light"/>
+                <w:kern w:val="0"/>
+                <w:sz w:val="17"/>
+                <w:szCs w:val="17"/>
+              </w:rPr>
+              <w:t>%}{</w:t>
+            </w:r>
+            <w:proofErr w:type="gramEnd"/>
+            <w:r>
+              <w:rPr>
+                <w:rFonts w:ascii="思源黑体 CN Normal" w:eastAsia="思源黑体 CN Normal" w:hAnsi="思源黑体 CN Normal" w:cs="思源黑体 CN Light"/>
+                <w:kern w:val="0"/>
+                <w:sz w:val="17"/>
+                <w:szCs w:val="17"/>
+              </w:rPr>
+              <w:t>%endif%}</w:t>
             </w:r>
           </w:p>
         </w:tc>
@@ -11397,7 +15215,107 @@
                 <w:sz w:val="17"/>
                 <w:szCs w:val="17"/>
               </w:rPr>
-              <w:t>{%if lib_quality_control and lib_quality_control.lib_dna_qc and lib_quality_control.lib_dna_qc.dna_qty%}{{lib_quality_control.lib_dna_qc.dna_qty|replace(“.00”,””)}}{%else%}{%endif%}</w:t>
+              <w:t xml:space="preserve">{%if </w:t>
+            </w:r>
+            <w:proofErr w:type="spellStart"/>
+            <w:r>
+              <w:rPr>
+                <w:rFonts w:ascii="思源黑体 CN Normal" w:eastAsia="思源黑体 CN Normal" w:hAnsi="思源黑体 CN Normal" w:cs="思源黑体 CN Light"/>
+                <w:kern w:val="0"/>
+                <w:sz w:val="17"/>
+                <w:szCs w:val="17"/>
+              </w:rPr>
+              <w:t>lib_quality_control</w:t>
+            </w:r>
+            <w:proofErr w:type="spellEnd"/>
+            <w:r>
+              <w:rPr>
+                <w:rFonts w:ascii="思源黑体 CN Normal" w:eastAsia="思源黑体 CN Normal" w:hAnsi="思源黑体 CN Normal" w:cs="思源黑体 CN Light"/>
+                <w:kern w:val="0"/>
+                <w:sz w:val="17"/>
+                <w:szCs w:val="17"/>
+              </w:rPr>
+              <w:t xml:space="preserve"> and </w:t>
+            </w:r>
+            <w:proofErr w:type="spellStart"/>
+            <w:r>
+              <w:rPr>
+                <w:rFonts w:ascii="思源黑体 CN Normal" w:eastAsia="思源黑体 CN Normal" w:hAnsi="思源黑体 CN Normal" w:cs="思源黑体 CN Light"/>
+                <w:kern w:val="0"/>
+                <w:sz w:val="17"/>
+                <w:szCs w:val="17"/>
+              </w:rPr>
+              <w:t>lib_quality_control.lib_dna_qc</w:t>
+            </w:r>
+            <w:proofErr w:type="spellEnd"/>
+            <w:r>
+              <w:rPr>
+                <w:rFonts w:ascii="思源黑体 CN Normal" w:eastAsia="思源黑体 CN Normal" w:hAnsi="思源黑体 CN Normal" w:cs="思源黑体 CN Light"/>
+                <w:kern w:val="0"/>
+                <w:sz w:val="17"/>
+                <w:szCs w:val="17"/>
+              </w:rPr>
+              <w:t xml:space="preserve"> and lib_quality_control.lib_dna_qc.dna_qty</w:t>
+            </w:r>
+            <w:proofErr w:type="gramStart"/>
+            <w:r>
+              <w:rPr>
+                <w:rFonts w:ascii="思源黑体 CN Normal" w:eastAsia="思源黑体 CN Normal" w:hAnsi="思源黑体 CN Normal" w:cs="思源黑体 CN Light"/>
+                <w:kern w:val="0"/>
+                <w:sz w:val="17"/>
+                <w:szCs w:val="17"/>
+              </w:rPr>
+              <w:t>%}{</w:t>
+            </w:r>
+            <w:proofErr w:type="gramEnd"/>
+            <w:r>
+              <w:rPr>
+                <w:rFonts w:ascii="思源黑体 CN Normal" w:eastAsia="思源黑体 CN Normal" w:hAnsi="思源黑体 CN Normal" w:cs="思源黑体 CN Light"/>
+                <w:kern w:val="0"/>
+                <w:sz w:val="17"/>
+                <w:szCs w:val="17"/>
+              </w:rPr>
+              <w:t>{lib_quality_control.lib_dna_qc.dna_qty|replace(“.00”,””)</w:t>
+            </w:r>
+            <w:proofErr w:type="gramStart"/>
+            <w:r>
+              <w:rPr>
+                <w:rFonts w:ascii="思源黑体 CN Normal" w:eastAsia="思源黑体 CN Normal" w:hAnsi="思源黑体 CN Normal" w:cs="思源黑体 CN Light"/>
+                <w:kern w:val="0"/>
+                <w:sz w:val="17"/>
+                <w:szCs w:val="17"/>
+              </w:rPr>
+              <w:t>}}{</w:t>
+            </w:r>
+            <w:proofErr w:type="gramEnd"/>
+            <w:r>
+              <w:rPr>
+                <w:rFonts w:ascii="思源黑体 CN Normal" w:eastAsia="思源黑体 CN Normal" w:hAnsi="思源黑体 CN Normal" w:cs="思源黑体 CN Light"/>
+                <w:kern w:val="0"/>
+                <w:sz w:val="17"/>
+                <w:szCs w:val="17"/>
+              </w:rPr>
+              <w:t>%else</w:t>
+            </w:r>
+            <w:proofErr w:type="gramStart"/>
+            <w:r>
+              <w:rPr>
+                <w:rFonts w:ascii="思源黑体 CN Normal" w:eastAsia="思源黑体 CN Normal" w:hAnsi="思源黑体 CN Normal" w:cs="思源黑体 CN Light"/>
+                <w:kern w:val="0"/>
+                <w:sz w:val="17"/>
+                <w:szCs w:val="17"/>
+              </w:rPr>
+              <w:t>%}{</w:t>
+            </w:r>
+            <w:proofErr w:type="gramEnd"/>
+            <w:r>
+              <w:rPr>
+                <w:rFonts w:ascii="思源黑体 CN Normal" w:eastAsia="思源黑体 CN Normal" w:hAnsi="思源黑体 CN Normal" w:cs="思源黑体 CN Light"/>
+                <w:kern w:val="0"/>
+                <w:sz w:val="17"/>
+                <w:szCs w:val="17"/>
+              </w:rPr>
+              <w:t>%endif%}</w:t>
             </w:r>
           </w:p>
         </w:tc>
@@ -11560,7 +15478,177 @@
                 <w:sz w:val="17"/>
                 <w:szCs w:val="17"/>
               </w:rPr>
-              <w:t>{%if lib_quality_control and lib_quality_control.lib_dna_qc and lib_quality_control.lib_dna_qc.break_dna_qty %}{{lib_quality_control.lib_dna_qc.break_dna_qty|replace(“.00”,””)}}{%else%}{%endif%}</w:t>
+              <w:t xml:space="preserve">{%if </w:t>
+            </w:r>
+            <w:proofErr w:type="spellStart"/>
+            <w:r>
+              <w:rPr>
+                <w:rFonts w:ascii="思源黑体 CN Normal" w:eastAsia="思源黑体 CN Normal" w:hAnsi="思源黑体 CN Normal" w:cs="思源黑体 CN Light"/>
+                <w:kern w:val="0"/>
+                <w:sz w:val="17"/>
+                <w:szCs w:val="17"/>
+              </w:rPr>
+              <w:t>lib_quality_control</w:t>
+            </w:r>
+            <w:proofErr w:type="spellEnd"/>
+            <w:r>
+              <w:rPr>
+                <w:rFonts w:ascii="思源黑体 CN Normal" w:eastAsia="思源黑体 CN Normal" w:hAnsi="思源黑体 CN Normal" w:cs="思源黑体 CN Light"/>
+                <w:kern w:val="0"/>
+                <w:sz w:val="17"/>
+                <w:szCs w:val="17"/>
+              </w:rPr>
+              <w:t xml:space="preserve"> and </w:t>
+            </w:r>
+            <w:proofErr w:type="spellStart"/>
+            <w:r>
+              <w:rPr>
+                <w:rFonts w:ascii="思源黑体 CN Normal" w:eastAsia="思源黑体 CN Normal" w:hAnsi="思源黑体 CN Normal" w:cs="思源黑体 CN Light"/>
+                <w:kern w:val="0"/>
+                <w:sz w:val="17"/>
+                <w:szCs w:val="17"/>
+              </w:rPr>
+              <w:t>lib_quality_control.lib_dna_qc</w:t>
+            </w:r>
+            <w:proofErr w:type="spellEnd"/>
+            <w:r>
+              <w:rPr>
+                <w:rFonts w:ascii="思源黑体 CN Normal" w:eastAsia="思源黑体 CN Normal" w:hAnsi="思源黑体 CN Normal" w:cs="思源黑体 CN Light"/>
+                <w:kern w:val="0"/>
+                <w:sz w:val="17"/>
+                <w:szCs w:val="17"/>
+              </w:rPr>
+              <w:t xml:space="preserve"> and </w:t>
+            </w:r>
+            <w:proofErr w:type="spellStart"/>
+            <w:r>
+              <w:rPr>
+                <w:rFonts w:ascii="思源黑体 CN Normal" w:eastAsia="思源黑体 CN Normal" w:hAnsi="思源黑体 CN Normal" w:cs="思源黑体 CN Light"/>
+                <w:kern w:val="0"/>
+                <w:sz w:val="17"/>
+                <w:szCs w:val="17"/>
+              </w:rPr>
+              <w:t>lib_quality_control.lib_dna_</w:t>
+            </w:r>
+            <w:proofErr w:type="gramStart"/>
+            <w:r>
+              <w:rPr>
+                <w:rFonts w:ascii="思源黑体 CN Normal" w:eastAsia="思源黑体 CN Normal" w:hAnsi="思源黑体 CN Normal" w:cs="思源黑体 CN Light"/>
+                <w:kern w:val="0"/>
+                <w:sz w:val="17"/>
+                <w:szCs w:val="17"/>
+              </w:rPr>
+              <w:t>qc.b</w:t>
+            </w:r>
+            <w:r>
+              <w:rPr>
+                <w:rFonts w:ascii="思源黑体 CN Normal" w:eastAsia="思源黑体 CN Normal" w:hAnsi="思源黑体 CN Normal" w:cs="思源黑体 CN Light"/>
+                <w:kern w:val="0"/>
+                <w:sz w:val="17"/>
+                <w:szCs w:val="17"/>
+              </w:rPr>
+              <w:lastRenderedPageBreak/>
+              <w:t>reak</w:t>
+            </w:r>
+            <w:proofErr w:type="gramEnd"/>
+            <w:r>
+              <w:rPr>
+                <w:rFonts w:ascii="思源黑体 CN Normal" w:eastAsia="思源黑体 CN Normal" w:hAnsi="思源黑体 CN Normal" w:cs="思源黑体 CN Light"/>
+                <w:kern w:val="0"/>
+                <w:sz w:val="17"/>
+                <w:szCs w:val="17"/>
+              </w:rPr>
+              <w:t>_dna_qty</w:t>
+            </w:r>
+            <w:proofErr w:type="spellEnd"/>
+            <w:r>
+              <w:rPr>
+                <w:rFonts w:ascii="思源黑体 CN Normal" w:eastAsia="思源黑体 CN Normal" w:hAnsi="思源黑体 CN Normal" w:cs="思源黑体 CN Light"/>
+                <w:kern w:val="0"/>
+                <w:sz w:val="17"/>
+                <w:szCs w:val="17"/>
+              </w:rPr>
+              <w:t xml:space="preserve"> </w:t>
+            </w:r>
+            <w:proofErr w:type="gramStart"/>
+            <w:r>
+              <w:rPr>
+                <w:rFonts w:ascii="思源黑体 CN Normal" w:eastAsia="思源黑体 CN Normal" w:hAnsi="思源黑体 CN Normal" w:cs="思源黑体 CN Light"/>
+                <w:kern w:val="0"/>
+                <w:sz w:val="17"/>
+                <w:szCs w:val="17"/>
+              </w:rPr>
+              <w:t>%}{</w:t>
+            </w:r>
+            <w:proofErr w:type="gramEnd"/>
+            <w:r>
+              <w:rPr>
+                <w:rFonts w:ascii="思源黑体 CN Normal" w:eastAsia="思源黑体 CN Normal" w:hAnsi="思源黑体 CN Normal" w:cs="思源黑体 CN Light"/>
+                <w:kern w:val="0"/>
+                <w:sz w:val="17"/>
+                <w:szCs w:val="17"/>
+              </w:rPr>
+              <w:t>{lib_quality_control.lib_dna_</w:t>
+            </w:r>
+            <w:proofErr w:type="gramStart"/>
+            <w:r>
+              <w:rPr>
+                <w:rFonts w:ascii="思源黑体 CN Normal" w:eastAsia="思源黑体 CN Normal" w:hAnsi="思源黑体 CN Normal" w:cs="思源黑体 CN Light"/>
+                <w:kern w:val="0"/>
+                <w:sz w:val="17"/>
+                <w:szCs w:val="17"/>
+              </w:rPr>
+              <w:t>qc.break</w:t>
+            </w:r>
+            <w:proofErr w:type="gramEnd"/>
+            <w:r>
+              <w:rPr>
+                <w:rFonts w:ascii="思源黑体 CN Normal" w:eastAsia="思源黑体 CN Normal" w:hAnsi="思源黑体 CN Normal" w:cs="思源黑体 CN Light"/>
+                <w:kern w:val="0"/>
+                <w:sz w:val="17"/>
+                <w:szCs w:val="17"/>
+              </w:rPr>
+              <w:t>_dna_qty|replace(“.00”,””)</w:t>
+            </w:r>
+            <w:proofErr w:type="gramStart"/>
+            <w:r>
+              <w:rPr>
+                <w:rFonts w:ascii="思源黑体 CN Normal" w:eastAsia="思源黑体 CN Normal" w:hAnsi="思源黑体 CN Normal" w:cs="思源黑体 CN Light"/>
+                <w:kern w:val="0"/>
+                <w:sz w:val="17"/>
+                <w:szCs w:val="17"/>
+              </w:rPr>
+              <w:t>}}{</w:t>
+            </w:r>
+            <w:proofErr w:type="gramEnd"/>
+            <w:r>
+              <w:rPr>
+                <w:rFonts w:ascii="思源黑体 CN Normal" w:eastAsia="思源黑体 CN Normal" w:hAnsi="思源黑体 CN Normal" w:cs="思源黑体 CN Light"/>
+                <w:kern w:val="0"/>
+                <w:sz w:val="17"/>
+                <w:szCs w:val="17"/>
+              </w:rPr>
+              <w:t>%else</w:t>
+            </w:r>
+            <w:proofErr w:type="gramStart"/>
+            <w:r>
+              <w:rPr>
+                <w:rFonts w:ascii="思源黑体 CN Normal" w:eastAsia="思源黑体 CN Normal" w:hAnsi="思源黑体 CN Normal" w:cs="思源黑体 CN Light"/>
+                <w:kern w:val="0"/>
+                <w:sz w:val="17"/>
+                <w:szCs w:val="17"/>
+              </w:rPr>
+              <w:t>%}{</w:t>
+            </w:r>
+            <w:proofErr w:type="gramEnd"/>
+            <w:r>
+              <w:rPr>
+                <w:rFonts w:ascii="思源黑体 CN Normal" w:eastAsia="思源黑体 CN Normal" w:hAnsi="思源黑体 CN Normal" w:cs="思源黑体 CN Light"/>
+                <w:kern w:val="0"/>
+                <w:sz w:val="17"/>
+                <w:szCs w:val="17"/>
+              </w:rPr>
+              <w:t>%endif%}</w:t>
             </w:r>
           </w:p>
         </w:tc>
@@ -11594,6 +15682,7 @@
                 <w:sz w:val="17"/>
                 <w:szCs w:val="17"/>
               </w:rPr>
+              <w:lastRenderedPageBreak/>
               <w:t>≥60</w:t>
             </w:r>
           </w:p>
@@ -11707,7 +15796,183 @@
                 <w:sz w:val="17"/>
                 <w:szCs w:val="17"/>
               </w:rPr>
-              <w:t>{%if lib_quality_control and lib_quality_control.lib_dna_qc and lib_quality_control.lib_dna_qc.library_qty %}{{lib_quality_control.lib_dna_qc.library_qty|replace(“.00”,””)}}{%else%}{%endif%}</w:t>
+              <w:t xml:space="preserve">{%if </w:t>
+            </w:r>
+            <w:proofErr w:type="spellStart"/>
+            <w:r>
+              <w:rPr>
+                <w:rFonts w:ascii="思源黑体 CN Normal" w:eastAsia="思源黑体 CN Normal" w:hAnsi="思源黑体 CN Normal" w:cs="思源黑体 CN Light"/>
+                <w:color w:val="000000" w:themeColor="text1"/>
+                <w:kern w:val="0"/>
+                <w:sz w:val="17"/>
+                <w:szCs w:val="17"/>
+              </w:rPr>
+              <w:t>lib_quality_control</w:t>
+            </w:r>
+            <w:proofErr w:type="spellEnd"/>
+            <w:r>
+              <w:rPr>
+                <w:rFonts w:ascii="思源黑体 CN Normal" w:eastAsia="思源黑体 CN Normal" w:hAnsi="思源黑体 CN Normal" w:cs="思源黑体 CN Light"/>
+                <w:color w:val="000000" w:themeColor="text1"/>
+                <w:kern w:val="0"/>
+                <w:sz w:val="17"/>
+                <w:szCs w:val="17"/>
+              </w:rPr>
+              <w:t xml:space="preserve"> and </w:t>
+            </w:r>
+            <w:proofErr w:type="spellStart"/>
+            <w:r>
+              <w:rPr>
+                <w:rFonts w:ascii="思源黑体 CN Normal" w:eastAsia="思源黑体 CN Normal" w:hAnsi="思源黑体 CN Normal" w:cs="思源黑体 CN Light"/>
+                <w:color w:val="000000" w:themeColor="text1"/>
+                <w:kern w:val="0"/>
+                <w:sz w:val="17"/>
+                <w:szCs w:val="17"/>
+              </w:rPr>
+              <w:t>lib_quality_control.lib_dna_qc</w:t>
+            </w:r>
+            <w:proofErr w:type="spellEnd"/>
+            <w:r>
+              <w:rPr>
+                <w:rFonts w:ascii="思源黑体 CN Normal" w:eastAsia="思源黑体 CN Normal" w:hAnsi="思源黑体 CN Normal" w:cs="思源黑体 CN Light"/>
+                <w:color w:val="000000" w:themeColor="text1"/>
+                <w:kern w:val="0"/>
+                <w:sz w:val="17"/>
+                <w:szCs w:val="17"/>
+              </w:rPr>
+              <w:t xml:space="preserve"> and </w:t>
+            </w:r>
+            <w:proofErr w:type="spellStart"/>
+            <w:r>
+              <w:rPr>
+                <w:rFonts w:ascii="思源黑体 CN Normal" w:eastAsia="思源黑体 CN Normal" w:hAnsi="思源黑体 CN Normal" w:cs="思源黑体 CN Light"/>
+                <w:color w:val="000000" w:themeColor="text1"/>
+                <w:kern w:val="0"/>
+                <w:sz w:val="17"/>
+                <w:szCs w:val="17"/>
+              </w:rPr>
+              <w:t>lib_quality_control.lib_dna_</w:t>
+            </w:r>
+            <w:proofErr w:type="gramStart"/>
+            <w:r>
+              <w:rPr>
+                <w:rFonts w:ascii="思源黑体 CN Normal" w:eastAsia="思源黑体 CN Normal" w:hAnsi="思源黑体 CN Normal" w:cs="思源黑体 CN Light"/>
+                <w:color w:val="000000" w:themeColor="text1"/>
+                <w:kern w:val="0"/>
+                <w:sz w:val="17"/>
+                <w:szCs w:val="17"/>
+              </w:rPr>
+              <w:t>qc.library</w:t>
+            </w:r>
+            <w:proofErr w:type="gramEnd"/>
+            <w:r>
+              <w:rPr>
+                <w:rFonts w:ascii="思源黑体 CN Normal" w:eastAsia="思源黑体 CN Normal" w:hAnsi="思源黑体 CN Normal" w:cs="思源黑体 CN Light"/>
+                <w:color w:val="000000" w:themeColor="text1"/>
+                <w:kern w:val="0"/>
+                <w:sz w:val="17"/>
+                <w:szCs w:val="17"/>
+              </w:rPr>
+              <w:t>_qty</w:t>
+            </w:r>
+            <w:proofErr w:type="spellEnd"/>
+            <w:r>
+              <w:rPr>
+                <w:rFonts w:ascii="思源黑体 CN Normal" w:eastAsia="思源黑体 CN Normal" w:hAnsi="思源黑体 CN Normal" w:cs="思源黑体 CN Light"/>
+                <w:color w:val="000000" w:themeColor="text1"/>
+                <w:kern w:val="0"/>
+                <w:sz w:val="17"/>
+                <w:szCs w:val="17"/>
+              </w:rPr>
+              <w:t xml:space="preserve"> </w:t>
+            </w:r>
+            <w:proofErr w:type="gramStart"/>
+            <w:r>
+              <w:rPr>
+                <w:rFonts w:ascii="思源黑体 CN Normal" w:eastAsia="思源黑体 CN Normal" w:hAnsi="思源黑体 CN Normal" w:cs="思源黑体 CN Light"/>
+                <w:color w:val="000000" w:themeColor="text1"/>
+                <w:kern w:val="0"/>
+                <w:sz w:val="17"/>
+                <w:szCs w:val="17"/>
+              </w:rPr>
+              <w:t>%}{</w:t>
+            </w:r>
+            <w:proofErr w:type="gramEnd"/>
+            <w:r>
+              <w:rPr>
+                <w:rFonts w:ascii="思源黑体 CN Normal" w:eastAsia="思源黑体 CN Normal" w:hAnsi="思源黑体 CN Normal" w:cs="思源黑体 CN Light"/>
+                <w:color w:val="000000" w:themeColor="text1"/>
+                <w:kern w:val="0"/>
+                <w:sz w:val="17"/>
+                <w:szCs w:val="17"/>
+              </w:rPr>
+              <w:t>{lib_quality_control.lib_dna_</w:t>
+            </w:r>
+            <w:proofErr w:type="gramStart"/>
+            <w:r>
+              <w:rPr>
+                <w:rFonts w:ascii="思源黑体 CN Normal" w:eastAsia="思源黑体 CN Normal" w:hAnsi="思源黑体 CN Normal" w:cs="思源黑体 CN Light"/>
+                <w:color w:val="000000" w:themeColor="text1"/>
+                <w:kern w:val="0"/>
+                <w:sz w:val="17"/>
+                <w:szCs w:val="17"/>
+              </w:rPr>
+              <w:t>qc.library</w:t>
+            </w:r>
+            <w:proofErr w:type="gramEnd"/>
+            <w:r>
+              <w:rPr>
+                <w:rFonts w:ascii="思源黑体 CN Normal" w:eastAsia="思源黑体 CN Normal" w:hAnsi="思源黑体 CN Normal" w:cs="思源黑体 CN Light"/>
+                <w:color w:val="000000" w:themeColor="text1"/>
+                <w:kern w:val="0"/>
+                <w:sz w:val="17"/>
+                <w:szCs w:val="17"/>
+              </w:rPr>
+              <w:t>_qty|replace(“.00”,””)</w:t>
+            </w:r>
+            <w:proofErr w:type="gramStart"/>
+            <w:r>
+              <w:rPr>
+                <w:rFonts w:ascii="思源黑体 CN Normal" w:eastAsia="思源黑体 CN Normal" w:hAnsi="思源黑体 CN Normal" w:cs="思源黑体 CN Light"/>
+                <w:color w:val="000000" w:themeColor="text1"/>
+                <w:kern w:val="0"/>
+                <w:sz w:val="17"/>
+                <w:szCs w:val="17"/>
+              </w:rPr>
+              <w:t>}}{</w:t>
+            </w:r>
+            <w:proofErr w:type="gramEnd"/>
+            <w:r>
+              <w:rPr>
+                <w:rFonts w:ascii="思源黑体 CN Normal" w:eastAsia="思源黑体 CN Normal" w:hAnsi="思源黑体 CN Normal" w:cs="思源黑体 CN Light"/>
+                <w:color w:val="000000" w:themeColor="text1"/>
+                <w:kern w:val="0"/>
+                <w:sz w:val="17"/>
+                <w:szCs w:val="17"/>
+              </w:rPr>
+              <w:t>%else</w:t>
+            </w:r>
+            <w:proofErr w:type="gramStart"/>
+            <w:r>
+              <w:rPr>
+                <w:rFonts w:ascii="思源黑体 CN Normal" w:eastAsia="思源黑体 CN Normal" w:hAnsi="思源黑体 CN Normal" w:cs="思源黑体 CN Light"/>
+                <w:color w:val="000000" w:themeColor="text1"/>
+                <w:kern w:val="0"/>
+                <w:sz w:val="17"/>
+                <w:szCs w:val="17"/>
+              </w:rPr>
+              <w:t>%}{</w:t>
+            </w:r>
+            <w:proofErr w:type="gramEnd"/>
+            <w:r>
+              <w:rPr>
+                <w:rFonts w:ascii="思源黑体 CN Normal" w:eastAsia="思源黑体 CN Normal" w:hAnsi="思源黑体 CN Normal" w:cs="思源黑体 CN Light"/>
+                <w:color w:val="000000" w:themeColor="text1"/>
+                <w:kern w:val="0"/>
+                <w:sz w:val="17"/>
+                <w:szCs w:val="17"/>
+              </w:rPr>
+              <w:t>%endif%}</w:t>
             </w:r>
           </w:p>
         </w:tc>
@@ -11885,16 +16150,36 @@
                 <w:sz w:val="17"/>
                 <w:szCs w:val="17"/>
               </w:rPr>
-              <w:t>{{qc.dna_data_qc.</w:t>
-            </w:r>
-            <w:r>
-              <w:rPr>
-                <w:rFonts w:ascii="思源黑体 CN Normal" w:eastAsia="思源黑体 CN Normal" w:hAnsi="思源黑体 CN Normal" w:cs="思源黑体 CN Light"/>
-                <w:kern w:val="0"/>
-                <w:sz w:val="17"/>
-                <w:szCs w:val="17"/>
-              </w:rPr>
-              <w:t>cleandata_q30</w:t>
+              <w:t>{{qc.dna_data_</w:t>
+            </w:r>
+            <w:proofErr w:type="gramStart"/>
+            <w:r>
+              <w:rPr>
+                <w:rFonts w:ascii="思源黑体 CN Normal" w:eastAsia="思源黑体 CN Normal" w:hAnsi="思源黑体 CN Normal" w:cs="思源黑体 CN Light"/>
+                <w:kern w:val="0"/>
+                <w:sz w:val="17"/>
+                <w:szCs w:val="17"/>
+              </w:rPr>
+              <w:t>qc.</w:t>
+            </w:r>
+            <w:r>
+              <w:rPr>
+                <w:rFonts w:ascii="思源黑体 CN Normal" w:eastAsia="思源黑体 CN Normal" w:hAnsi="思源黑体 CN Normal" w:cs="思源黑体 CN Light"/>
+                <w:kern w:val="0"/>
+                <w:sz w:val="17"/>
+                <w:szCs w:val="17"/>
+              </w:rPr>
+              <w:t>cleandata</w:t>
+            </w:r>
+            <w:proofErr w:type="gramEnd"/>
+            <w:r>
+              <w:rPr>
+                <w:rFonts w:ascii="思源黑体 CN Normal" w:eastAsia="思源黑体 CN Normal" w:hAnsi="思源黑体 CN Normal" w:cs="思源黑体 CN Light"/>
+                <w:kern w:val="0"/>
+                <w:sz w:val="17"/>
+                <w:szCs w:val="17"/>
+              </w:rPr>
+              <w:t>_q30</w:t>
             </w:r>
             <w:r>
               <w:rPr>
@@ -12037,17 +16322,48 @@
                 <w:sz w:val="17"/>
                 <w:szCs w:val="17"/>
               </w:rPr>
-              <w:t>{{qc.dna_data_qc.</w:t>
-            </w:r>
-            <w:r>
-              <w:rPr>
-                <w:rFonts w:ascii="思源黑体 CN Normal" w:eastAsia="思源黑体 CN Normal" w:hAnsi="思源黑体 CN Normal" w:cs="思源黑体 CN Light"/>
-                <w:kern w:val="0"/>
-                <w:sz w:val="17"/>
-                <w:szCs w:val="17"/>
-              </w:rPr>
-              <w:t>cover_ratio</w:t>
-            </w:r>
+              <w:t>{{</w:t>
+            </w:r>
+            <w:proofErr w:type="spellStart"/>
+            <w:r>
+              <w:rPr>
+                <w:rFonts w:ascii="思源黑体 CN Normal" w:eastAsia="思源黑体 CN Normal" w:hAnsi="思源黑体 CN Normal" w:cs="思源黑体 CN Light"/>
+                <w:kern w:val="0"/>
+                <w:sz w:val="17"/>
+                <w:szCs w:val="17"/>
+              </w:rPr>
+              <w:t>qc.dna_data_</w:t>
+            </w:r>
+            <w:proofErr w:type="gramStart"/>
+            <w:r>
+              <w:rPr>
+                <w:rFonts w:ascii="思源黑体 CN Normal" w:eastAsia="思源黑体 CN Normal" w:hAnsi="思源黑体 CN Normal" w:cs="思源黑体 CN Light"/>
+                <w:kern w:val="0"/>
+                <w:sz w:val="17"/>
+                <w:szCs w:val="17"/>
+              </w:rPr>
+              <w:t>qc.</w:t>
+            </w:r>
+            <w:r>
+              <w:rPr>
+                <w:rFonts w:ascii="思源黑体 CN Normal" w:eastAsia="思源黑体 CN Normal" w:hAnsi="思源黑体 CN Normal" w:cs="思源黑体 CN Light"/>
+                <w:kern w:val="0"/>
+                <w:sz w:val="17"/>
+                <w:szCs w:val="17"/>
+              </w:rPr>
+              <w:t>cover</w:t>
+            </w:r>
+            <w:proofErr w:type="gramEnd"/>
+            <w:r>
+              <w:rPr>
+                <w:rFonts w:ascii="思源黑体 CN Normal" w:eastAsia="思源黑体 CN Normal" w:hAnsi="思源黑体 CN Normal" w:cs="思源黑体 CN Light"/>
+                <w:kern w:val="0"/>
+                <w:sz w:val="17"/>
+                <w:szCs w:val="17"/>
+              </w:rPr>
+              <w:t>_ratio</w:t>
+            </w:r>
+            <w:proofErr w:type="spellEnd"/>
             <w:r>
               <w:rPr>
                 <w:rFonts w:ascii="思源黑体 CN Normal" w:eastAsia="思源黑体 CN Normal" w:hAnsi="思源黑体 CN Normal" w:cs="思源黑体 CN Light"/>
@@ -12173,7 +16489,27 @@
                 <w:sz w:val="17"/>
                 <w:szCs w:val="17"/>
               </w:rPr>
-              <w:t>均一性</w:t>
+              <w:t>均</w:t>
+            </w:r>
+            <w:proofErr w:type="gramStart"/>
+            <w:r>
+              <w:rPr>
+                <w:rFonts w:ascii="思源黑体 CN Normal" w:eastAsia="思源黑体 CN Normal" w:hAnsi="思源黑体 CN Normal" w:cs="思源黑体 CN Light" w:hint="eastAsia"/>
+                <w:kern w:val="0"/>
+                <w:sz w:val="17"/>
+                <w:szCs w:val="17"/>
+              </w:rPr>
+              <w:t>一</w:t>
+            </w:r>
+            <w:proofErr w:type="gramEnd"/>
+            <w:r>
+              <w:rPr>
+                <w:rFonts w:ascii="思源黑体 CN Normal" w:eastAsia="思源黑体 CN Normal" w:hAnsi="思源黑体 CN Normal" w:cs="思源黑体 CN Light" w:hint="eastAsia"/>
+                <w:kern w:val="0"/>
+                <w:sz w:val="17"/>
+                <w:szCs w:val="17"/>
+              </w:rPr>
+              <w:t>性</w:t>
             </w:r>
           </w:p>
         </w:tc>
@@ -12216,7 +16552,27 @@
                 <w:sz w:val="17"/>
                 <w:szCs w:val="17"/>
               </w:rPr>
-              <w:t>qc.dna_data_qc.uni20_uniq_hot</w:t>
+              <w:t>qc.dna_data_</w:t>
+            </w:r>
+            <w:proofErr w:type="gramStart"/>
+            <w:r>
+              <w:rPr>
+                <w:rFonts w:ascii="思源黑体 CN Normal" w:eastAsia="思源黑体 CN Normal" w:hAnsi="思源黑体 CN Normal" w:cs="思源黑体 CN Light"/>
+                <w:kern w:val="0"/>
+                <w:sz w:val="17"/>
+                <w:szCs w:val="17"/>
+              </w:rPr>
+              <w:t>qc.uni</w:t>
+            </w:r>
+            <w:proofErr w:type="gramEnd"/>
+            <w:r>
+              <w:rPr>
+                <w:rFonts w:ascii="思源黑体 CN Normal" w:eastAsia="思源黑体 CN Normal" w:hAnsi="思源黑体 CN Normal" w:cs="思源黑体 CN Light"/>
+                <w:kern w:val="0"/>
+                <w:sz w:val="17"/>
+                <w:szCs w:val="17"/>
+              </w:rPr>
+              <w:t>20_uniq_hot</w:t>
             </w:r>
             <w:r>
               <w:rPr>
@@ -12320,6 +16676,7 @@
                 <w:lang w:bidi="ar"/>
               </w:rPr>
             </w:pPr>
+            <w:proofErr w:type="gramStart"/>
             <w:r>
               <w:rPr>
                 <w:rFonts w:ascii="思源黑体 CN Normal" w:eastAsia="思源黑体 CN Normal" w:hAnsi="思源黑体 CN Normal" w:cs="思源黑体 CN Light" w:hint="eastAsia"/>
@@ -12327,8 +16684,9 @@
                 <w:sz w:val="17"/>
                 <w:szCs w:val="17"/>
               </w:rPr>
-              <w:t>非热点区域</w:t>
-            </w:r>
+              <w:t>非热点</w:t>
+            </w:r>
+            <w:proofErr w:type="gramEnd"/>
             <w:r>
               <w:rPr>
                 <w:rFonts w:ascii="思源黑体 CN Normal" w:eastAsia="思源黑体 CN Normal" w:hAnsi="思源黑体 CN Normal" w:cs="思源黑体 CN Light" w:hint="eastAsia"/>
@@ -12336,6 +16694,15 @@
                 <w:sz w:val="17"/>
                 <w:szCs w:val="17"/>
               </w:rPr>
+              <w:t>区域</w:t>
+            </w:r>
+            <w:r>
+              <w:rPr>
+                <w:rFonts w:ascii="思源黑体 CN Normal" w:eastAsia="思源黑体 CN Normal" w:hAnsi="思源黑体 CN Normal" w:cs="思源黑体 CN Light" w:hint="eastAsia"/>
+                <w:kern w:val="0"/>
+                <w:sz w:val="17"/>
+                <w:szCs w:val="17"/>
+              </w:rPr>
               <w:t>组织</w:t>
             </w:r>
             <w:r>
@@ -12345,7 +16712,27 @@
                 <w:sz w:val="17"/>
                 <w:szCs w:val="17"/>
               </w:rPr>
-              <w:t>均一性</w:t>
+              <w:t>均</w:t>
+            </w:r>
+            <w:proofErr w:type="gramStart"/>
+            <w:r>
+              <w:rPr>
+                <w:rFonts w:ascii="思源黑体 CN Normal" w:eastAsia="思源黑体 CN Normal" w:hAnsi="思源黑体 CN Normal" w:cs="思源黑体 CN Light" w:hint="eastAsia"/>
+                <w:kern w:val="0"/>
+                <w:sz w:val="17"/>
+                <w:szCs w:val="17"/>
+              </w:rPr>
+              <w:t>一</w:t>
+            </w:r>
+            <w:proofErr w:type="gramEnd"/>
+            <w:r>
+              <w:rPr>
+                <w:rFonts w:ascii="思源黑体 CN Normal" w:eastAsia="思源黑体 CN Normal" w:hAnsi="思源黑体 CN Normal" w:cs="思源黑体 CN Light" w:hint="eastAsia"/>
+                <w:kern w:val="0"/>
+                <w:sz w:val="17"/>
+                <w:szCs w:val="17"/>
+              </w:rPr>
+              <w:t>性</w:t>
             </w:r>
           </w:p>
         </w:tc>
@@ -12388,7 +16775,27 @@
                 <w:sz w:val="17"/>
                 <w:szCs w:val="17"/>
               </w:rPr>
-              <w:t>qc.dna_data_qc.uni20_uniq_nonhot</w:t>
+              <w:t>qc.dna_data_</w:t>
+            </w:r>
+            <w:proofErr w:type="gramStart"/>
+            <w:r>
+              <w:rPr>
+                <w:rFonts w:ascii="思源黑体 CN Normal" w:eastAsia="思源黑体 CN Normal" w:hAnsi="思源黑体 CN Normal" w:cs="思源黑体 CN Light"/>
+                <w:kern w:val="0"/>
+                <w:sz w:val="17"/>
+                <w:szCs w:val="17"/>
+              </w:rPr>
+              <w:t>qc.uni</w:t>
+            </w:r>
+            <w:proofErr w:type="gramEnd"/>
+            <w:r>
+              <w:rPr>
+                <w:rFonts w:ascii="思源黑体 CN Normal" w:eastAsia="思源黑体 CN Normal" w:hAnsi="思源黑体 CN Normal" w:cs="思源黑体 CN Light"/>
+                <w:kern w:val="0"/>
+                <w:sz w:val="17"/>
+                <w:szCs w:val="17"/>
+              </w:rPr>
+              <w:t>20_uniq_nonhot</w:t>
             </w:r>
             <w:r>
               <w:rPr>
@@ -12577,7 +16984,47 @@
                 <w:sz w:val="17"/>
                 <w:szCs w:val="17"/>
               </w:rPr>
-              <w:t>{{qc.dna_data_qc.depth_mean_uniq_hot}}</w:t>
+              <w:t>{{</w:t>
+            </w:r>
+            <w:proofErr w:type="spellStart"/>
+            <w:r>
+              <w:rPr>
+                <w:rFonts w:ascii="思源黑体 CN Normal" w:eastAsia="思源黑体 CN Normal" w:hAnsi="思源黑体 CN Normal" w:cs="思源黑体 CN Light"/>
+                <w:kern w:val="0"/>
+                <w:sz w:val="17"/>
+                <w:szCs w:val="17"/>
+              </w:rPr>
+              <w:t>qc.dna_data_</w:t>
+            </w:r>
+            <w:proofErr w:type="gramStart"/>
+            <w:r>
+              <w:rPr>
+                <w:rFonts w:ascii="思源黑体 CN Normal" w:eastAsia="思源黑体 CN Normal" w:hAnsi="思源黑体 CN Normal" w:cs="思源黑体 CN Light"/>
+                <w:kern w:val="0"/>
+                <w:sz w:val="17"/>
+                <w:szCs w:val="17"/>
+              </w:rPr>
+              <w:t>qc.depth</w:t>
+            </w:r>
+            <w:proofErr w:type="gramEnd"/>
+            <w:r>
+              <w:rPr>
+                <w:rFonts w:ascii="思源黑体 CN Normal" w:eastAsia="思源黑体 CN Normal" w:hAnsi="思源黑体 CN Normal" w:cs="思源黑体 CN Light"/>
+                <w:kern w:val="0"/>
+                <w:sz w:val="17"/>
+                <w:szCs w:val="17"/>
+              </w:rPr>
+              <w:t>_mean_uniq_hot</w:t>
+            </w:r>
+            <w:proofErr w:type="spellEnd"/>
+            <w:r>
+              <w:rPr>
+                <w:rFonts w:ascii="思源黑体 CN Normal" w:eastAsia="思源黑体 CN Normal" w:hAnsi="思源黑体 CN Normal" w:cs="思源黑体 CN Light"/>
+                <w:kern w:val="0"/>
+                <w:sz w:val="17"/>
+                <w:szCs w:val="17"/>
+              </w:rPr>
+              <w:t>}}</w:t>
             </w:r>
           </w:p>
         </w:tc>
@@ -12698,6 +17145,7 @@
                 <w:szCs w:val="17"/>
               </w:rPr>
             </w:pPr>
+            <w:proofErr w:type="gramStart"/>
             <w:r>
               <w:rPr>
                 <w:rFonts w:ascii="思源黑体 CN Normal" w:eastAsia="思源黑体 CN Normal" w:hAnsi="思源黑体 CN Normal" w:cs="思源黑体 CN Light" w:hint="eastAsia"/>
@@ -12705,7 +17153,17 @@
                 <w:sz w:val="17"/>
                 <w:szCs w:val="17"/>
               </w:rPr>
-              <w:t>非热点区域</w:t>
+              <w:t>非热点</w:t>
+            </w:r>
+            <w:proofErr w:type="gramEnd"/>
+            <w:r>
+              <w:rPr>
+                <w:rFonts w:ascii="思源黑体 CN Normal" w:eastAsia="思源黑体 CN Normal" w:hAnsi="思源黑体 CN Normal" w:cs="思源黑体 CN Light" w:hint="eastAsia"/>
+                <w:kern w:val="0"/>
+                <w:sz w:val="17"/>
+                <w:szCs w:val="17"/>
+              </w:rPr>
+              <w:t>区域</w:t>
             </w:r>
             <w:r>
               <w:rPr>
@@ -12767,7 +17225,47 @@
                 <w:sz w:val="17"/>
                 <w:szCs w:val="17"/>
               </w:rPr>
-              <w:t>{{qc.dna_data_qc.depth_mean_uniq_nonhot}}</w:t>
+              <w:t>{{</w:t>
+            </w:r>
+            <w:proofErr w:type="spellStart"/>
+            <w:r>
+              <w:rPr>
+                <w:rFonts w:ascii="思源黑体 CN Normal" w:eastAsia="思源黑体 CN Normal" w:hAnsi="思源黑体 CN Normal" w:cs="思源黑体 CN Light"/>
+                <w:kern w:val="0"/>
+                <w:sz w:val="17"/>
+                <w:szCs w:val="17"/>
+              </w:rPr>
+              <w:t>qc.dna_data_</w:t>
+            </w:r>
+            <w:proofErr w:type="gramStart"/>
+            <w:r>
+              <w:rPr>
+                <w:rFonts w:ascii="思源黑体 CN Normal" w:eastAsia="思源黑体 CN Normal" w:hAnsi="思源黑体 CN Normal" w:cs="思源黑体 CN Light"/>
+                <w:kern w:val="0"/>
+                <w:sz w:val="17"/>
+                <w:szCs w:val="17"/>
+              </w:rPr>
+              <w:t>qc.depth</w:t>
+            </w:r>
+            <w:proofErr w:type="gramEnd"/>
+            <w:r>
+              <w:rPr>
+                <w:rFonts w:ascii="思源黑体 CN Normal" w:eastAsia="思源黑体 CN Normal" w:hAnsi="思源黑体 CN Normal" w:cs="思源黑体 CN Light"/>
+                <w:kern w:val="0"/>
+                <w:sz w:val="17"/>
+                <w:szCs w:val="17"/>
+              </w:rPr>
+              <w:t>_mean_uniq_nonhot</w:t>
+            </w:r>
+            <w:proofErr w:type="spellEnd"/>
+            <w:r>
+              <w:rPr>
+                <w:rFonts w:ascii="思源黑体 CN Normal" w:eastAsia="思源黑体 CN Normal" w:hAnsi="思源黑体 CN Normal" w:cs="思源黑体 CN Light"/>
+                <w:kern w:val="0"/>
+                <w:sz w:val="17"/>
+                <w:szCs w:val="17"/>
+              </w:rPr>
+              <w:t>}}</w:t>
             </w:r>
           </w:p>
         </w:tc>
@@ -12892,7 +17390,27 @@
           <w:sz w:val="16"/>
           <w:szCs w:val="16"/>
         </w:rPr>
-        <w:t>石蜡玻片时才能进行病理质控，若肿瘤细胞含量低于30%，本产品CNV检测灵敏度和特异性可能会受到影响，结果仅供参考</w:t>
+        <w:t>石蜡</w:t>
+      </w:r>
+      <w:proofErr w:type="gramStart"/>
+      <w:r>
+        <w:rPr>
+          <w:rFonts w:ascii="思源黑体 CN Normal" w:eastAsia="思源黑体 CN Normal" w:hAnsi="思源黑体 CN Normal" w:hint="eastAsia"/>
+          <w:color w:val="000000" w:themeColor="text1"/>
+          <w:sz w:val="16"/>
+          <w:szCs w:val="16"/>
+        </w:rPr>
+        <w:t>玻</w:t>
+      </w:r>
+      <w:proofErr w:type="gramEnd"/>
+      <w:r>
+        <w:rPr>
+          <w:rFonts w:ascii="思源黑体 CN Normal" w:eastAsia="思源黑体 CN Normal" w:hAnsi="思源黑体 CN Normal" w:hint="eastAsia"/>
+          <w:color w:val="000000" w:themeColor="text1"/>
+          <w:sz w:val="16"/>
+          <w:szCs w:val="16"/>
+        </w:rPr>
+        <w:t>片时才能进行病理质控，若肿瘤细胞含量低于30%，本产品CNV检测灵敏度和特异性可能会受到影响，结果仅供参考</w:t>
       </w:r>
       <w:r>
         <w:rPr>
@@ -13000,7 +17518,27 @@
           <w:sz w:val="16"/>
           <w:szCs w:val="16"/>
         </w:rPr>
-        <w:t>检测到的区域占目标区域的比例；</w:t>
+        <w:t>检测到的区域</w:t>
+      </w:r>
+      <w:proofErr w:type="gramStart"/>
+      <w:r>
+        <w:rPr>
+          <w:rFonts w:ascii="思源黑体 CN Normal" w:eastAsia="思源黑体 CN Normal" w:hAnsi="思源黑体 CN Normal" w:hint="eastAsia"/>
+          <w:color w:val="000000" w:themeColor="text1"/>
+          <w:sz w:val="16"/>
+          <w:szCs w:val="16"/>
+        </w:rPr>
+        <w:t>占目标</w:t>
+      </w:r>
+      <w:proofErr w:type="gramEnd"/>
+      <w:r>
+        <w:rPr>
+          <w:rFonts w:ascii="思源黑体 CN Normal" w:eastAsia="思源黑体 CN Normal" w:hAnsi="思源黑体 CN Normal" w:hint="eastAsia"/>
+          <w:color w:val="000000" w:themeColor="text1"/>
+          <w:sz w:val="16"/>
+          <w:szCs w:val="16"/>
+        </w:rPr>
+        <w:t>区域的比例；</w:t>
       </w:r>
     </w:p>
     <w:p>
@@ -13027,7 +17565,27 @@
           <w:sz w:val="16"/>
           <w:szCs w:val="16"/>
         </w:rPr>
-        <w:t>均一性：</w:t>
+        <w:t>均</w:t>
+      </w:r>
+      <w:proofErr w:type="gramStart"/>
+      <w:r>
+        <w:rPr>
+          <w:rFonts w:ascii="思源黑体 CN Normal" w:eastAsia="思源黑体 CN Normal" w:hAnsi="思源黑体 CN Normal" w:hint="eastAsia"/>
+          <w:color w:val="000000" w:themeColor="text1"/>
+          <w:sz w:val="16"/>
+          <w:szCs w:val="16"/>
+        </w:rPr>
+        <w:t>一</w:t>
+      </w:r>
+      <w:proofErr w:type="gramEnd"/>
+      <w:r>
+        <w:rPr>
+          <w:rFonts w:ascii="思源黑体 CN Normal" w:eastAsia="思源黑体 CN Normal" w:hAnsi="思源黑体 CN Normal" w:hint="eastAsia"/>
+          <w:color w:val="000000" w:themeColor="text1"/>
+          <w:sz w:val="16"/>
+          <w:szCs w:val="16"/>
+        </w:rPr>
+        <w:t>性：</w:t>
       </w:r>
       <w:r>
         <w:rPr>
@@ -13166,7 +17724,27 @@
           <w:sz w:val="15"/>
           <w:szCs w:val="15"/>
         </w:rPr>
-        <w:t>%p if qc.rna_data_qc%}</w:t>
+        <w:t xml:space="preserve">%p if </w:t>
+      </w:r>
+      <w:proofErr w:type="spellStart"/>
+      <w:r>
+        <w:rPr>
+          <w:rFonts w:ascii="思源黑体 CN Light" w:eastAsia="思源黑体 CN Light" w:hAnsi="思源黑体 CN Light"/>
+          <w:color w:val="000000" w:themeColor="text1"/>
+          <w:sz w:val="15"/>
+          <w:szCs w:val="15"/>
+        </w:rPr>
+        <w:t>qc.rna_data_qc</w:t>
+      </w:r>
+      <w:proofErr w:type="spellEnd"/>
+      <w:r>
+        <w:rPr>
+          <w:rFonts w:ascii="思源黑体 CN Light" w:eastAsia="思源黑体 CN Light" w:hAnsi="思源黑体 CN Light"/>
+          <w:color w:val="000000" w:themeColor="text1"/>
+          <w:sz w:val="15"/>
+          <w:szCs w:val="15"/>
+        </w:rPr>
+        <w:t>%}</w:t>
       </w:r>
     </w:p>
     <w:tbl>
@@ -13461,7 +18039,37 @@
                 <w:sz w:val="17"/>
                 <w:szCs w:val="17"/>
               </w:rPr>
-              <w:t>{%if lib_quality_control and lib_quality_control.</w:t>
+              <w:t xml:space="preserve">{%if </w:t>
+            </w:r>
+            <w:proofErr w:type="spellStart"/>
+            <w:r>
+              <w:rPr>
+                <w:rFonts w:ascii="思源黑体 CN Normal" w:eastAsia="思源黑体 CN Normal" w:hAnsi="思源黑体 CN Normal" w:cs="思源黑体 CN Light"/>
+                <w:kern w:val="0"/>
+                <w:sz w:val="17"/>
+                <w:szCs w:val="17"/>
+              </w:rPr>
+              <w:t>lib_quality_control</w:t>
+            </w:r>
+            <w:proofErr w:type="spellEnd"/>
+            <w:r>
+              <w:rPr>
+                <w:rFonts w:ascii="思源黑体 CN Normal" w:eastAsia="思源黑体 CN Normal" w:hAnsi="思源黑体 CN Normal" w:cs="思源黑体 CN Light"/>
+                <w:kern w:val="0"/>
+                <w:sz w:val="17"/>
+                <w:szCs w:val="17"/>
+              </w:rPr>
+              <w:t xml:space="preserve"> and </w:t>
+            </w:r>
+            <w:proofErr w:type="spellStart"/>
+            <w:r>
+              <w:rPr>
+                <w:rFonts w:ascii="思源黑体 CN Normal" w:eastAsia="思源黑体 CN Normal" w:hAnsi="思源黑体 CN Normal" w:cs="思源黑体 CN Light"/>
+                <w:kern w:val="0"/>
+                <w:sz w:val="17"/>
+                <w:szCs w:val="17"/>
+              </w:rPr>
+              <w:t>lib_quality_control.</w:t>
             </w:r>
             <w:r>
               <w:rPr>
@@ -13472,14 +18080,25 @@
               </w:rPr>
               <w:t>rna_lib_qc</w:t>
             </w:r>
-            <w:r>
-              <w:rPr>
-                <w:rFonts w:ascii="思源黑体 CN Normal" w:eastAsia="思源黑体 CN Normal" w:hAnsi="思源黑体 CN Normal" w:cs="思源黑体 CN Light"/>
-                <w:kern w:val="0"/>
-                <w:sz w:val="17"/>
-                <w:szCs w:val="17"/>
-              </w:rPr>
-              <w:t xml:space="preserve"> and lib_quality_control.</w:t>
+            <w:proofErr w:type="spellEnd"/>
+            <w:r>
+              <w:rPr>
+                <w:rFonts w:ascii="思源黑体 CN Normal" w:eastAsia="思源黑体 CN Normal" w:hAnsi="思源黑体 CN Normal" w:cs="思源黑体 CN Light"/>
+                <w:kern w:val="0"/>
+                <w:sz w:val="17"/>
+                <w:szCs w:val="17"/>
+              </w:rPr>
+              <w:t xml:space="preserve"> and </w:t>
+            </w:r>
+            <w:proofErr w:type="spellStart"/>
+            <w:r>
+              <w:rPr>
+                <w:rFonts w:ascii="思源黑体 CN Normal" w:eastAsia="思源黑体 CN Normal" w:hAnsi="思源黑体 CN Normal" w:cs="思源黑体 CN Light"/>
+                <w:kern w:val="0"/>
+                <w:sz w:val="17"/>
+                <w:szCs w:val="17"/>
+              </w:rPr>
+              <w:t>lib_quality_control.</w:t>
             </w:r>
             <w:r>
               <w:rPr>
@@ -13497,7 +18116,37 @@
                 <w:sz w:val="17"/>
                 <w:szCs w:val="17"/>
               </w:rPr>
-              <w:t>lib_qc.rna_qty %}{{lib_quality_control.</w:t>
+              <w:t>lib_qc.rna_qty</w:t>
+            </w:r>
+            <w:proofErr w:type="spellEnd"/>
+            <w:r>
+              <w:rPr>
+                <w:rFonts w:ascii="思源黑体 CN Normal" w:eastAsia="思源黑体 CN Normal" w:hAnsi="思源黑体 CN Normal" w:cs="思源黑体 CN Light"/>
+                <w:kern w:val="0"/>
+                <w:sz w:val="17"/>
+                <w:szCs w:val="17"/>
+              </w:rPr>
+              <w:t xml:space="preserve"> </w:t>
+            </w:r>
+            <w:proofErr w:type="gramStart"/>
+            <w:r>
+              <w:rPr>
+                <w:rFonts w:ascii="思源黑体 CN Normal" w:eastAsia="思源黑体 CN Normal" w:hAnsi="思源黑体 CN Normal" w:cs="思源黑体 CN Light"/>
+                <w:kern w:val="0"/>
+                <w:sz w:val="17"/>
+                <w:szCs w:val="17"/>
+              </w:rPr>
+              <w:t>%}{</w:t>
+            </w:r>
+            <w:proofErr w:type="gramEnd"/>
+            <w:r>
+              <w:rPr>
+                <w:rFonts w:ascii="思源黑体 CN Normal" w:eastAsia="思源黑体 CN Normal" w:hAnsi="思源黑体 CN Normal" w:cs="思源黑体 CN Light"/>
+                <w:kern w:val="0"/>
+                <w:sz w:val="17"/>
+                <w:szCs w:val="17"/>
+              </w:rPr>
+              <w:t>{lib_quality_control.</w:t>
             </w:r>
             <w:r>
               <w:rPr>
@@ -13515,7 +18164,47 @@
                 <w:sz w:val="17"/>
                 <w:szCs w:val="17"/>
               </w:rPr>
-              <w:t>lib_qc.rna_qty|replace(“.00”,””)}}{%else%}{%endif%}</w:t>
+              <w:t>lib_qc.rna_qty|replace(“.00”,””)</w:t>
+            </w:r>
+            <w:proofErr w:type="gramStart"/>
+            <w:r>
+              <w:rPr>
+                <w:rFonts w:ascii="思源黑体 CN Normal" w:eastAsia="思源黑体 CN Normal" w:hAnsi="思源黑体 CN Normal" w:cs="思源黑体 CN Light"/>
+                <w:kern w:val="0"/>
+                <w:sz w:val="17"/>
+                <w:szCs w:val="17"/>
+              </w:rPr>
+              <w:t>}}{</w:t>
+            </w:r>
+            <w:proofErr w:type="gramEnd"/>
+            <w:r>
+              <w:rPr>
+                <w:rFonts w:ascii="思源黑体 CN Normal" w:eastAsia="思源黑体 CN Normal" w:hAnsi="思源黑体 CN Normal" w:cs="思源黑体 CN Light"/>
+                <w:kern w:val="0"/>
+                <w:sz w:val="17"/>
+                <w:szCs w:val="17"/>
+              </w:rPr>
+              <w:t>%else</w:t>
+            </w:r>
+            <w:proofErr w:type="gramStart"/>
+            <w:r>
+              <w:rPr>
+                <w:rFonts w:ascii="思源黑体 CN Normal" w:eastAsia="思源黑体 CN Normal" w:hAnsi="思源黑体 CN Normal" w:cs="思源黑体 CN Light"/>
+                <w:kern w:val="0"/>
+                <w:sz w:val="17"/>
+                <w:szCs w:val="17"/>
+              </w:rPr>
+              <w:t>%}{</w:t>
+            </w:r>
+            <w:proofErr w:type="gramEnd"/>
+            <w:r>
+              <w:rPr>
+                <w:rFonts w:ascii="思源黑体 CN Normal" w:eastAsia="思源黑体 CN Normal" w:hAnsi="思源黑体 CN Normal" w:cs="思源黑体 CN Light"/>
+                <w:kern w:val="0"/>
+                <w:sz w:val="17"/>
+                <w:szCs w:val="17"/>
+              </w:rPr>
+              <w:t>%endif%}</w:t>
             </w:r>
           </w:p>
         </w:tc>
@@ -13679,7 +18368,37 @@
                 <w:sz w:val="17"/>
                 <w:szCs w:val="17"/>
               </w:rPr>
-              <w:t>{%if lib_quality_control and lib_quality_control.</w:t>
+              <w:t xml:space="preserve">{%if </w:t>
+            </w:r>
+            <w:proofErr w:type="spellStart"/>
+            <w:r>
+              <w:rPr>
+                <w:rFonts w:ascii="思源黑体 CN Normal" w:eastAsia="思源黑体 CN Normal" w:hAnsi="思源黑体 CN Normal" w:cs="思源黑体 CN Light"/>
+                <w:kern w:val="0"/>
+                <w:sz w:val="17"/>
+                <w:szCs w:val="17"/>
+              </w:rPr>
+              <w:t>lib_quality_control</w:t>
+            </w:r>
+            <w:proofErr w:type="spellEnd"/>
+            <w:r>
+              <w:rPr>
+                <w:rFonts w:ascii="思源黑体 CN Normal" w:eastAsia="思源黑体 CN Normal" w:hAnsi="思源黑体 CN Normal" w:cs="思源黑体 CN Light"/>
+                <w:kern w:val="0"/>
+                <w:sz w:val="17"/>
+                <w:szCs w:val="17"/>
+              </w:rPr>
+              <w:t xml:space="preserve"> and </w:t>
+            </w:r>
+            <w:proofErr w:type="spellStart"/>
+            <w:r>
+              <w:rPr>
+                <w:rFonts w:ascii="思源黑体 CN Normal" w:eastAsia="思源黑体 CN Normal" w:hAnsi="思源黑体 CN Normal" w:cs="思源黑体 CN Light"/>
+                <w:kern w:val="0"/>
+                <w:sz w:val="17"/>
+                <w:szCs w:val="17"/>
+              </w:rPr>
+              <w:t>lib_quality_control.</w:t>
             </w:r>
             <w:r>
               <w:rPr>
@@ -13690,6 +18409,7 @@
               </w:rPr>
               <w:t>rna_lib_qc</w:t>
             </w:r>
+            <w:proofErr w:type="spellEnd"/>
             <w:r>
               <w:rPr>
                 <w:rFonts w:ascii="思源黑体 CN Normal" w:eastAsia="思源黑体 CN Normal" w:hAnsi="思源黑体 CN Normal" w:cs="思源黑体 CN Light"/>
@@ -13706,16 +18426,56 @@
                 <w:sz w:val="17"/>
                 <w:szCs w:val="17"/>
               </w:rPr>
-              <w:t>rna_lib_qc</w:t>
-            </w:r>
-            <w:r>
-              <w:rPr>
-                <w:rFonts w:ascii="思源黑体 CN Normal" w:eastAsia="思源黑体 CN Normal" w:hAnsi="思源黑体 CN Normal" w:cs="思源黑体 CN Light"/>
-                <w:kern w:val="0"/>
-                <w:sz w:val="17"/>
-                <w:szCs w:val="17"/>
-              </w:rPr>
-              <w:t>.library_qty%}{{lib_quality_control.</w:t>
+              <w:t>rna_lib_</w:t>
+            </w:r>
+            <w:proofErr w:type="gramStart"/>
+            <w:r>
+              <w:rPr>
+                <w:rFonts w:ascii="思源黑体 CN Normal" w:eastAsia="思源黑体 CN Normal" w:hAnsi="思源黑体 CN Normal" w:cs="思源黑体 CN Light"/>
+                <w:kern w:val="0"/>
+                <w:sz w:val="17"/>
+                <w:szCs w:val="17"/>
+              </w:rPr>
+              <w:t>qc</w:t>
+            </w:r>
+            <w:r>
+              <w:rPr>
+                <w:rFonts w:ascii="思源黑体 CN Normal" w:eastAsia="思源黑体 CN Normal" w:hAnsi="思源黑体 CN Normal" w:cs="思源黑体 CN Light"/>
+                <w:kern w:val="0"/>
+                <w:sz w:val="17"/>
+                <w:szCs w:val="17"/>
+              </w:rPr>
+              <w:t>.library</w:t>
+            </w:r>
+            <w:proofErr w:type="gramEnd"/>
+            <w:r>
+              <w:rPr>
+                <w:rFonts w:ascii="思源黑体 CN Normal" w:eastAsia="思源黑体 CN Normal" w:hAnsi="思源黑体 CN Normal" w:cs="思源黑体 CN Light"/>
+                <w:kern w:val="0"/>
+                <w:sz w:val="17"/>
+                <w:szCs w:val="17"/>
+              </w:rPr>
+              <w:t>_qty</w:t>
+            </w:r>
+            <w:proofErr w:type="gramStart"/>
+            <w:r>
+              <w:rPr>
+                <w:rFonts w:ascii="思源黑体 CN Normal" w:eastAsia="思源黑体 CN Normal" w:hAnsi="思源黑体 CN Normal" w:cs="思源黑体 CN Light"/>
+                <w:kern w:val="0"/>
+                <w:sz w:val="17"/>
+                <w:szCs w:val="17"/>
+              </w:rPr>
+              <w:t>%}{</w:t>
+            </w:r>
+            <w:proofErr w:type="gramEnd"/>
+            <w:r>
+              <w:rPr>
+                <w:rFonts w:ascii="思源黑体 CN Normal" w:eastAsia="思源黑体 CN Normal" w:hAnsi="思源黑体 CN Normal" w:cs="思源黑体 CN Light"/>
+                <w:kern w:val="0"/>
+                <w:sz w:val="17"/>
+                <w:szCs w:val="17"/>
+              </w:rPr>
+              <w:t>{lib_quality_control.</w:t>
             </w:r>
             <w:r>
               <w:rPr>
@@ -13733,7 +18493,17 @@
                 <w:sz w:val="17"/>
                 <w:szCs w:val="17"/>
               </w:rPr>
-              <w:t>lib_qc.</w:t>
+              <w:t>lib_</w:t>
+            </w:r>
+            <w:proofErr w:type="gramStart"/>
+            <w:r>
+              <w:rPr>
+                <w:rFonts w:ascii="思源黑体 CN Normal" w:eastAsia="思源黑体 CN Normal" w:hAnsi="思源黑体 CN Normal" w:cs="思源黑体 CN Light"/>
+                <w:kern w:val="0"/>
+                <w:sz w:val="17"/>
+                <w:szCs w:val="17"/>
+              </w:rPr>
+              <w:t>qc.</w:t>
             </w:r>
             <w:r>
               <w:rPr>
@@ -13751,7 +18521,67 @@
                 <w:sz w:val="17"/>
                 <w:szCs w:val="17"/>
               </w:rPr>
-              <w:t>ibrary_qty|replace(“.00”,””)}}{%else%}{%endif%}</w:t>
+              <w:t>ibrary</w:t>
+            </w:r>
+            <w:proofErr w:type="gramEnd"/>
+            <w:r>
+              <w:rPr>
+                <w:rFonts w:ascii="思源黑体 CN Normal" w:eastAsia="思源黑体 CN Normal" w:hAnsi="思源黑体 CN Normal" w:cs="思源黑体 CN Light"/>
+                <w:kern w:val="0"/>
+                <w:sz w:val="17"/>
+                <w:szCs w:val="17"/>
+              </w:rPr>
+              <w:t>_qty|replace(</w:t>
+            </w:r>
+            <w:r>
+              <w:rPr>
+                <w:rFonts w:ascii="思源黑体 CN Normal" w:eastAsia="思源黑体 CN Normal" w:hAnsi="思源黑体 CN Normal" w:cs="思源黑体 CN Light"/>
+                <w:kern w:val="0"/>
+                <w:sz w:val="17"/>
+                <w:szCs w:val="17"/>
+              </w:rPr>
+              <w:lastRenderedPageBreak/>
+              <w:t>“.00”,””)</w:t>
+            </w:r>
+            <w:proofErr w:type="gramStart"/>
+            <w:r>
+              <w:rPr>
+                <w:rFonts w:ascii="思源黑体 CN Normal" w:eastAsia="思源黑体 CN Normal" w:hAnsi="思源黑体 CN Normal" w:cs="思源黑体 CN Light"/>
+                <w:kern w:val="0"/>
+                <w:sz w:val="17"/>
+                <w:szCs w:val="17"/>
+              </w:rPr>
+              <w:t>}}{</w:t>
+            </w:r>
+            <w:proofErr w:type="gramEnd"/>
+            <w:r>
+              <w:rPr>
+                <w:rFonts w:ascii="思源黑体 CN Normal" w:eastAsia="思源黑体 CN Normal" w:hAnsi="思源黑体 CN Normal" w:cs="思源黑体 CN Light"/>
+                <w:kern w:val="0"/>
+                <w:sz w:val="17"/>
+                <w:szCs w:val="17"/>
+              </w:rPr>
+              <w:t>%else</w:t>
+            </w:r>
+            <w:proofErr w:type="gramStart"/>
+            <w:r>
+              <w:rPr>
+                <w:rFonts w:ascii="思源黑体 CN Normal" w:eastAsia="思源黑体 CN Normal" w:hAnsi="思源黑体 CN Normal" w:cs="思源黑体 CN Light"/>
+                <w:kern w:val="0"/>
+                <w:sz w:val="17"/>
+                <w:szCs w:val="17"/>
+              </w:rPr>
+              <w:t>%}{</w:t>
+            </w:r>
+            <w:proofErr w:type="gramEnd"/>
+            <w:r>
+              <w:rPr>
+                <w:rFonts w:ascii="思源黑体 CN Normal" w:eastAsia="思源黑体 CN Normal" w:hAnsi="思源黑体 CN Normal" w:cs="思源黑体 CN Light"/>
+                <w:kern w:val="0"/>
+                <w:sz w:val="17"/>
+                <w:szCs w:val="17"/>
+              </w:rPr>
+              <w:t>%endif%}</w:t>
             </w:r>
           </w:p>
         </w:tc>
@@ -13786,6 +18616,7 @@
                 <w:sz w:val="17"/>
                 <w:szCs w:val="17"/>
               </w:rPr>
+              <w:lastRenderedPageBreak/>
               <w:t>≥</w:t>
             </w:r>
             <w:r>
@@ -13929,16 +18760,36 @@
                 <w:sz w:val="17"/>
                 <w:szCs w:val="17"/>
               </w:rPr>
-              <w:t>{{qc.rna_data_qc.</w:t>
-            </w:r>
-            <w:r>
-              <w:rPr>
-                <w:rFonts w:ascii="思源黑体 CN Normal" w:eastAsia="思源黑体 CN Normal" w:hAnsi="思源黑体 CN Normal" w:cs="思源黑体 CN Light"/>
-                <w:kern w:val="0"/>
-                <w:sz w:val="17"/>
-                <w:szCs w:val="17"/>
-              </w:rPr>
-              <w:t>cleandata_q30</w:t>
+              <w:t>{{qc.rna_data_</w:t>
+            </w:r>
+            <w:proofErr w:type="gramStart"/>
+            <w:r>
+              <w:rPr>
+                <w:rFonts w:ascii="思源黑体 CN Normal" w:eastAsia="思源黑体 CN Normal" w:hAnsi="思源黑体 CN Normal" w:cs="思源黑体 CN Light"/>
+                <w:kern w:val="0"/>
+                <w:sz w:val="17"/>
+                <w:szCs w:val="17"/>
+              </w:rPr>
+              <w:t>qc.</w:t>
+            </w:r>
+            <w:r>
+              <w:rPr>
+                <w:rFonts w:ascii="思源黑体 CN Normal" w:eastAsia="思源黑体 CN Normal" w:hAnsi="思源黑体 CN Normal" w:cs="思源黑体 CN Light"/>
+                <w:kern w:val="0"/>
+                <w:sz w:val="17"/>
+                <w:szCs w:val="17"/>
+              </w:rPr>
+              <w:t>cleandata</w:t>
+            </w:r>
+            <w:proofErr w:type="gramEnd"/>
+            <w:r>
+              <w:rPr>
+                <w:rFonts w:ascii="思源黑体 CN Normal" w:eastAsia="思源黑体 CN Normal" w:hAnsi="思源黑体 CN Normal" w:cs="思源黑体 CN Light"/>
+                <w:kern w:val="0"/>
+                <w:sz w:val="17"/>
+                <w:szCs w:val="17"/>
+              </w:rPr>
+              <w:t>_q30</w:t>
             </w:r>
             <w:r>
               <w:rPr>
@@ -14099,17 +18950,48 @@
                 <w:sz w:val="17"/>
                 <w:szCs w:val="17"/>
               </w:rPr>
-              <w:t>{{qc.rna_data_qc.</w:t>
-            </w:r>
-            <w:r>
-              <w:rPr>
-                <w:rFonts w:ascii="思源黑体 CN Normal" w:eastAsia="思源黑体 CN Normal" w:hAnsi="思源黑体 CN Normal" w:cs="思源黑体 CN Light"/>
-                <w:kern w:val="0"/>
-                <w:sz w:val="17"/>
-                <w:szCs w:val="17"/>
-              </w:rPr>
-              <w:t>mapping_ratio</w:t>
-            </w:r>
+              <w:t>{{</w:t>
+            </w:r>
+            <w:proofErr w:type="spellStart"/>
+            <w:r>
+              <w:rPr>
+                <w:rFonts w:ascii="思源黑体 CN Normal" w:eastAsia="思源黑体 CN Normal" w:hAnsi="思源黑体 CN Normal" w:cs="思源黑体 CN Light"/>
+                <w:kern w:val="0"/>
+                <w:sz w:val="17"/>
+                <w:szCs w:val="17"/>
+              </w:rPr>
+              <w:t>qc.rna_data_</w:t>
+            </w:r>
+            <w:proofErr w:type="gramStart"/>
+            <w:r>
+              <w:rPr>
+                <w:rFonts w:ascii="思源黑体 CN Normal" w:eastAsia="思源黑体 CN Normal" w:hAnsi="思源黑体 CN Normal" w:cs="思源黑体 CN Light"/>
+                <w:kern w:val="0"/>
+                <w:sz w:val="17"/>
+                <w:szCs w:val="17"/>
+              </w:rPr>
+              <w:t>qc.</w:t>
+            </w:r>
+            <w:r>
+              <w:rPr>
+                <w:rFonts w:ascii="思源黑体 CN Normal" w:eastAsia="思源黑体 CN Normal" w:hAnsi="思源黑体 CN Normal" w:cs="思源黑体 CN Light"/>
+                <w:kern w:val="0"/>
+                <w:sz w:val="17"/>
+                <w:szCs w:val="17"/>
+              </w:rPr>
+              <w:t>mapping</w:t>
+            </w:r>
+            <w:proofErr w:type="gramEnd"/>
+            <w:r>
+              <w:rPr>
+                <w:rFonts w:ascii="思源黑体 CN Normal" w:eastAsia="思源黑体 CN Normal" w:hAnsi="思源黑体 CN Normal" w:cs="思源黑体 CN Light"/>
+                <w:kern w:val="0"/>
+                <w:sz w:val="17"/>
+                <w:szCs w:val="17"/>
+              </w:rPr>
+              <w:t>_ratio</w:t>
+            </w:r>
+            <w:proofErr w:type="spellEnd"/>
             <w:r>
               <w:rPr>
                 <w:rFonts w:ascii="思源黑体 CN Normal" w:eastAsia="思源黑体 CN Normal" w:hAnsi="思源黑体 CN Normal" w:cs="思源黑体 CN Light"/>
@@ -14280,16 +19162,36 @@
                 <w:sz w:val="17"/>
                 <w:szCs w:val="17"/>
               </w:rPr>
-              <w:t>{{qc.rna_data_qc.</w:t>
-            </w:r>
-            <w:r>
-              <w:rPr>
-                <w:rFonts w:ascii="思源黑体 CN Normal" w:eastAsia="思源黑体 CN Normal" w:hAnsi="思源黑体 CN Normal" w:cs="思源黑体 CN Light"/>
-                <w:kern w:val="0"/>
-                <w:sz w:val="17"/>
-                <w:szCs w:val="17"/>
-              </w:rPr>
-              <w:t>end2sense_ratio</w:t>
+              <w:t>{{qc.rna_data_</w:t>
+            </w:r>
+            <w:proofErr w:type="gramStart"/>
+            <w:r>
+              <w:rPr>
+                <w:rFonts w:ascii="思源黑体 CN Normal" w:eastAsia="思源黑体 CN Normal" w:hAnsi="思源黑体 CN Normal" w:cs="思源黑体 CN Light"/>
+                <w:kern w:val="0"/>
+                <w:sz w:val="17"/>
+                <w:szCs w:val="17"/>
+              </w:rPr>
+              <w:t>qc.</w:t>
+            </w:r>
+            <w:r>
+              <w:rPr>
+                <w:rFonts w:ascii="思源黑体 CN Normal" w:eastAsia="思源黑体 CN Normal" w:hAnsi="思源黑体 CN Normal" w:cs="思源黑体 CN Light"/>
+                <w:kern w:val="0"/>
+                <w:sz w:val="17"/>
+                <w:szCs w:val="17"/>
+              </w:rPr>
+              <w:t>end</w:t>
+            </w:r>
+            <w:proofErr w:type="gramEnd"/>
+            <w:r>
+              <w:rPr>
+                <w:rFonts w:ascii="思源黑体 CN Normal" w:eastAsia="思源黑体 CN Normal" w:hAnsi="思源黑体 CN Normal" w:cs="思源黑体 CN Light"/>
+                <w:kern w:val="0"/>
+                <w:sz w:val="17"/>
+                <w:szCs w:val="17"/>
+              </w:rPr>
+              <w:t>2sense_ratio</w:t>
             </w:r>
             <w:r>
               <w:rPr>
@@ -14432,7 +19334,25 @@
                 <w:sz w:val="17"/>
                 <w:szCs w:val="17"/>
               </w:rPr>
-              <w:t>{{qc.rna_data_qc.</w:t>
+              <w:t>{{</w:t>
+            </w:r>
+            <w:proofErr w:type="spellStart"/>
+            <w:r>
+              <w:rPr>
+                <w:rFonts w:ascii="思源黑体 CN Normal" w:eastAsia="思源黑体 CN Normal" w:hAnsi="思源黑体 CN Normal" w:hint="eastAsia"/>
+                <w:sz w:val="17"/>
+                <w:szCs w:val="17"/>
+              </w:rPr>
+              <w:t>qc.rna_data_</w:t>
+            </w:r>
+            <w:proofErr w:type="gramStart"/>
+            <w:r>
+              <w:rPr>
+                <w:rFonts w:ascii="思源黑体 CN Normal" w:eastAsia="思源黑体 CN Normal" w:hAnsi="思源黑体 CN Normal" w:hint="eastAsia"/>
+                <w:sz w:val="17"/>
+                <w:szCs w:val="17"/>
+              </w:rPr>
+              <w:t>qc.</w:t>
             </w:r>
             <w:r>
               <w:rPr>
@@ -14442,13 +19362,41 @@
               </w:rPr>
               <w:t>effectivereads</w:t>
             </w:r>
+            <w:proofErr w:type="gramEnd"/>
             <w:r>
               <w:rPr>
                 <w:rFonts w:ascii="思源黑体 CN Normal" w:eastAsia="思源黑体 CN Normal" w:hAnsi="思源黑体 CN Normal"/>
                 <w:sz w:val="17"/>
                 <w:szCs w:val="17"/>
               </w:rPr>
-              <w:t>|replace(“.00”, “”)</w:t>
+              <w:t>|</w:t>
+            </w:r>
+            <w:proofErr w:type="gramStart"/>
+            <w:r>
+              <w:rPr>
+                <w:rFonts w:ascii="思源黑体 CN Normal" w:eastAsia="思源黑体 CN Normal" w:hAnsi="思源黑体 CN Normal"/>
+                <w:sz w:val="17"/>
+                <w:szCs w:val="17"/>
+              </w:rPr>
+              <w:t>replace</w:t>
+            </w:r>
+            <w:proofErr w:type="spellEnd"/>
+            <w:r>
+              <w:rPr>
+                <w:rFonts w:ascii="思源黑体 CN Normal" w:eastAsia="思源黑体 CN Normal" w:hAnsi="思源黑体 CN Normal"/>
+                <w:sz w:val="17"/>
+                <w:szCs w:val="17"/>
+              </w:rPr>
+              <w:t>(</w:t>
+            </w:r>
+            <w:proofErr w:type="gramEnd"/>
+            <w:r>
+              <w:rPr>
+                <w:rFonts w:ascii="思源黑体 CN Normal" w:eastAsia="思源黑体 CN Normal" w:hAnsi="思源黑体 CN Normal"/>
+                <w:sz w:val="17"/>
+                <w:szCs w:val="17"/>
+              </w:rPr>
+              <w:t>“.00”, “”)</w:t>
             </w:r>
             <w:r>
               <w:rPr>
@@ -15287,7 +20235,51 @@
           <w:szCs w:val="13"/>
           <w:highlight w:val="magenta"/>
         </w:rPr>
-        <w:t>{{r page_break }}</w:t>
+        <w:t xml:space="preserve">{{r </w:t>
+      </w:r>
+      <w:proofErr w:type="spellStart"/>
+      <w:r>
+        <w:rPr>
+          <w:rFonts w:ascii="思源黑体 CN Light" w:eastAsia="思源黑体 CN Light" w:hAnsi="思源黑体 CN Light" w:hint="eastAsia"/>
+          <w:color w:val="595959" w:themeColor="text1" w:themeTint="A6"/>
+          <w:sz w:val="13"/>
+          <w:szCs w:val="13"/>
+          <w:highlight w:val="magenta"/>
+        </w:rPr>
+        <w:t>page_</w:t>
+      </w:r>
+      <w:proofErr w:type="gramStart"/>
+      <w:r>
+        <w:rPr>
+          <w:rFonts w:ascii="思源黑体 CN Light" w:eastAsia="思源黑体 CN Light" w:hAnsi="思源黑体 CN Light" w:hint="eastAsia"/>
+          <w:color w:val="595959" w:themeColor="text1" w:themeTint="A6"/>
+          <w:sz w:val="13"/>
+          <w:szCs w:val="13"/>
+          <w:highlight w:val="magenta"/>
+        </w:rPr>
+        <w:t>break</w:t>
+      </w:r>
+      <w:proofErr w:type="spellEnd"/>
+      <w:r>
+        <w:rPr>
+          <w:rFonts w:ascii="思源黑体 CN Light" w:eastAsia="思源黑体 CN Light" w:hAnsi="思源黑体 CN Light" w:hint="eastAsia"/>
+          <w:color w:val="595959" w:themeColor="text1" w:themeTint="A6"/>
+          <w:sz w:val="13"/>
+          <w:szCs w:val="13"/>
+          <w:highlight w:val="magenta"/>
+        </w:rPr>
+        <w:t xml:space="preserve"> }</w:t>
+      </w:r>
+      <w:proofErr w:type="gramEnd"/>
+      <w:r>
+        <w:rPr>
+          <w:rFonts w:ascii="思源黑体 CN Light" w:eastAsia="思源黑体 CN Light" w:hAnsi="思源黑体 CN Light" w:hint="eastAsia"/>
+          <w:color w:val="595959" w:themeColor="text1" w:themeTint="A6"/>
+          <w:sz w:val="13"/>
+          <w:szCs w:val="13"/>
+          <w:highlight w:val="magenta"/>
+        </w:rPr>
+        <w:t>}</w:t>
       </w:r>
     </w:p>
     <w:tbl>
@@ -15656,7 +20648,119 @@
           <w:sz w:val="16"/>
           <w:szCs w:val="16"/>
         </w:rPr>
-        <w:t>{%p for a in (refer.fixed + refer.dynamic.s_var12 + refer.dynamic.s_var_onco_nodrug + refer.dynamic.g_var45 + refer.dynamic.knb)|unique%}</w:t>
+        <w:t>{%p for a in (</w:t>
+      </w:r>
+      <w:proofErr w:type="spellStart"/>
+      <w:proofErr w:type="gramStart"/>
+      <w:r>
+        <w:rPr>
+          <w:rFonts w:ascii="Arial" w:eastAsia="思源黑体 CN Normal" w:hAnsi="Arial" w:cs="Arial"/>
+          <w:sz w:val="16"/>
+          <w:szCs w:val="16"/>
+        </w:rPr>
+        <w:t>refer.fixed</w:t>
+      </w:r>
+      <w:proofErr w:type="spellEnd"/>
+      <w:proofErr w:type="gramEnd"/>
+      <w:r>
+        <w:rPr>
+          <w:rFonts w:ascii="Arial" w:eastAsia="思源黑体 CN Normal" w:hAnsi="Arial" w:cs="Arial"/>
+          <w:sz w:val="16"/>
+          <w:szCs w:val="16"/>
+        </w:rPr>
+        <w:t xml:space="preserve"> + </w:t>
+      </w:r>
+      <w:proofErr w:type="gramStart"/>
+      <w:r>
+        <w:rPr>
+          <w:rFonts w:ascii="Arial" w:eastAsia="思源黑体 CN Normal" w:hAnsi="Arial" w:cs="Arial"/>
+          <w:sz w:val="16"/>
+          <w:szCs w:val="16"/>
+        </w:rPr>
+        <w:t>refer.dynamic</w:t>
+      </w:r>
+      <w:proofErr w:type="gramEnd"/>
+      <w:r>
+        <w:rPr>
+          <w:rFonts w:ascii="Arial" w:eastAsia="思源黑体 CN Normal" w:hAnsi="Arial" w:cs="Arial"/>
+          <w:sz w:val="16"/>
+          <w:szCs w:val="16"/>
+        </w:rPr>
+        <w:t xml:space="preserve">.s_var12 + </w:t>
+      </w:r>
+      <w:proofErr w:type="spellStart"/>
+      <w:proofErr w:type="gramStart"/>
+      <w:r>
+        <w:rPr>
+          <w:rFonts w:ascii="Arial" w:eastAsia="思源黑体 CN Normal" w:hAnsi="Arial" w:cs="Arial"/>
+          <w:sz w:val="16"/>
+          <w:szCs w:val="16"/>
+        </w:rPr>
+        <w:t>refer.dynamic</w:t>
+      </w:r>
+      <w:proofErr w:type="gramEnd"/>
+      <w:r>
+        <w:rPr>
+          <w:rFonts w:ascii="Arial" w:eastAsia="思源黑体 CN Normal" w:hAnsi="Arial" w:cs="Arial"/>
+          <w:sz w:val="16"/>
+          <w:szCs w:val="16"/>
+        </w:rPr>
+        <w:t>.s_var_onco_nodrug</w:t>
+      </w:r>
+      <w:proofErr w:type="spellEnd"/>
+      <w:r>
+        <w:rPr>
+          <w:rFonts w:ascii="Arial" w:eastAsia="思源黑体 CN Normal" w:hAnsi="Arial" w:cs="Arial"/>
+          <w:sz w:val="16"/>
+          <w:szCs w:val="16"/>
+        </w:rPr>
+        <w:t xml:space="preserve"> + </w:t>
+      </w:r>
+      <w:proofErr w:type="gramStart"/>
+      <w:r>
+        <w:rPr>
+          <w:rFonts w:ascii="Arial" w:eastAsia="思源黑体 CN Normal" w:hAnsi="Arial" w:cs="Arial"/>
+          <w:sz w:val="16"/>
+          <w:szCs w:val="16"/>
+        </w:rPr>
+        <w:t>refer.dynamic</w:t>
+      </w:r>
+      <w:proofErr w:type="gramEnd"/>
+      <w:r>
+        <w:rPr>
+          <w:rFonts w:ascii="Arial" w:eastAsia="思源黑体 CN Normal" w:hAnsi="Arial" w:cs="Arial"/>
+          <w:sz w:val="16"/>
+          <w:szCs w:val="16"/>
+        </w:rPr>
+        <w:t xml:space="preserve">.g_var45 + </w:t>
+      </w:r>
+      <w:proofErr w:type="spellStart"/>
+      <w:proofErr w:type="gramStart"/>
+      <w:r>
+        <w:rPr>
+          <w:rFonts w:ascii="Arial" w:eastAsia="思源黑体 CN Normal" w:hAnsi="Arial" w:cs="Arial"/>
+          <w:sz w:val="16"/>
+          <w:szCs w:val="16"/>
+        </w:rPr>
+        <w:t>refer.dynamic.knb</w:t>
+      </w:r>
+      <w:proofErr w:type="spellEnd"/>
+      <w:r>
+        <w:rPr>
+          <w:rFonts w:ascii="Arial" w:eastAsia="思源黑体 CN Normal" w:hAnsi="Arial" w:cs="Arial"/>
+          <w:sz w:val="16"/>
+          <w:szCs w:val="16"/>
+        </w:rPr>
+        <w:t>)|</w:t>
+      </w:r>
+      <w:proofErr w:type="gramEnd"/>
+      <w:r>
+        <w:rPr>
+          <w:rFonts w:ascii="Arial" w:eastAsia="思源黑体 CN Normal" w:hAnsi="Arial" w:cs="Arial"/>
+          <w:sz w:val="16"/>
+          <w:szCs w:val="16"/>
+        </w:rPr>
+        <w:t>unique%}</w:t>
       </w:r>
     </w:p>
     <w:p>
@@ -15708,7 +20812,25 @@
           <w:sz w:val="16"/>
           <w:szCs w:val="16"/>
         </w:rPr>
-        <w:t>{%p endfor%}</w:t>
+        <w:t xml:space="preserve">{%p </w:t>
+      </w:r>
+      <w:proofErr w:type="spellStart"/>
+      <w:r>
+        <w:rPr>
+          <w:rFonts w:ascii="Arial" w:eastAsia="思源黑体 CN Normal" w:hAnsi="Arial" w:cs="Arial"/>
+          <w:sz w:val="16"/>
+          <w:szCs w:val="16"/>
+        </w:rPr>
+        <w:t>endfor</w:t>
+      </w:r>
+      <w:proofErr w:type="spellEnd"/>
+      <w:r>
+        <w:rPr>
+          <w:rFonts w:ascii="Arial" w:eastAsia="思源黑体 CN Normal" w:hAnsi="Arial" w:cs="Arial"/>
+          <w:sz w:val="16"/>
+          <w:szCs w:val="16"/>
+        </w:rPr>
+        <w:t>%}</w:t>
       </w:r>
     </w:p>
     <w:p>
@@ -15729,7 +20851,51 @@
           <w:szCs w:val="13"/>
           <w:highlight w:val="magenta"/>
         </w:rPr>
-        <w:t>{{r page_break }}</w:t>
+        <w:t xml:space="preserve">{{r </w:t>
+      </w:r>
+      <w:proofErr w:type="spellStart"/>
+      <w:r>
+        <w:rPr>
+          <w:rFonts w:ascii="思源黑体 CN Light" w:eastAsia="思源黑体 CN Light" w:hAnsi="思源黑体 CN Light" w:hint="eastAsia"/>
+          <w:color w:val="595959" w:themeColor="text1" w:themeTint="A6"/>
+          <w:sz w:val="13"/>
+          <w:szCs w:val="13"/>
+          <w:highlight w:val="magenta"/>
+        </w:rPr>
+        <w:t>page_</w:t>
+      </w:r>
+      <w:proofErr w:type="gramStart"/>
+      <w:r>
+        <w:rPr>
+          <w:rFonts w:ascii="思源黑体 CN Light" w:eastAsia="思源黑体 CN Light" w:hAnsi="思源黑体 CN Light" w:hint="eastAsia"/>
+          <w:color w:val="595959" w:themeColor="text1" w:themeTint="A6"/>
+          <w:sz w:val="13"/>
+          <w:szCs w:val="13"/>
+          <w:highlight w:val="magenta"/>
+        </w:rPr>
+        <w:t>break</w:t>
+      </w:r>
+      <w:proofErr w:type="spellEnd"/>
+      <w:r>
+        <w:rPr>
+          <w:rFonts w:ascii="思源黑体 CN Light" w:eastAsia="思源黑体 CN Light" w:hAnsi="思源黑体 CN Light" w:hint="eastAsia"/>
+          <w:color w:val="595959" w:themeColor="text1" w:themeTint="A6"/>
+          <w:sz w:val="13"/>
+          <w:szCs w:val="13"/>
+          <w:highlight w:val="magenta"/>
+        </w:rPr>
+        <w:t xml:space="preserve"> }</w:t>
+      </w:r>
+      <w:proofErr w:type="gramEnd"/>
+      <w:r>
+        <w:rPr>
+          <w:rFonts w:ascii="思源黑体 CN Light" w:eastAsia="思源黑体 CN Light" w:hAnsi="思源黑体 CN Light" w:hint="eastAsia"/>
+          <w:color w:val="595959" w:themeColor="text1" w:themeTint="A6"/>
+          <w:sz w:val="13"/>
+          <w:szCs w:val="13"/>
+          <w:highlight w:val="magenta"/>
+        </w:rPr>
+        <w:t>}</w:t>
       </w:r>
     </w:p>
     <w:tbl>
@@ -16033,8 +21199,16 @@
         <w:rPr>
           <w:rFonts w:hint="eastAsia"/>
         </w:rPr>
-        <w:t xml:space="preserve"> if gep</w:t>
-      </w:r>
+        <w:t xml:space="preserve"> if </w:t>
+      </w:r>
+      <w:proofErr w:type="spellStart"/>
+      <w:r>
+        <w:rPr>
+          <w:rFonts w:hint="eastAsia"/>
+        </w:rPr>
+        <w:t>gep</w:t>
+      </w:r>
+      <w:proofErr w:type="spellEnd"/>
       <w:r>
         <w:t xml:space="preserve"> </w:t>
       </w:r>
@@ -16042,8 +21216,16 @@
         <w:rPr>
           <w:highlight w:val="red"/>
         </w:rPr>
-        <w:t>and sample.rna_sample_id</w:t>
-      </w:r>
+        <w:t xml:space="preserve">and </w:t>
+      </w:r>
+      <w:proofErr w:type="spellStart"/>
+      <w:r>
+        <w:rPr>
+          <w:highlight w:val="red"/>
+        </w:rPr>
+        <w:t>sample.rna_sample_id</w:t>
+      </w:r>
+      <w:proofErr w:type="spellEnd"/>
       <w:r>
         <w:rPr>
           <w:rFonts w:hint="eastAsia"/>
@@ -16156,7 +21338,51 @@
           <w:szCs w:val="13"/>
           <w:highlight w:val="magenta"/>
         </w:rPr>
-        <w:t>{{r page_break }}</w:t>
+        <w:t xml:space="preserve">{{r </w:t>
+      </w:r>
+      <w:proofErr w:type="spellStart"/>
+      <w:r>
+        <w:rPr>
+          <w:rFonts w:ascii="思源黑体 CN Light" w:eastAsia="思源黑体 CN Light" w:hAnsi="思源黑体 CN Light" w:hint="eastAsia"/>
+          <w:color w:val="595959" w:themeColor="text1" w:themeTint="A6"/>
+          <w:sz w:val="13"/>
+          <w:szCs w:val="13"/>
+          <w:highlight w:val="magenta"/>
+        </w:rPr>
+        <w:t>page_</w:t>
+      </w:r>
+      <w:proofErr w:type="gramStart"/>
+      <w:r>
+        <w:rPr>
+          <w:rFonts w:ascii="思源黑体 CN Light" w:eastAsia="思源黑体 CN Light" w:hAnsi="思源黑体 CN Light" w:hint="eastAsia"/>
+          <w:color w:val="595959" w:themeColor="text1" w:themeTint="A6"/>
+          <w:sz w:val="13"/>
+          <w:szCs w:val="13"/>
+          <w:highlight w:val="magenta"/>
+        </w:rPr>
+        <w:t>break</w:t>
+      </w:r>
+      <w:proofErr w:type="spellEnd"/>
+      <w:r>
+        <w:rPr>
+          <w:rFonts w:ascii="思源黑体 CN Light" w:eastAsia="思源黑体 CN Light" w:hAnsi="思源黑体 CN Light" w:hint="eastAsia"/>
+          <w:color w:val="595959" w:themeColor="text1" w:themeTint="A6"/>
+          <w:sz w:val="13"/>
+          <w:szCs w:val="13"/>
+          <w:highlight w:val="magenta"/>
+        </w:rPr>
+        <w:t xml:space="preserve"> }</w:t>
+      </w:r>
+      <w:proofErr w:type="gramEnd"/>
+      <w:r>
+        <w:rPr>
+          <w:rFonts w:ascii="思源黑体 CN Light" w:eastAsia="思源黑体 CN Light" w:hAnsi="思源黑体 CN Light" w:hint="eastAsia"/>
+          <w:color w:val="595959" w:themeColor="text1" w:themeTint="A6"/>
+          <w:sz w:val="13"/>
+          <w:szCs w:val="13"/>
+          <w:highlight w:val="magenta"/>
+        </w:rPr>
+        <w:t>}</w:t>
       </w:r>
     </w:p>
     <w:p>
@@ -16319,7 +21545,51 @@
           <w:szCs w:val="13"/>
           <w:highlight w:val="magenta"/>
         </w:rPr>
-        <w:t>{{r page_break }}</w:t>
+        <w:t xml:space="preserve">{{r </w:t>
+      </w:r>
+      <w:proofErr w:type="spellStart"/>
+      <w:r>
+        <w:rPr>
+          <w:rFonts w:ascii="思源黑体 CN Light" w:eastAsia="思源黑体 CN Light" w:hAnsi="思源黑体 CN Light" w:hint="eastAsia"/>
+          <w:color w:val="595959" w:themeColor="text1" w:themeTint="A6"/>
+          <w:sz w:val="13"/>
+          <w:szCs w:val="13"/>
+          <w:highlight w:val="magenta"/>
+        </w:rPr>
+        <w:t>page_</w:t>
+      </w:r>
+      <w:proofErr w:type="gramStart"/>
+      <w:r>
+        <w:rPr>
+          <w:rFonts w:ascii="思源黑体 CN Light" w:eastAsia="思源黑体 CN Light" w:hAnsi="思源黑体 CN Light" w:hint="eastAsia"/>
+          <w:color w:val="595959" w:themeColor="text1" w:themeTint="A6"/>
+          <w:sz w:val="13"/>
+          <w:szCs w:val="13"/>
+          <w:highlight w:val="magenta"/>
+        </w:rPr>
+        <w:t>break</w:t>
+      </w:r>
+      <w:proofErr w:type="spellEnd"/>
+      <w:r>
+        <w:rPr>
+          <w:rFonts w:ascii="思源黑体 CN Light" w:eastAsia="思源黑体 CN Light" w:hAnsi="思源黑体 CN Light" w:hint="eastAsia"/>
+          <w:color w:val="595959" w:themeColor="text1" w:themeTint="A6"/>
+          <w:sz w:val="13"/>
+          <w:szCs w:val="13"/>
+          <w:highlight w:val="magenta"/>
+        </w:rPr>
+        <w:t xml:space="preserve"> }</w:t>
+      </w:r>
+      <w:proofErr w:type="gramEnd"/>
+      <w:r>
+        <w:rPr>
+          <w:rFonts w:ascii="思源黑体 CN Light" w:eastAsia="思源黑体 CN Light" w:hAnsi="思源黑体 CN Light" w:hint="eastAsia"/>
+          <w:color w:val="595959" w:themeColor="text1" w:themeTint="A6"/>
+          <w:sz w:val="13"/>
+          <w:szCs w:val="13"/>
+          <w:highlight w:val="magenta"/>
+        </w:rPr>
+        <w:t>}</w:t>
       </w:r>
     </w:p>
     <w:p>
@@ -16381,6 +21651,7 @@
         </w:rPr>
         <w:t xml:space="preserve"> if </w:t>
       </w:r>
+      <w:proofErr w:type="spellStart"/>
       <w:r>
         <w:rPr>
           <w:rFonts w:ascii="思源黑体 CN Normal" w:eastAsia="思源黑体 CN Normal" w:hAnsi="思源黑体 CN Normal"/>
@@ -16389,16 +21660,47 @@
           <w:szCs w:val="15"/>
           <w:highlight w:val="red"/>
         </w:rPr>
-        <w:t>rna_exp and</w:t>
-      </w:r>
+        <w:t>rna_exp</w:t>
+      </w:r>
+      <w:proofErr w:type="spellEnd"/>
       <w:r>
         <w:rPr>
           <w:rFonts w:ascii="思源黑体 CN Normal" w:eastAsia="思源黑体 CN Normal" w:hAnsi="思源黑体 CN Normal"/>
           <w:color w:val="595959" w:themeColor="text1" w:themeTint="A6"/>
           <w:sz w:val="15"/>
           <w:szCs w:val="15"/>
-        </w:rPr>
-        <w:t xml:space="preserve"> rna_exp.column_4</w:t>
+          <w:highlight w:val="red"/>
+        </w:rPr>
+        <w:t xml:space="preserve"> and</w:t>
+      </w:r>
+      <w:r>
+        <w:rPr>
+          <w:rFonts w:ascii="思源黑体 CN Normal" w:eastAsia="思源黑体 CN Normal" w:hAnsi="思源黑体 CN Normal"/>
+          <w:color w:val="595959" w:themeColor="text1" w:themeTint="A6"/>
+          <w:sz w:val="15"/>
+          <w:szCs w:val="15"/>
+        </w:rPr>
+        <w:t xml:space="preserve"> rna_</w:t>
+      </w:r>
+      <w:proofErr w:type="gramStart"/>
+      <w:r>
+        <w:rPr>
+          <w:rFonts w:ascii="思源黑体 CN Normal" w:eastAsia="思源黑体 CN Normal" w:hAnsi="思源黑体 CN Normal"/>
+          <w:color w:val="595959" w:themeColor="text1" w:themeTint="A6"/>
+          <w:sz w:val="15"/>
+          <w:szCs w:val="15"/>
+        </w:rPr>
+        <w:t>exp.column</w:t>
+      </w:r>
+      <w:proofErr w:type="gramEnd"/>
+      <w:r>
+        <w:rPr>
+          <w:rFonts w:ascii="思源黑体 CN Normal" w:eastAsia="思源黑体 CN Normal" w:hAnsi="思源黑体 CN Normal"/>
+          <w:color w:val="595959" w:themeColor="text1" w:themeTint="A6"/>
+          <w:sz w:val="15"/>
+          <w:szCs w:val="15"/>
+        </w:rPr>
+        <w:t>_4</w:t>
       </w:r>
       <w:r>
         <w:rPr>
@@ -16580,7 +21882,51 @@
           <w:szCs w:val="13"/>
           <w:highlight w:val="magenta"/>
         </w:rPr>
-        <w:t>{{r page_break }}</w:t>
+        <w:t xml:space="preserve">{{r </w:t>
+      </w:r>
+      <w:proofErr w:type="spellStart"/>
+      <w:r>
+        <w:rPr>
+          <w:rFonts w:ascii="思源黑体 CN Light" w:eastAsia="思源黑体 CN Light" w:hAnsi="思源黑体 CN Light" w:hint="eastAsia"/>
+          <w:color w:val="595959" w:themeColor="text1" w:themeTint="A6"/>
+          <w:sz w:val="13"/>
+          <w:szCs w:val="13"/>
+          <w:highlight w:val="magenta"/>
+        </w:rPr>
+        <w:t>page_</w:t>
+      </w:r>
+      <w:proofErr w:type="gramStart"/>
+      <w:r>
+        <w:rPr>
+          <w:rFonts w:ascii="思源黑体 CN Light" w:eastAsia="思源黑体 CN Light" w:hAnsi="思源黑体 CN Light" w:hint="eastAsia"/>
+          <w:color w:val="595959" w:themeColor="text1" w:themeTint="A6"/>
+          <w:sz w:val="13"/>
+          <w:szCs w:val="13"/>
+          <w:highlight w:val="magenta"/>
+        </w:rPr>
+        <w:t>break</w:t>
+      </w:r>
+      <w:proofErr w:type="spellEnd"/>
+      <w:r>
+        <w:rPr>
+          <w:rFonts w:ascii="思源黑体 CN Light" w:eastAsia="思源黑体 CN Light" w:hAnsi="思源黑体 CN Light" w:hint="eastAsia"/>
+          <w:color w:val="595959" w:themeColor="text1" w:themeTint="A6"/>
+          <w:sz w:val="13"/>
+          <w:szCs w:val="13"/>
+          <w:highlight w:val="magenta"/>
+        </w:rPr>
+        <w:t xml:space="preserve"> }</w:t>
+      </w:r>
+      <w:proofErr w:type="gramEnd"/>
+      <w:r>
+        <w:rPr>
+          <w:rFonts w:ascii="思源黑体 CN Light" w:eastAsia="思源黑体 CN Light" w:hAnsi="思源黑体 CN Light" w:hint="eastAsia"/>
+          <w:color w:val="595959" w:themeColor="text1" w:themeTint="A6"/>
+          <w:sz w:val="13"/>
+          <w:szCs w:val="13"/>
+          <w:highlight w:val="magenta"/>
+        </w:rPr>
+        <w:t>}</w:t>
       </w:r>
     </w:p>
     <w:p>
@@ -16680,7 +22026,27 @@
           <w:sz w:val="17"/>
           <w:szCs w:val="17"/>
         </w:rPr>
-        <w:t>{%if sample.rna_sample_id%}本检测在DNA层面涵盖57</w:t>
+        <w:t xml:space="preserve">{%if </w:t>
+      </w:r>
+      <w:proofErr w:type="spellStart"/>
+      <w:r>
+        <w:rPr>
+          <w:rFonts w:ascii="思源黑体 CN Normal" w:eastAsia="思源黑体 CN Normal" w:hAnsi="思源黑体 CN Normal" w:hint="eastAsia"/>
+          <w:color w:val="000000" w:themeColor="text1"/>
+          <w:sz w:val="17"/>
+          <w:szCs w:val="17"/>
+        </w:rPr>
+        <w:t>sample.rna_sample_id</w:t>
+      </w:r>
+      <w:proofErr w:type="spellEnd"/>
+      <w:r>
+        <w:rPr>
+          <w:rFonts w:ascii="思源黑体 CN Normal" w:eastAsia="思源黑体 CN Normal" w:hAnsi="思源黑体 CN Normal" w:hint="eastAsia"/>
+          <w:color w:val="000000" w:themeColor="text1"/>
+          <w:sz w:val="17"/>
+          <w:szCs w:val="17"/>
+        </w:rPr>
+        <w:t>%}本检测在DNA层面涵盖57</w:t>
       </w:r>
       <w:r>
         <w:rPr>
@@ -16734,7 +22100,27 @@
           <w:sz w:val="17"/>
           <w:szCs w:val="17"/>
         </w:rPr>
-        <w:t>，同时检测{%if sample.control_sample_id %}遗传性肿瘤相关基因胚系突变、{%endif%}微卫星状态、肿瘤突变负荷、肿瘤免疫微环境分型、基因表达和化疗药物代谢相关酶类多态性位点等。{%else%}本产品共检测57</w:t>
+        <w:t xml:space="preserve">，同时检测{%if </w:t>
+      </w:r>
+      <w:proofErr w:type="spellStart"/>
+      <w:r>
+        <w:rPr>
+          <w:rFonts w:ascii="思源黑体 CN Normal" w:eastAsia="思源黑体 CN Normal" w:hAnsi="思源黑体 CN Normal" w:hint="eastAsia"/>
+          <w:color w:val="000000" w:themeColor="text1"/>
+          <w:sz w:val="17"/>
+          <w:szCs w:val="17"/>
+        </w:rPr>
+        <w:t>sample.control_sample_id</w:t>
+      </w:r>
+      <w:proofErr w:type="spellEnd"/>
+      <w:r>
+        <w:rPr>
+          <w:rFonts w:ascii="思源黑体 CN Normal" w:eastAsia="思源黑体 CN Normal" w:hAnsi="思源黑体 CN Normal" w:hint="eastAsia"/>
+          <w:color w:val="000000" w:themeColor="text1"/>
+          <w:sz w:val="17"/>
+          <w:szCs w:val="17"/>
+        </w:rPr>
+        <w:t xml:space="preserve"> %}遗传性肿瘤相关基因胚系突变、{%endif%}微卫星状态、肿瘤突变负荷、肿瘤免疫微环境分型、基因表达和化疗药物代谢相关酶类多态性位点等。{%else%}本产品共检测57</w:t>
       </w:r>
       <w:r>
         <w:rPr>
@@ -16788,7 +22174,27 @@
           <w:sz w:val="17"/>
           <w:szCs w:val="17"/>
         </w:rPr>
-        <w:t>，同时检测{%if sample.control_sample_id %}遗传性肿瘤相关基因胚系突变、{%endif%}微卫星状态、肿瘤突变负荷和化疗药物代谢相关酶类多态性位点等。{%endif%}</w:t>
+        <w:t xml:space="preserve">，同时检测{%if </w:t>
+      </w:r>
+      <w:proofErr w:type="spellStart"/>
+      <w:r>
+        <w:rPr>
+          <w:rFonts w:ascii="思源黑体 CN Normal" w:eastAsia="思源黑体 CN Normal" w:hAnsi="思源黑体 CN Normal" w:hint="eastAsia"/>
+          <w:color w:val="000000" w:themeColor="text1"/>
+          <w:sz w:val="17"/>
+          <w:szCs w:val="17"/>
+        </w:rPr>
+        <w:t>sample.control_sample_id</w:t>
+      </w:r>
+      <w:proofErr w:type="spellEnd"/>
+      <w:r>
+        <w:rPr>
+          <w:rFonts w:ascii="思源黑体 CN Normal" w:eastAsia="思源黑体 CN Normal" w:hAnsi="思源黑体 CN Normal" w:hint="eastAsia"/>
+          <w:color w:val="000000" w:themeColor="text1"/>
+          <w:sz w:val="17"/>
+          <w:szCs w:val="17"/>
+        </w:rPr>
+        <w:t xml:space="preserve"> %}遗传性肿瘤相关基因胚系突变、{%endif%}微卫星状态、肿瘤突变负荷和化疗药物代谢相关酶类多态性位点等。{%endif%}</w:t>
       </w:r>
       <w:bookmarkEnd w:id="55"/>
     </w:p>
@@ -16813,7 +22219,25 @@
           <w:sz w:val="17"/>
           <w:szCs w:val="17"/>
         </w:rPr>
-        <w:t>本检测项目中使用的参考基因组版本为hg19，报告中的变异命名遵从HGVS指南(http: //varnomen.hgvs.org)中的相关规定进行命名。以下是检测突变、插入缺失、拷贝数变异、基因融合{%if sample.rna_sample_id%}、基因表达{%endif%}等变异类型的基因列表，同一基因可重复出现。</w:t>
+        <w:t xml:space="preserve">本检测项目中使用的参考基因组版本为hg19，报告中的变异命名遵从HGVS指南(http: //varnomen.hgvs.org)中的相关规定进行命名。以下是检测突变、插入缺失、拷贝数变异、基因融合{%if </w:t>
+      </w:r>
+      <w:proofErr w:type="spellStart"/>
+      <w:r>
+        <w:rPr>
+          <w:rFonts w:ascii="思源黑体 CN Normal" w:eastAsia="思源黑体 CN Normal" w:hAnsi="思源黑体 CN Normal" w:hint="eastAsia"/>
+          <w:sz w:val="17"/>
+          <w:szCs w:val="17"/>
+        </w:rPr>
+        <w:t>sample.rna_sample_id</w:t>
+      </w:r>
+      <w:proofErr w:type="spellEnd"/>
+      <w:r>
+        <w:rPr>
+          <w:rFonts w:ascii="思源黑体 CN Normal" w:eastAsia="思源黑体 CN Normal" w:hAnsi="思源黑体 CN Normal" w:hint="eastAsia"/>
+          <w:sz w:val="17"/>
+          <w:szCs w:val="17"/>
+        </w:rPr>
+        <w:t>%}、基因表达{%endif%}等变异类型的基因列表，同一基因可重复出现。</w:t>
       </w:r>
     </w:p>
     <w:p>
@@ -16845,8 +22269,54 @@
           <w:szCs w:val="15"/>
           <w:highlight w:val="yellow"/>
         </w:rPr>
-        <w:t>p if sample.rna_sample_id and sample.control_sample_id</w:t>
-      </w:r>
+        <w:t xml:space="preserve">p if </w:t>
+      </w:r>
+      <w:proofErr w:type="spellStart"/>
+      <w:r>
+        <w:rPr>
+          <w:rFonts w:ascii="思源黑体 CN Normal" w:eastAsia="思源黑体 CN Normal" w:hAnsi="思源黑体 CN Normal"/>
+          <w:color w:val="404040" w:themeColor="text1" w:themeTint="BF"/>
+          <w:sz w:val="15"/>
+          <w:szCs w:val="15"/>
+          <w:highlight w:val="yellow"/>
+        </w:rPr>
+        <w:t>sample.rna_sample_id</w:t>
+      </w:r>
+      <w:proofErr w:type="spellEnd"/>
+      <w:r>
+        <w:rPr>
+          <w:rFonts w:ascii="思源黑体 CN Normal" w:eastAsia="思源黑体 CN Normal" w:hAnsi="思源黑体 CN Normal"/>
+          <w:color w:val="404040" w:themeColor="text1" w:themeTint="BF"/>
+          <w:sz w:val="15"/>
+          <w:szCs w:val="15"/>
+          <w:highlight w:val="yellow"/>
+        </w:rPr>
+        <w:t xml:space="preserve"> and </w:t>
+      </w:r>
+      <w:proofErr w:type="spellStart"/>
+      <w:proofErr w:type="gramStart"/>
+      <w:r>
+        <w:rPr>
+          <w:rFonts w:ascii="思源黑体 CN Normal" w:eastAsia="思源黑体 CN Normal" w:hAnsi="思源黑体 CN Normal"/>
+          <w:color w:val="404040" w:themeColor="text1" w:themeTint="BF"/>
+          <w:sz w:val="15"/>
+          <w:szCs w:val="15"/>
+          <w:highlight w:val="yellow"/>
+        </w:rPr>
+        <w:t>sample.control</w:t>
+      </w:r>
+      <w:proofErr w:type="gramEnd"/>
+      <w:r>
+        <w:rPr>
+          <w:rFonts w:ascii="思源黑体 CN Normal" w:eastAsia="思源黑体 CN Normal" w:hAnsi="思源黑体 CN Normal"/>
+          <w:color w:val="404040" w:themeColor="text1" w:themeTint="BF"/>
+          <w:sz w:val="15"/>
+          <w:szCs w:val="15"/>
+          <w:highlight w:val="yellow"/>
+        </w:rPr>
+        <w:t>_sample_id</w:t>
+      </w:r>
+      <w:proofErr w:type="spellEnd"/>
       <w:r>
         <w:rPr>
           <w:rFonts w:ascii="思源黑体 CN Normal" w:eastAsia="思源黑体 CN Normal" w:hAnsi="思源黑体 CN Normal" w:hint="eastAsia"/>
@@ -16944,104 +22414,9 @@
           <w:szCs w:val="15"/>
           <w:highlight w:val="yellow"/>
         </w:rPr>
-        <w:t>{%p elif sample.rna_sample_id and not sample.control_sample_id %}</w:t>
-      </w:r>
-    </w:p>
-    <w:p>
-      <w:pPr>
-        <w:widowControl/>
-        <w:jc w:val="left"/>
-        <w:rPr>
-          <w:rFonts w:ascii="思源黑体 CN Normal" w:eastAsia="思源黑体 CN Normal" w:hAnsi="思源黑体 CN Normal" w:hint="eastAsia"/>
-          <w:color w:val="404040" w:themeColor="text1" w:themeTint="BF"/>
-          <w:sz w:val="15"/>
-          <w:szCs w:val="15"/>
-        </w:rPr>
-      </w:pPr>
-      <w:r>
-        <w:rPr>
-          <w:rFonts w:ascii="思源黑体 CN Normal" w:eastAsia="思源黑体 CN Normal" w:hAnsi="思源黑体 CN Normal" w:hint="eastAsia"/>
-          <w:color w:val="404040" w:themeColor="text1" w:themeTint="BF"/>
-          <w:sz w:val="15"/>
-          <w:szCs w:val="15"/>
-        </w:rPr>
-        <w:t>{</w:t>
-      </w:r>
-      <w:r>
-        <w:rPr>
-          <w:rFonts w:ascii="思源黑体 CN Normal" w:eastAsia="思源黑体 CN Normal" w:hAnsi="思源黑体 CN Normal"/>
-          <w:color w:val="404040" w:themeColor="text1" w:themeTint="BF"/>
-          <w:sz w:val="15"/>
-          <w:szCs w:val="15"/>
-        </w:rPr>
-        <w:t>{p subdoc.</w:t>
-      </w:r>
-      <w:r>
-        <w:rPr>
-          <w:rFonts w:ascii="思源黑体 CN Normal" w:eastAsia="思源黑体 CN Normal" w:hAnsi="思源黑体 CN Normal"/>
-          <w:color w:val="404040" w:themeColor="text1" w:themeTint="BF"/>
-          <w:sz w:val="15"/>
-          <w:szCs w:val="15"/>
-        </w:rPr>
-        <w:t>fix_7_Product_Genelist_MP_R_noC_</w:t>
-      </w:r>
-      <w:r>
-        <w:rPr>
-          <w:rFonts w:ascii="思源黑体 CN Normal" w:eastAsia="思源黑体 CN Normal" w:hAnsi="思源黑体 CN Normal" w:hint="eastAsia"/>
-          <w:color w:val="404040" w:themeColor="text1" w:themeTint="BF"/>
-          <w:sz w:val="15"/>
-          <w:szCs w:val="15"/>
-        </w:rPr>
-        <w:t>no</w:t>
-      </w:r>
-      <w:r>
-        <w:rPr>
-          <w:rFonts w:ascii="思源黑体 CN Normal" w:eastAsia="思源黑体 CN Normal" w:hAnsi="思源黑体 CN Normal"/>
-          <w:color w:val="404040" w:themeColor="text1" w:themeTint="BF"/>
-          <w:sz w:val="15"/>
-          <w:szCs w:val="15"/>
-        </w:rPr>
-        <w:t>Germline</w:t>
-      </w:r>
-      <w:r>
-        <w:rPr>
-          <w:rFonts w:ascii="思源黑体 CN Normal" w:eastAsia="思源黑体 CN Normal" w:hAnsi="思源黑体 CN Normal"/>
-          <w:color w:val="404040" w:themeColor="text1" w:themeTint="BF"/>
-          <w:sz w:val="15"/>
-          <w:szCs w:val="15"/>
-        </w:rPr>
-        <w:t>_</w:t>
-      </w:r>
-      <w:r>
-        <w:rPr>
-          <w:rFonts w:ascii="思源黑体 CN Normal" w:eastAsia="思源黑体 CN Normal" w:hAnsi="思源黑体 CN Normal" w:hint="eastAsia"/>
-          <w:color w:val="404040" w:themeColor="text1" w:themeTint="BF"/>
-          <w:sz w:val="15"/>
-          <w:szCs w:val="15"/>
-        </w:rPr>
-        <w:t>v2</w:t>
-      </w:r>
-      <w:r>
-        <w:rPr>
-          <w:rFonts w:ascii="思源黑体 CN Normal" w:eastAsia="思源黑体 CN Normal" w:hAnsi="思源黑体 CN Normal"/>
-          <w:color w:val="404040" w:themeColor="text1" w:themeTint="BF"/>
-          <w:sz w:val="15"/>
-          <w:szCs w:val="15"/>
-        </w:rPr>
-        <w:t>}}</w:t>
-      </w:r>
-    </w:p>
-    <w:p>
-      <w:pPr>
-        <w:widowControl/>
-        <w:jc w:val="left"/>
-        <w:rPr>
-          <w:rFonts w:ascii="思源黑体 CN Normal" w:eastAsia="思源黑体 CN Normal" w:hAnsi="思源黑体 CN Normal" w:hint="eastAsia"/>
-          <w:color w:val="404040" w:themeColor="text1" w:themeTint="BF"/>
-          <w:sz w:val="15"/>
-          <w:szCs w:val="15"/>
-        </w:rPr>
-      </w:pPr>
+        <w:t xml:space="preserve">{%p </w:t>
+      </w:r>
+      <w:proofErr w:type="spellStart"/>
       <w:r>
         <w:rPr>
           <w:rFonts w:ascii="思源黑体 CN Normal" w:eastAsia="思源黑体 CN Normal" w:hAnsi="思源黑体 CN Normal"/>
@@ -17050,7 +22425,258 @@
           <w:szCs w:val="15"/>
           <w:highlight w:val="yellow"/>
         </w:rPr>
-        <w:t>{%p elif not sample.rna_sample_id and sample.control_sample_id %}</w:t>
+        <w:t>elif</w:t>
+      </w:r>
+      <w:proofErr w:type="spellEnd"/>
+      <w:r>
+        <w:rPr>
+          <w:rFonts w:ascii="思源黑体 CN Normal" w:eastAsia="思源黑体 CN Normal" w:hAnsi="思源黑体 CN Normal"/>
+          <w:color w:val="404040" w:themeColor="text1" w:themeTint="BF"/>
+          <w:sz w:val="15"/>
+          <w:szCs w:val="15"/>
+          <w:highlight w:val="yellow"/>
+        </w:rPr>
+        <w:t xml:space="preserve"> </w:t>
+      </w:r>
+      <w:proofErr w:type="spellStart"/>
+      <w:r>
+        <w:rPr>
+          <w:rFonts w:ascii="思源黑体 CN Normal" w:eastAsia="思源黑体 CN Normal" w:hAnsi="思源黑体 CN Normal"/>
+          <w:color w:val="404040" w:themeColor="text1" w:themeTint="BF"/>
+          <w:sz w:val="15"/>
+          <w:szCs w:val="15"/>
+          <w:highlight w:val="yellow"/>
+        </w:rPr>
+        <w:t>sample.rna_sample_id</w:t>
+      </w:r>
+      <w:proofErr w:type="spellEnd"/>
+      <w:r>
+        <w:rPr>
+          <w:rFonts w:ascii="思源黑体 CN Normal" w:eastAsia="思源黑体 CN Normal" w:hAnsi="思源黑体 CN Normal"/>
+          <w:color w:val="404040" w:themeColor="text1" w:themeTint="BF"/>
+          <w:sz w:val="15"/>
+          <w:szCs w:val="15"/>
+          <w:highlight w:val="yellow"/>
+        </w:rPr>
+        <w:t xml:space="preserve"> and not </w:t>
+      </w:r>
+      <w:proofErr w:type="spellStart"/>
+      <w:proofErr w:type="gramStart"/>
+      <w:r>
+        <w:rPr>
+          <w:rFonts w:ascii="思源黑体 CN Normal" w:eastAsia="思源黑体 CN Normal" w:hAnsi="思源黑体 CN Normal"/>
+          <w:color w:val="404040" w:themeColor="text1" w:themeTint="BF"/>
+          <w:sz w:val="15"/>
+          <w:szCs w:val="15"/>
+          <w:highlight w:val="yellow"/>
+        </w:rPr>
+        <w:t>sample.control</w:t>
+      </w:r>
+      <w:proofErr w:type="gramEnd"/>
+      <w:r>
+        <w:rPr>
+          <w:rFonts w:ascii="思源黑体 CN Normal" w:eastAsia="思源黑体 CN Normal" w:hAnsi="思源黑体 CN Normal"/>
+          <w:color w:val="404040" w:themeColor="text1" w:themeTint="BF"/>
+          <w:sz w:val="15"/>
+          <w:szCs w:val="15"/>
+          <w:highlight w:val="yellow"/>
+        </w:rPr>
+        <w:t>_sample_id</w:t>
+      </w:r>
+      <w:proofErr w:type="spellEnd"/>
+      <w:r>
+        <w:rPr>
+          <w:rFonts w:ascii="思源黑体 CN Normal" w:eastAsia="思源黑体 CN Normal" w:hAnsi="思源黑体 CN Normal"/>
+          <w:color w:val="404040" w:themeColor="text1" w:themeTint="BF"/>
+          <w:sz w:val="15"/>
+          <w:szCs w:val="15"/>
+          <w:highlight w:val="yellow"/>
+        </w:rPr>
+        <w:t xml:space="preserve"> %}</w:t>
+      </w:r>
+    </w:p>
+    <w:p>
+      <w:pPr>
+        <w:widowControl/>
+        <w:jc w:val="left"/>
+        <w:rPr>
+          <w:rFonts w:ascii="思源黑体 CN Normal" w:eastAsia="思源黑体 CN Normal" w:hAnsi="思源黑体 CN Normal" w:hint="eastAsia"/>
+          <w:color w:val="404040" w:themeColor="text1" w:themeTint="BF"/>
+          <w:sz w:val="15"/>
+          <w:szCs w:val="15"/>
+        </w:rPr>
+      </w:pPr>
+      <w:r>
+        <w:rPr>
+          <w:rFonts w:ascii="思源黑体 CN Normal" w:eastAsia="思源黑体 CN Normal" w:hAnsi="思源黑体 CN Normal" w:hint="eastAsia"/>
+          <w:color w:val="404040" w:themeColor="text1" w:themeTint="BF"/>
+          <w:sz w:val="15"/>
+          <w:szCs w:val="15"/>
+        </w:rPr>
+        <w:t>{</w:t>
+      </w:r>
+      <w:r>
+        <w:rPr>
+          <w:rFonts w:ascii="思源黑体 CN Normal" w:eastAsia="思源黑体 CN Normal" w:hAnsi="思源黑体 CN Normal"/>
+          <w:color w:val="404040" w:themeColor="text1" w:themeTint="BF"/>
+          <w:sz w:val="15"/>
+          <w:szCs w:val="15"/>
+        </w:rPr>
+        <w:t>{p subdoc.</w:t>
+      </w:r>
+      <w:r>
+        <w:rPr>
+          <w:rFonts w:ascii="思源黑体 CN Normal" w:eastAsia="思源黑体 CN Normal" w:hAnsi="思源黑体 CN Normal"/>
+          <w:color w:val="404040" w:themeColor="text1" w:themeTint="BF"/>
+          <w:sz w:val="15"/>
+          <w:szCs w:val="15"/>
+        </w:rPr>
+        <w:t>fix_7_Product_Genelist_MP_R_noC_</w:t>
+      </w:r>
+      <w:r>
+        <w:rPr>
+          <w:rFonts w:ascii="思源黑体 CN Normal" w:eastAsia="思源黑体 CN Normal" w:hAnsi="思源黑体 CN Normal" w:hint="eastAsia"/>
+          <w:color w:val="404040" w:themeColor="text1" w:themeTint="BF"/>
+          <w:sz w:val="15"/>
+          <w:szCs w:val="15"/>
+        </w:rPr>
+        <w:t>no</w:t>
+      </w:r>
+      <w:r>
+        <w:rPr>
+          <w:rFonts w:ascii="思源黑体 CN Normal" w:eastAsia="思源黑体 CN Normal" w:hAnsi="思源黑体 CN Normal"/>
+          <w:color w:val="404040" w:themeColor="text1" w:themeTint="BF"/>
+          <w:sz w:val="15"/>
+          <w:szCs w:val="15"/>
+        </w:rPr>
+        <w:t>Germline</w:t>
+      </w:r>
+      <w:r>
+        <w:rPr>
+          <w:rFonts w:ascii="思源黑体 CN Normal" w:eastAsia="思源黑体 CN Normal" w:hAnsi="思源黑体 CN Normal"/>
+          <w:color w:val="404040" w:themeColor="text1" w:themeTint="BF"/>
+          <w:sz w:val="15"/>
+          <w:szCs w:val="15"/>
+        </w:rPr>
+        <w:t>_</w:t>
+      </w:r>
+      <w:r>
+        <w:rPr>
+          <w:rFonts w:ascii="思源黑体 CN Normal" w:eastAsia="思源黑体 CN Normal" w:hAnsi="思源黑体 CN Normal" w:hint="eastAsia"/>
+          <w:color w:val="404040" w:themeColor="text1" w:themeTint="BF"/>
+          <w:sz w:val="15"/>
+          <w:szCs w:val="15"/>
+        </w:rPr>
+        <w:t>v2</w:t>
+      </w:r>
+      <w:r>
+        <w:rPr>
+          <w:rFonts w:ascii="思源黑体 CN Normal" w:eastAsia="思源黑体 CN Normal" w:hAnsi="思源黑体 CN Normal"/>
+          <w:color w:val="404040" w:themeColor="text1" w:themeTint="BF"/>
+          <w:sz w:val="15"/>
+          <w:szCs w:val="15"/>
+        </w:rPr>
+        <w:t>}}</w:t>
+      </w:r>
+    </w:p>
+    <w:p>
+      <w:pPr>
+        <w:widowControl/>
+        <w:jc w:val="left"/>
+        <w:rPr>
+          <w:rFonts w:ascii="思源黑体 CN Normal" w:eastAsia="思源黑体 CN Normal" w:hAnsi="思源黑体 CN Normal" w:hint="eastAsia"/>
+          <w:color w:val="404040" w:themeColor="text1" w:themeTint="BF"/>
+          <w:sz w:val="15"/>
+          <w:szCs w:val="15"/>
+        </w:rPr>
+      </w:pPr>
+      <w:r>
+        <w:rPr>
+          <w:rFonts w:ascii="思源黑体 CN Normal" w:eastAsia="思源黑体 CN Normal" w:hAnsi="思源黑体 CN Normal"/>
+          <w:color w:val="404040" w:themeColor="text1" w:themeTint="BF"/>
+          <w:sz w:val="15"/>
+          <w:szCs w:val="15"/>
+          <w:highlight w:val="yellow"/>
+        </w:rPr>
+        <w:t xml:space="preserve">{%p </w:t>
+      </w:r>
+      <w:proofErr w:type="spellStart"/>
+      <w:r>
+        <w:rPr>
+          <w:rFonts w:ascii="思源黑体 CN Normal" w:eastAsia="思源黑体 CN Normal" w:hAnsi="思源黑体 CN Normal"/>
+          <w:color w:val="404040" w:themeColor="text1" w:themeTint="BF"/>
+          <w:sz w:val="15"/>
+          <w:szCs w:val="15"/>
+          <w:highlight w:val="yellow"/>
+        </w:rPr>
+        <w:t>elif</w:t>
+      </w:r>
+      <w:proofErr w:type="spellEnd"/>
+      <w:r>
+        <w:rPr>
+          <w:rFonts w:ascii="思源黑体 CN Normal" w:eastAsia="思源黑体 CN Normal" w:hAnsi="思源黑体 CN Normal"/>
+          <w:color w:val="404040" w:themeColor="text1" w:themeTint="BF"/>
+          <w:sz w:val="15"/>
+          <w:szCs w:val="15"/>
+          <w:highlight w:val="yellow"/>
+        </w:rPr>
+        <w:t xml:space="preserve"> not </w:t>
+      </w:r>
+      <w:proofErr w:type="spellStart"/>
+      <w:r>
+        <w:rPr>
+          <w:rFonts w:ascii="思源黑体 CN Normal" w:eastAsia="思源黑体 CN Normal" w:hAnsi="思源黑体 CN Normal"/>
+          <w:color w:val="404040" w:themeColor="text1" w:themeTint="BF"/>
+          <w:sz w:val="15"/>
+          <w:szCs w:val="15"/>
+          <w:highlight w:val="yellow"/>
+        </w:rPr>
+        <w:t>sample.rna_sample_id</w:t>
+      </w:r>
+      <w:proofErr w:type="spellEnd"/>
+      <w:r>
+        <w:rPr>
+          <w:rFonts w:ascii="思源黑体 CN Normal" w:eastAsia="思源黑体 CN Normal" w:hAnsi="思源黑体 CN Normal"/>
+          <w:color w:val="404040" w:themeColor="text1" w:themeTint="BF"/>
+          <w:sz w:val="15"/>
+          <w:szCs w:val="15"/>
+          <w:highlight w:val="yellow"/>
+        </w:rPr>
+        <w:t xml:space="preserve"> and </w:t>
+      </w:r>
+      <w:proofErr w:type="spellStart"/>
+      <w:proofErr w:type="gramStart"/>
+      <w:r>
+        <w:rPr>
+          <w:rFonts w:ascii="思源黑体 CN Normal" w:eastAsia="思源黑体 CN Normal" w:hAnsi="思源黑体 CN Normal"/>
+          <w:color w:val="404040" w:themeColor="text1" w:themeTint="BF"/>
+          <w:sz w:val="15"/>
+          <w:szCs w:val="15"/>
+          <w:highlight w:val="yellow"/>
+        </w:rPr>
+        <w:t>sample.control</w:t>
+      </w:r>
+      <w:proofErr w:type="gramEnd"/>
+      <w:r>
+        <w:rPr>
+          <w:rFonts w:ascii="思源黑体 CN Normal" w:eastAsia="思源黑体 CN Normal" w:hAnsi="思源黑体 CN Normal"/>
+          <w:color w:val="404040" w:themeColor="text1" w:themeTint="BF"/>
+          <w:sz w:val="15"/>
+          <w:szCs w:val="15"/>
+          <w:highlight w:val="yellow"/>
+        </w:rPr>
+        <w:t>_sample_id</w:t>
+      </w:r>
+      <w:proofErr w:type="spellEnd"/>
+      <w:r>
+        <w:rPr>
+          <w:rFonts w:ascii="思源黑体 CN Normal" w:eastAsia="思源黑体 CN Normal" w:hAnsi="思源黑体 CN Normal"/>
+          <w:color w:val="404040" w:themeColor="text1" w:themeTint="BF"/>
+          <w:sz w:val="15"/>
+          <w:szCs w:val="15"/>
+          <w:highlight w:val="yellow"/>
+        </w:rPr>
+        <w:t xml:space="preserve"> %}</w:t>
       </w:r>
     </w:p>
     <w:p>
@@ -17675,7 +23301,43 @@
         <w:sz w:val="16"/>
         <w:szCs w:val="16"/>
       </w:rPr>
-      <w:t>{%if sample.sample_parent_id %}{{sample.sample_parent_id}}{%else%}-{%endif%}</w:t>
+      <w:t xml:space="preserve">{%if </w:t>
+    </w:r>
+    <w:proofErr w:type="spellStart"/>
+    <w:r>
+      <w:rPr>
+        <w:rFonts w:ascii="思源黑体 CN Normal" w:eastAsia="思源黑体 CN Normal" w:hAnsi="思源黑体 CN Normal"/>
+        <w:sz w:val="16"/>
+        <w:szCs w:val="16"/>
+      </w:rPr>
+      <w:t>sample.sample_parent_id</w:t>
+    </w:r>
+    <w:proofErr w:type="spellEnd"/>
+    <w:r>
+      <w:rPr>
+        <w:rFonts w:ascii="思源黑体 CN Normal" w:eastAsia="思源黑体 CN Normal" w:hAnsi="思源黑体 CN Normal"/>
+        <w:sz w:val="16"/>
+        <w:szCs w:val="16"/>
+      </w:rPr>
+      <w:t xml:space="preserve"> %}{{</w:t>
+    </w:r>
+    <w:proofErr w:type="spellStart"/>
+    <w:r>
+      <w:rPr>
+        <w:rFonts w:ascii="思源黑体 CN Normal" w:eastAsia="思源黑体 CN Normal" w:hAnsi="思源黑体 CN Normal"/>
+        <w:sz w:val="16"/>
+        <w:szCs w:val="16"/>
+      </w:rPr>
+      <w:t>sample.sample_parent_id</w:t>
+    </w:r>
+    <w:proofErr w:type="spellEnd"/>
+    <w:r>
+      <w:rPr>
+        <w:rFonts w:ascii="思源黑体 CN Normal" w:eastAsia="思源黑体 CN Normal" w:hAnsi="思源黑体 CN Normal"/>
+        <w:sz w:val="16"/>
+        <w:szCs w:val="16"/>
+      </w:rPr>
+      <w:t>}}{%else%}-{%endif%}</w:t>
     </w:r>
     <w:r>
       <w:rPr>
@@ -17699,7 +23361,43 @@
         <w:sz w:val="16"/>
         <w:szCs w:val="16"/>
       </w:rPr>
-      <w:t>{%if sample.patient_name %}{{sample.patient_name}}{%else%}-{%endif%}</w:t>
+      <w:t xml:space="preserve">{%if </w:t>
+    </w:r>
+    <w:proofErr w:type="spellStart"/>
+    <w:r>
+      <w:rPr>
+        <w:rFonts w:ascii="思源黑体 CN Normal" w:eastAsia="思源黑体 CN Normal" w:hAnsi="思源黑体 CN Normal"/>
+        <w:sz w:val="16"/>
+        <w:szCs w:val="16"/>
+      </w:rPr>
+      <w:t>sample.patient_name</w:t>
+    </w:r>
+    <w:proofErr w:type="spellEnd"/>
+    <w:r>
+      <w:rPr>
+        <w:rFonts w:ascii="思源黑体 CN Normal" w:eastAsia="思源黑体 CN Normal" w:hAnsi="思源黑体 CN Normal"/>
+        <w:sz w:val="16"/>
+        <w:szCs w:val="16"/>
+      </w:rPr>
+      <w:t xml:space="preserve"> %}{{</w:t>
+    </w:r>
+    <w:proofErr w:type="spellStart"/>
+    <w:r>
+      <w:rPr>
+        <w:rFonts w:ascii="思源黑体 CN Normal" w:eastAsia="思源黑体 CN Normal" w:hAnsi="思源黑体 CN Normal"/>
+        <w:sz w:val="16"/>
+        <w:szCs w:val="16"/>
+      </w:rPr>
+      <w:t>sample.patient_name</w:t>
+    </w:r>
+    <w:proofErr w:type="spellEnd"/>
+    <w:r>
+      <w:rPr>
+        <w:rFonts w:ascii="思源黑体 CN Normal" w:eastAsia="思源黑体 CN Normal" w:hAnsi="思源黑体 CN Normal"/>
+        <w:sz w:val="16"/>
+        <w:szCs w:val="16"/>
+      </w:rPr>
+      <w:t>}}{%else%}-{%endif%}</w:t>
     </w:r>
     <w:r>
       <w:rPr>
@@ -17715,7 +23413,35 @@
         <w:sz w:val="16"/>
         <w:szCs w:val="16"/>
       </w:rPr>
-      <w:t>{{sample.report_date}}</w:t>
+      <w:t>{{</w:t>
+    </w:r>
+    <w:proofErr w:type="spellStart"/>
+    <w:proofErr w:type="gramStart"/>
+    <w:r>
+      <w:rPr>
+        <w:rFonts w:ascii="思源黑体 CN Normal" w:eastAsia="思源黑体 CN Normal" w:hAnsi="思源黑体 CN Normal"/>
+        <w:sz w:val="16"/>
+        <w:szCs w:val="16"/>
+      </w:rPr>
+      <w:t>sample.report</w:t>
+    </w:r>
+    <w:proofErr w:type="gramEnd"/>
+    <w:r>
+      <w:rPr>
+        <w:rFonts w:ascii="思源黑体 CN Normal" w:eastAsia="思源黑体 CN Normal" w:hAnsi="思源黑体 CN Normal"/>
+        <w:sz w:val="16"/>
+        <w:szCs w:val="16"/>
+      </w:rPr>
+      <w:t>_date</w:t>
+    </w:r>
+    <w:proofErr w:type="spellEnd"/>
+    <w:r>
+      <w:rPr>
+        <w:rFonts w:ascii="思源黑体 CN Normal" w:eastAsia="思源黑体 CN Normal" w:hAnsi="思源黑体 CN Normal"/>
+        <w:sz w:val="16"/>
+        <w:szCs w:val="16"/>
+      </w:rPr>
+      <w:t>}}</w:t>
     </w:r>
     <w:r>
       <w:rPr>
